--- a/4to Año/Comunicaciones II/TP3.docx
+++ b/4to Año/Comunicaciones II/TP3.docx
@@ -2,6 +2,667 @@
 <file path=word/document.xml><?xml version="1.0" encoding="utf-8"?>
 <w:document xmlns:wpc="http://schemas.microsoft.com/office/word/2010/wordprocessingCanvas" xmlns:cx="http://schemas.microsoft.com/office/drawing/2014/chartex" xmlns:cx1="http://schemas.microsoft.com/office/drawing/2015/9/8/chartex" xmlns:cx2="http://schemas.microsoft.com/office/drawing/2015/10/21/chartex" xmlns:cx3="http://schemas.microsoft.com/office/drawing/2016/5/9/chartex" xmlns:cx4="http://schemas.microsoft.com/office/drawing/2016/5/10/chartex" xmlns:cx5="http://schemas.microsoft.com/office/drawing/2016/5/11/chartex" xmlns:cx6="http://schemas.microsoft.com/office/drawing/2016/5/12/chartex" xmlns:cx7="http://schemas.microsoft.com/office/drawing/2016/5/13/chartex" xmlns:cx8="http://schemas.microsoft.com/office/drawing/2016/5/14/chartex" xmlns:mc="http://schemas.openxmlformats.org/markup-compatibility/2006" xmlns:aink="http://schemas.microsoft.com/office/drawing/2016/ink" xmlns:am3d="http://schemas.microsoft.com/office/drawing/2017/model3d" xmlns:o="urn:schemas-microsoft-com:office:office" xmlns:r="http://schemas.openxmlformats.org/officeDocument/2006/relationships" xmlns:m="http://schemas.openxmlformats.org/officeDocument/2006/math" xmlns:v="urn:schemas-microsoft-com:vml" xmlns:wp14="http://schemas.microsoft.com/office/word/2010/wordprocessingDrawing" xmlns:wp="http://schemas.openxmlformats.org/drawingml/2006/wordprocessingDrawing" xmlns:w10="urn:schemas-microsoft-com:office:word" xmlns:w="http://schemas.openxmlformats.org/wordprocessingml/2006/main" xmlns:w14="http://schemas.microsoft.com/office/word/2010/wordml" xmlns:w15="http://schemas.microsoft.com/office/word/2012/wordml" xmlns:w16cex="http://schemas.microsoft.com/office/word/2018/wordml/cex" xmlns:w16cid="http://schemas.microsoft.com/office/word/2016/wordml/cid" xmlns:w16="http://schemas.microsoft.com/office/word/2018/wordml" xmlns:w16sdtdh="http://schemas.microsoft.com/office/word/2020/wordml/sdtdatahash" xmlns:w16se="http://schemas.microsoft.com/office/word/2015/wordml/symex" xmlns:wpg="http://schemas.microsoft.com/office/word/2010/wordprocessingGroup" xmlns:wpi="http://schemas.microsoft.com/office/word/2010/wordprocessingInk" xmlns:wne="http://schemas.microsoft.com/office/word/2006/wordml" xmlns:wps="http://schemas.microsoft.com/office/word/2010/wordprocessingShape" mc:Ignorable="w14 w15 w16se w16cid w16 w16cex w16sdtdh wp14">
   <w:body>
+    <w:p>
+      <w:pPr>
+        <w:pStyle w:val="Sinespaciado"/>
+      </w:pPr>
+    </w:p>
+    <w:p>
+      <w:pPr>
+        <w:pStyle w:val="Subttulo"/>
+        <w:rPr>
+          <w:lang w:val="es-ES"/>
+        </w:rPr>
+      </w:pPr>
+      <w:r>
+        <w:rPr>
+          <w:lang w:val="es-ES"/>
+        </w:rPr>
+        <w:t xml:space="preserve">Concepto de </w:t>
+      </w:r>
+      <w:proofErr w:type="spellStart"/>
+      <w:r>
+        <w:rPr>
+          <w:lang w:val="es-ES"/>
+        </w:rPr>
+        <w:t>Multiplexión</w:t>
+      </w:r>
+      <w:proofErr w:type="spellEnd"/>
+    </w:p>
+    <w:p>
+      <w:r>
+        <w:t>La multiplexación permite que varios pares de dispositivos (A↔B) que se encuentran en diferentes ubicaciones geográficas se comuniquen utilizando un único enlace físico.</w:t>
+      </w:r>
+    </w:p>
+    <w:p>
+      <w:pPr>
+        <w:pStyle w:val="Sinespaciado"/>
+      </w:pPr>
+    </w:p>
+    <w:p>
+      <w:pPr>
+        <w:pStyle w:val="Sinespaciado"/>
+      </w:pPr>
+      <w:r>
+        <w:rPr>
+          <w:noProof/>
+        </w:rPr>
+        <w:drawing>
+          <wp:inline distT="0" distB="0" distL="0" distR="0" wp14:anchorId="62877E69" wp14:editId="0888BB10">
+            <wp:extent cx="6040120" cy="2138841"/>
+            <wp:effectExtent l="0" t="0" r="0" b="0"/>
+            <wp:docPr id="11" name="Imagen 11"/>
+            <wp:cNvGraphicFramePr>
+              <a:graphicFrameLocks xmlns:a="http://schemas.openxmlformats.org/drawingml/2006/main" noChangeAspect="1"/>
+            </wp:cNvGraphicFramePr>
+            <a:graphic xmlns:a="http://schemas.openxmlformats.org/drawingml/2006/main">
+              <a:graphicData uri="http://schemas.openxmlformats.org/drawingml/2006/picture">
+                <pic:pic xmlns:pic="http://schemas.openxmlformats.org/drawingml/2006/picture">
+                  <pic:nvPicPr>
+                    <pic:cNvPr id="1" name=""/>
+                    <pic:cNvPicPr/>
+                  </pic:nvPicPr>
+                  <pic:blipFill>
+                    <a:blip r:embed="rId8"/>
+                    <a:stretch>
+                      <a:fillRect/>
+                    </a:stretch>
+                  </pic:blipFill>
+                  <pic:spPr>
+                    <a:xfrm>
+                      <a:off x="0" y="0"/>
+                      <a:ext cx="6040120" cy="2138841"/>
+                    </a:xfrm>
+                    <a:prstGeom prst="rect">
+                      <a:avLst/>
+                    </a:prstGeom>
+                  </pic:spPr>
+                </pic:pic>
+              </a:graphicData>
+            </a:graphic>
+          </wp:inline>
+        </w:drawing>
+      </w:r>
+    </w:p>
+    <w:p>
+      <w:r>
+        <w:t xml:space="preserve">Cada conexión utiliza solo </w:t>
+      </w:r>
+      <w:r>
+        <w:rPr>
+          <w:b/>
+          <w:bCs/>
+        </w:rPr>
+        <w:t>una fracción de la capacidad total</w:t>
+      </w:r>
+      <w:r>
+        <w:t xml:space="preserve"> del enlace.</w:t>
+      </w:r>
+      <w:r>
+        <w:br/>
+        <w:t>Esto se logra mediante dispositivos llamados:</w:t>
+      </w:r>
+    </w:p>
+    <w:p>
+      <w:pPr>
+        <w:pStyle w:val="Prrafodelista"/>
+        <w:widowControl/>
+        <w:numPr>
+          <w:ilvl w:val="0"/>
+          <w:numId w:val="10"/>
+        </w:numPr>
+        <w:autoSpaceDE/>
+        <w:autoSpaceDN/>
+        <w:spacing w:after="160" w:line="278" w:lineRule="auto"/>
+        <w:contextualSpacing/>
+      </w:pPr>
+      <w:r>
+        <w:rPr>
+          <w:b/>
+          <w:bCs/>
+        </w:rPr>
+        <w:t>MUX (Multiplexor):</w:t>
+      </w:r>
+      <w:r>
+        <w:t xml:space="preserve"> combina las señales de entrada en un solo flujo.</w:t>
+      </w:r>
+    </w:p>
+    <w:p>
+      <w:pPr>
+        <w:pStyle w:val="Prrafodelista"/>
+        <w:widowControl/>
+        <w:numPr>
+          <w:ilvl w:val="0"/>
+          <w:numId w:val="10"/>
+        </w:numPr>
+        <w:autoSpaceDE/>
+        <w:autoSpaceDN/>
+        <w:spacing w:after="160" w:line="278" w:lineRule="auto"/>
+        <w:contextualSpacing/>
+      </w:pPr>
+      <w:r>
+        <w:rPr>
+          <w:b/>
+          <w:bCs/>
+        </w:rPr>
+        <w:t>DEMUX (Demultiplexor):</w:t>
+      </w:r>
+      <w:r>
+        <w:t xml:space="preserve"> separa el flujo en señales originales al llegar al destino.</w:t>
+      </w:r>
+    </w:p>
+    <w:p>
+      <w:pPr>
+        <w:pStyle w:val="Sinespaciado"/>
+        <w:jc w:val="center"/>
+      </w:pPr>
+      <w:r>
+        <w:rPr>
+          <w:noProof/>
+        </w:rPr>
+        <w:drawing>
+          <wp:inline distT="0" distB="0" distL="0" distR="0" wp14:anchorId="3C6F2D3E" wp14:editId="102774F9">
+            <wp:extent cx="4657501" cy="2638425"/>
+            <wp:effectExtent l="0" t="0" r="0" b="0"/>
+            <wp:docPr id="6" name="Imagen 6"/>
+            <wp:cNvGraphicFramePr>
+              <a:graphicFrameLocks xmlns:a="http://schemas.openxmlformats.org/drawingml/2006/main" noChangeAspect="1"/>
+            </wp:cNvGraphicFramePr>
+            <a:graphic xmlns:a="http://schemas.openxmlformats.org/drawingml/2006/main">
+              <a:graphicData uri="http://schemas.openxmlformats.org/drawingml/2006/picture">
+                <pic:pic xmlns:pic="http://schemas.openxmlformats.org/drawingml/2006/picture">
+                  <pic:nvPicPr>
+                    <pic:cNvPr id="1" name=""/>
+                    <pic:cNvPicPr/>
+                  </pic:nvPicPr>
+                  <pic:blipFill>
+                    <a:blip r:embed="rId9"/>
+                    <a:stretch>
+                      <a:fillRect/>
+                    </a:stretch>
+                  </pic:blipFill>
+                  <pic:spPr>
+                    <a:xfrm>
+                      <a:off x="0" y="0"/>
+                      <a:ext cx="4661516" cy="2640700"/>
+                    </a:xfrm>
+                    <a:prstGeom prst="rect">
+                      <a:avLst/>
+                    </a:prstGeom>
+                  </pic:spPr>
+                </pic:pic>
+              </a:graphicData>
+            </a:graphic>
+          </wp:inline>
+        </w:drawing>
+      </w:r>
+    </w:p>
+    <w:p>
+      <w:pPr>
+        <w:pStyle w:val="Sinespaciado"/>
+      </w:pPr>
+    </w:p>
+    <w:p>
+      <w:pPr>
+        <w:pStyle w:val="Subttulo"/>
+        <w:rPr>
+          <w:lang w:val="es-ES"/>
+        </w:rPr>
+      </w:pPr>
+    </w:p>
+    <w:p>
+      <w:pPr>
+        <w:pStyle w:val="Subttulo"/>
+        <w:rPr>
+          <w:lang w:val="es-ES"/>
+        </w:rPr>
+      </w:pPr>
+    </w:p>
+    <w:p>
+      <w:pPr>
+        <w:pStyle w:val="Subttulo"/>
+        <w:rPr>
+          <w:lang w:val="es-ES"/>
+        </w:rPr>
+      </w:pPr>
+    </w:p>
+    <w:p>
+      <w:pPr>
+        <w:pStyle w:val="Subttulo"/>
+        <w:rPr>
+          <w:lang w:val="es-ES"/>
+        </w:rPr>
+      </w:pPr>
+    </w:p>
+    <w:p>
+      <w:pPr>
+        <w:pStyle w:val="Subttulo"/>
+        <w:rPr>
+          <w:lang w:val="es-ES"/>
+        </w:rPr>
+      </w:pPr>
+    </w:p>
+    <w:p>
+      <w:pPr>
+        <w:pStyle w:val="Subttulo"/>
+        <w:rPr>
+          <w:lang w:val="es-ES"/>
+        </w:rPr>
+      </w:pPr>
+    </w:p>
+    <w:p>
+      <w:pPr>
+        <w:pStyle w:val="Subttulo"/>
+        <w:rPr>
+          <w:lang w:val="es-ES"/>
+        </w:rPr>
+      </w:pPr>
+      <w:r>
+        <w:rPr>
+          <w:lang w:val="es-ES"/>
+        </w:rPr>
+        <w:t>Tipos de Multiplexación</w:t>
+      </w:r>
+    </w:p>
+    <w:tbl>
+      <w:tblPr>
+        <w:tblStyle w:val="Tablanormal5"/>
+        <w:tblW w:w="0" w:type="auto"/>
+        <w:tblLook w:val="04A0" w:firstRow="1" w:lastRow="0" w:firstColumn="1" w:lastColumn="0" w:noHBand="0" w:noVBand="1"/>
+      </w:tblPr>
+      <w:tblGrid>
+        <w:gridCol w:w="3268"/>
+        <w:gridCol w:w="2228"/>
+        <w:gridCol w:w="1296"/>
+        <w:gridCol w:w="2720"/>
+      </w:tblGrid>
+      <w:tr>
+        <w:trPr>
+          <w:cnfStyle w:val="100000000000" w:firstRow="1" w:lastRow="0" w:firstColumn="0" w:lastColumn="0" w:oddVBand="0" w:evenVBand="0" w:oddHBand="0" w:evenHBand="0" w:firstRowFirstColumn="0" w:firstRowLastColumn="0" w:lastRowFirstColumn="0" w:lastRowLastColumn="0"/>
+        </w:trPr>
+        <w:tc>
+          <w:tcPr>
+            <w:cnfStyle w:val="001000000100" w:firstRow="0" w:lastRow="0" w:firstColumn="1" w:lastColumn="0" w:oddVBand="0" w:evenVBand="0" w:oddHBand="0" w:evenHBand="0" w:firstRowFirstColumn="1" w:firstRowLastColumn="0" w:lastRowFirstColumn="0" w:lastRowLastColumn="0"/>
+            <w:tcW w:w="0" w:type="auto"/>
+            <w:hideMark/>
+          </w:tcPr>
+          <w:p>
+            <w:pPr>
+              <w:spacing w:after="160" w:line="278" w:lineRule="auto"/>
+              <w:jc w:val="left"/>
+              <w:rPr>
+                <w:b/>
+                <w:bCs/>
+              </w:rPr>
+            </w:pPr>
+            <w:r>
+              <w:rPr>
+                <w:b/>
+                <w:bCs/>
+              </w:rPr>
+              <w:t>Tipo</w:t>
+            </w:r>
+          </w:p>
+        </w:tc>
+        <w:tc>
+          <w:tcPr>
+            <w:tcW w:w="0" w:type="auto"/>
+            <w:hideMark/>
+          </w:tcPr>
+          <w:p>
+            <w:pPr>
+              <w:spacing w:after="160" w:line="278" w:lineRule="auto"/>
+              <w:cnfStyle w:val="100000000000" w:firstRow="1" w:lastRow="0" w:firstColumn="0" w:lastColumn="0" w:oddVBand="0" w:evenVBand="0" w:oddHBand="0" w:evenHBand="0" w:firstRowFirstColumn="0" w:firstRowLastColumn="0" w:lastRowFirstColumn="0" w:lastRowLastColumn="0"/>
+              <w:rPr>
+                <w:b/>
+                <w:bCs/>
+              </w:rPr>
+            </w:pPr>
+            <w:r>
+              <w:rPr>
+                <w:b/>
+                <w:bCs/>
+              </w:rPr>
+              <w:t>Técnica</w:t>
+            </w:r>
+          </w:p>
+        </w:tc>
+        <w:tc>
+          <w:tcPr>
+            <w:tcW w:w="0" w:type="auto"/>
+            <w:hideMark/>
+          </w:tcPr>
+          <w:p>
+            <w:pPr>
+              <w:spacing w:after="160" w:line="278" w:lineRule="auto"/>
+              <w:cnfStyle w:val="100000000000" w:firstRow="1" w:lastRow="0" w:firstColumn="0" w:lastColumn="0" w:oddVBand="0" w:evenVBand="0" w:oddHBand="0" w:evenHBand="0" w:firstRowFirstColumn="0" w:firstRowLastColumn="0" w:lastRowFirstColumn="0" w:lastRowLastColumn="0"/>
+              <w:rPr>
+                <w:b/>
+                <w:bCs/>
+              </w:rPr>
+            </w:pPr>
+            <w:r>
+              <w:rPr>
+                <w:b/>
+                <w:bCs/>
+              </w:rPr>
+              <w:t>Señales</w:t>
+            </w:r>
+          </w:p>
+        </w:tc>
+        <w:tc>
+          <w:tcPr>
+            <w:tcW w:w="0" w:type="auto"/>
+            <w:hideMark/>
+          </w:tcPr>
+          <w:p>
+            <w:pPr>
+              <w:spacing w:after="160" w:line="278" w:lineRule="auto"/>
+              <w:cnfStyle w:val="100000000000" w:firstRow="1" w:lastRow="0" w:firstColumn="0" w:lastColumn="0" w:oddVBand="0" w:evenVBand="0" w:oddHBand="0" w:evenHBand="0" w:firstRowFirstColumn="0" w:firstRowLastColumn="0" w:lastRowFirstColumn="0" w:lastRowLastColumn="0"/>
+              <w:rPr>
+                <w:b/>
+                <w:bCs/>
+              </w:rPr>
+            </w:pPr>
+            <w:r>
+              <w:rPr>
+                <w:b/>
+                <w:bCs/>
+              </w:rPr>
+              <w:t>Ejemplo de uso</w:t>
+            </w:r>
+          </w:p>
+        </w:tc>
+      </w:tr>
+      <w:tr>
+        <w:trPr>
+          <w:cnfStyle w:val="000000100000" w:firstRow="0" w:lastRow="0" w:firstColumn="0" w:lastColumn="0" w:oddVBand="0" w:evenVBand="0" w:oddHBand="1" w:evenHBand="0" w:firstRowFirstColumn="0" w:firstRowLastColumn="0" w:lastRowFirstColumn="0" w:lastRowLastColumn="0"/>
+        </w:trPr>
+        <w:tc>
+          <w:tcPr>
+            <w:cnfStyle w:val="001000000000" w:firstRow="0" w:lastRow="0" w:firstColumn="1" w:lastColumn="0" w:oddVBand="0" w:evenVBand="0" w:oddHBand="0" w:evenHBand="0" w:firstRowFirstColumn="0" w:firstRowLastColumn="0" w:lastRowFirstColumn="0" w:lastRowLastColumn="0"/>
+            <w:tcW w:w="0" w:type="auto"/>
+            <w:hideMark/>
+          </w:tcPr>
+          <w:p>
+            <w:pPr>
+              <w:spacing w:after="160" w:line="278" w:lineRule="auto"/>
+            </w:pPr>
+            <w:r>
+              <w:rPr>
+                <w:b/>
+                <w:bCs/>
+              </w:rPr>
+              <w:t>FDM</w:t>
+            </w:r>
+            <w:r>
+              <w:t xml:space="preserve"> (</w:t>
+            </w:r>
+            <w:proofErr w:type="spellStart"/>
+            <w:r>
+              <w:t>Frequency</w:t>
+            </w:r>
+            <w:proofErr w:type="spellEnd"/>
+            <w:r>
+              <w:t xml:space="preserve"> </w:t>
+            </w:r>
+            <w:proofErr w:type="spellStart"/>
+            <w:r>
+              <w:t>Division</w:t>
+            </w:r>
+            <w:proofErr w:type="spellEnd"/>
+            <w:r>
+              <w:t xml:space="preserve"> </w:t>
+            </w:r>
+            <w:proofErr w:type="spellStart"/>
+            <w:r>
+              <w:t>Multiplexing</w:t>
+            </w:r>
+            <w:proofErr w:type="spellEnd"/>
+            <w:r>
+              <w:t>)</w:t>
+            </w:r>
+          </w:p>
+        </w:tc>
+        <w:tc>
+          <w:tcPr>
+            <w:tcW w:w="0" w:type="auto"/>
+            <w:hideMark/>
+          </w:tcPr>
+          <w:p>
+            <w:pPr>
+              <w:spacing w:after="160" w:line="278" w:lineRule="auto"/>
+              <w:cnfStyle w:val="000000100000" w:firstRow="0" w:lastRow="0" w:firstColumn="0" w:lastColumn="0" w:oddVBand="0" w:evenVBand="0" w:oddHBand="1" w:evenHBand="0" w:firstRowFirstColumn="0" w:firstRowLastColumn="0" w:lastRowFirstColumn="0" w:lastRowLastColumn="0"/>
+            </w:pPr>
+            <w:r>
+              <w:t>División en frecuencias</w:t>
+            </w:r>
+          </w:p>
+        </w:tc>
+        <w:tc>
+          <w:tcPr>
+            <w:tcW w:w="0" w:type="auto"/>
+            <w:hideMark/>
+          </w:tcPr>
+          <w:p>
+            <w:pPr>
+              <w:spacing w:after="160" w:line="278" w:lineRule="auto"/>
+              <w:cnfStyle w:val="000000100000" w:firstRow="0" w:lastRow="0" w:firstColumn="0" w:lastColumn="0" w:oddVBand="0" w:evenVBand="0" w:oddHBand="1" w:evenHBand="0" w:firstRowFirstColumn="0" w:firstRowLastColumn="0" w:lastRowFirstColumn="0" w:lastRowLastColumn="0"/>
+            </w:pPr>
+            <w:r>
+              <w:t>Analógicas</w:t>
+            </w:r>
+          </w:p>
+        </w:tc>
+        <w:tc>
+          <w:tcPr>
+            <w:tcW w:w="0" w:type="auto"/>
+            <w:hideMark/>
+          </w:tcPr>
+          <w:p>
+            <w:pPr>
+              <w:spacing w:after="160" w:line="278" w:lineRule="auto"/>
+              <w:cnfStyle w:val="000000100000" w:firstRow="0" w:lastRow="0" w:firstColumn="0" w:lastColumn="0" w:oddVBand="0" w:evenVBand="0" w:oddHBand="1" w:evenHBand="0" w:firstRowFirstColumn="0" w:firstRowLastColumn="0" w:lastRowFirstColumn="0" w:lastRowLastColumn="0"/>
+              <w:rPr>
+                <w:lang w:val="en-US"/>
+              </w:rPr>
+            </w:pPr>
+            <w:r>
+              <w:rPr>
+                <w:lang w:val="en-US"/>
+              </w:rPr>
+              <w:t>Radio, TV por cable, ADSL</w:t>
+            </w:r>
+          </w:p>
+        </w:tc>
+      </w:tr>
+      <w:tr>
+        <w:tc>
+          <w:tcPr>
+            <w:cnfStyle w:val="001000000000" w:firstRow="0" w:lastRow="0" w:firstColumn="1" w:lastColumn="0" w:oddVBand="0" w:evenVBand="0" w:oddHBand="0" w:evenHBand="0" w:firstRowFirstColumn="0" w:firstRowLastColumn="0" w:lastRowFirstColumn="0" w:lastRowLastColumn="0"/>
+            <w:tcW w:w="0" w:type="auto"/>
+            <w:hideMark/>
+          </w:tcPr>
+          <w:p>
+            <w:pPr>
+              <w:spacing w:after="160" w:line="278" w:lineRule="auto"/>
+            </w:pPr>
+            <w:r>
+              <w:rPr>
+                <w:b/>
+                <w:bCs/>
+              </w:rPr>
+              <w:t>TDM</w:t>
+            </w:r>
+            <w:r>
+              <w:t xml:space="preserve"> (Time </w:t>
+            </w:r>
+            <w:proofErr w:type="spellStart"/>
+            <w:r>
+              <w:t>Division</w:t>
+            </w:r>
+            <w:proofErr w:type="spellEnd"/>
+            <w:r>
+              <w:t xml:space="preserve"> </w:t>
+            </w:r>
+            <w:proofErr w:type="spellStart"/>
+            <w:r>
+              <w:t>Multiplexing</w:t>
+            </w:r>
+            <w:proofErr w:type="spellEnd"/>
+            <w:r>
+              <w:t>)</w:t>
+            </w:r>
+          </w:p>
+        </w:tc>
+        <w:tc>
+          <w:tcPr>
+            <w:tcW w:w="0" w:type="auto"/>
+            <w:hideMark/>
+          </w:tcPr>
+          <w:p>
+            <w:pPr>
+              <w:spacing w:after="160" w:line="278" w:lineRule="auto"/>
+              <w:cnfStyle w:val="000000000000" w:firstRow="0" w:lastRow="0" w:firstColumn="0" w:lastColumn="0" w:oddVBand="0" w:evenVBand="0" w:oddHBand="0" w:evenHBand="0" w:firstRowFirstColumn="0" w:firstRowLastColumn="0" w:lastRowFirstColumn="0" w:lastRowLastColumn="0"/>
+            </w:pPr>
+            <w:r>
+              <w:t>División en tiempo</w:t>
+            </w:r>
+          </w:p>
+        </w:tc>
+        <w:tc>
+          <w:tcPr>
+            <w:tcW w:w="0" w:type="auto"/>
+            <w:hideMark/>
+          </w:tcPr>
+          <w:p>
+            <w:pPr>
+              <w:spacing w:after="160" w:line="278" w:lineRule="auto"/>
+              <w:cnfStyle w:val="000000000000" w:firstRow="0" w:lastRow="0" w:firstColumn="0" w:lastColumn="0" w:oddVBand="0" w:evenVBand="0" w:oddHBand="0" w:evenHBand="0" w:firstRowFirstColumn="0" w:firstRowLastColumn="0" w:lastRowFirstColumn="0" w:lastRowLastColumn="0"/>
+            </w:pPr>
+            <w:r>
+              <w:t>Digitales</w:t>
+            </w:r>
+          </w:p>
+        </w:tc>
+        <w:tc>
+          <w:tcPr>
+            <w:tcW w:w="0" w:type="auto"/>
+            <w:hideMark/>
+          </w:tcPr>
+          <w:p>
+            <w:pPr>
+              <w:spacing w:after="160" w:line="278" w:lineRule="auto"/>
+              <w:cnfStyle w:val="000000000000" w:firstRow="0" w:lastRow="0" w:firstColumn="0" w:lastColumn="0" w:oddVBand="0" w:evenVBand="0" w:oddHBand="0" w:evenHBand="0" w:firstRowFirstColumn="0" w:firstRowLastColumn="0" w:lastRowFirstColumn="0" w:lastRowLastColumn="0"/>
+            </w:pPr>
+            <w:r>
+              <w:t>Telefonía digital, transmisión de datos</w:t>
+            </w:r>
+          </w:p>
+        </w:tc>
+      </w:tr>
+      <w:tr>
+        <w:trPr>
+          <w:cnfStyle w:val="000000100000" w:firstRow="0" w:lastRow="0" w:firstColumn="0" w:lastColumn="0" w:oddVBand="0" w:evenVBand="0" w:oddHBand="1" w:evenHBand="0" w:firstRowFirstColumn="0" w:firstRowLastColumn="0" w:lastRowFirstColumn="0" w:lastRowLastColumn="0"/>
+        </w:trPr>
+        <w:tc>
+          <w:tcPr>
+            <w:cnfStyle w:val="001000000000" w:firstRow="0" w:lastRow="0" w:firstColumn="1" w:lastColumn="0" w:oddVBand="0" w:evenVBand="0" w:oddHBand="0" w:evenHBand="0" w:firstRowFirstColumn="0" w:firstRowLastColumn="0" w:lastRowFirstColumn="0" w:lastRowLastColumn="0"/>
+            <w:tcW w:w="0" w:type="auto"/>
+            <w:hideMark/>
+          </w:tcPr>
+          <w:p>
+            <w:pPr>
+              <w:spacing w:after="160" w:line="278" w:lineRule="auto"/>
+            </w:pPr>
+            <w:r>
+              <w:rPr>
+                <w:b/>
+                <w:bCs/>
+              </w:rPr>
+              <w:t>WDM</w:t>
+            </w:r>
+            <w:r>
+              <w:t xml:space="preserve"> (</w:t>
+            </w:r>
+            <w:proofErr w:type="spellStart"/>
+            <w:r>
+              <w:t>Wavelength</w:t>
+            </w:r>
+            <w:proofErr w:type="spellEnd"/>
+            <w:r>
+              <w:t xml:space="preserve"> </w:t>
+            </w:r>
+            <w:proofErr w:type="spellStart"/>
+            <w:r>
+              <w:t>Division</w:t>
+            </w:r>
+            <w:proofErr w:type="spellEnd"/>
+            <w:r>
+              <w:t xml:space="preserve"> </w:t>
+            </w:r>
+            <w:proofErr w:type="spellStart"/>
+            <w:r>
+              <w:t>Multiplexing</w:t>
+            </w:r>
+            <w:proofErr w:type="spellEnd"/>
+            <w:r>
+              <w:t>)</w:t>
+            </w:r>
+          </w:p>
+        </w:tc>
+        <w:tc>
+          <w:tcPr>
+            <w:tcW w:w="0" w:type="auto"/>
+            <w:hideMark/>
+          </w:tcPr>
+          <w:p>
+            <w:pPr>
+              <w:spacing w:after="160" w:line="278" w:lineRule="auto"/>
+              <w:cnfStyle w:val="000000100000" w:firstRow="0" w:lastRow="0" w:firstColumn="0" w:lastColumn="0" w:oddVBand="0" w:evenVBand="0" w:oddHBand="1" w:evenHBand="0" w:firstRowFirstColumn="0" w:firstRowLastColumn="0" w:lastRowFirstColumn="0" w:lastRowLastColumn="0"/>
+            </w:pPr>
+            <w:r>
+              <w:t>División en longitud de onda</w:t>
+            </w:r>
+          </w:p>
+        </w:tc>
+        <w:tc>
+          <w:tcPr>
+            <w:tcW w:w="0" w:type="auto"/>
+            <w:hideMark/>
+          </w:tcPr>
+          <w:p>
+            <w:pPr>
+              <w:spacing w:after="160" w:line="278" w:lineRule="auto"/>
+              <w:cnfStyle w:val="000000100000" w:firstRow="0" w:lastRow="0" w:firstColumn="0" w:lastColumn="0" w:oddVBand="0" w:evenVBand="0" w:oddHBand="1" w:evenHBand="0" w:firstRowFirstColumn="0" w:firstRowLastColumn="0" w:lastRowFirstColumn="0" w:lastRowLastColumn="0"/>
+            </w:pPr>
+            <w:r>
+              <w:t>Ópticas</w:t>
+            </w:r>
+          </w:p>
+        </w:tc>
+        <w:tc>
+          <w:tcPr>
+            <w:tcW w:w="0" w:type="auto"/>
+            <w:hideMark/>
+          </w:tcPr>
+          <w:p>
+            <w:pPr>
+              <w:spacing w:after="160" w:line="278" w:lineRule="auto"/>
+              <w:cnfStyle w:val="000000100000" w:firstRow="0" w:lastRow="0" w:firstColumn="0" w:lastColumn="0" w:oddVBand="0" w:evenVBand="0" w:oddHBand="1" w:evenHBand="0" w:firstRowFirstColumn="0" w:firstRowLastColumn="0" w:lastRowFirstColumn="0" w:lastRowLastColumn="0"/>
+            </w:pPr>
+            <w:r>
+              <w:t>Redes de fibra óptica</w:t>
+            </w:r>
+          </w:p>
+        </w:tc>
+      </w:tr>
+    </w:tbl>
+    <w:p>
+      <w:pPr>
+        <w:pStyle w:val="Sinespaciado"/>
+      </w:pPr>
+    </w:p>
     <w:p>
       <w:pPr>
         <w:pStyle w:val="Sinespaciado"/>
@@ -183,46 +844,305 @@
     <w:p>
       <w:pPr>
         <w:pStyle w:val="Prrafodelista"/>
-        <w:numPr>
-          <w:ilvl w:val="1"/>
-          <w:numId w:val="2"/>
-        </w:numPr>
         <w:tabs>
           <w:tab w:val="left" w:pos="994"/>
         </w:tabs>
-        <w:spacing w:before="17"/>
-        <w:ind w:left="994" w:hanging="404"/>
-      </w:pPr>
-      <w:r>
-        <w:rPr>
-          <w:spacing w:val="-5"/>
-        </w:rPr>
-        <w:t>FDM</w:t>
-      </w:r>
-    </w:p>
-    <w:p>
-      <w:pPr>
-        <w:pStyle w:val="Prrafodelista"/>
-        <w:tabs>
-          <w:tab w:val="left" w:pos="994"/>
-        </w:tabs>
-        <w:spacing w:before="17"/>
+        <w:spacing w:before="9"/>
         <w:ind w:firstLine="0"/>
         <w:jc w:val="both"/>
       </w:pPr>
-      <w:r>
-        <w:t>L</w:t>
-      </w:r>
-      <w:r>
-        <w:t xml:space="preserve">a </w:t>
-      </w:r>
-      <w:proofErr w:type="spellStart"/>
-      <w:r>
-        <w:t>multiplexión</w:t>
-      </w:r>
-      <w:proofErr w:type="spellEnd"/>
-      <w:r>
-        <w:t xml:space="preserve"> por división en frecuencia (FDM) consiste en asignar distintas bandas de frecuencia a cada señal dentro de un mismo medio. Cada canal se transmite modulando una portadora diferente y se separa de los demás mediante bandas de guarda, evitando interferencias. Un ejemplo claro es la televisión por cable o la radio FM, donde cada emisora ocupa un rango de frecuencias dentro del espectro. FDM permite transmitir simultáneamente señales analógicas y digitales, pero sufre de un uso poco eficiente del espectro y de posibles problemas de diafonía.</w:t>
+    </w:p>
+    <w:p>
+      <w:pPr>
+        <w:ind w:left="994"/>
+      </w:pPr>
+      <w:r>
+        <w:t>Se usa TDM cuando la velocidad de transmisión alcanzable por el medio es mayor que la suma de las velocidades de las señales digitales</w:t>
+      </w:r>
+      <w:r>
+        <w:t>.</w:t>
+      </w:r>
+    </w:p>
+    <w:p>
+      <w:pPr>
+        <w:pStyle w:val="Prrafodelista"/>
+        <w:tabs>
+          <w:tab w:val="left" w:pos="994"/>
+        </w:tabs>
+        <w:spacing w:before="9"/>
+        <w:ind w:firstLine="0"/>
+        <w:jc w:val="both"/>
+      </w:pPr>
+    </w:p>
+    <w:p>
+      <w:pPr>
+        <w:ind w:left="994"/>
+        <w:rPr>
+          <w:rStyle w:val="nfasissutil"/>
+          <w:u w:val="single"/>
+        </w:rPr>
+      </w:pPr>
+      <w:r>
+        <w:rPr>
+          <w:rStyle w:val="nfasissutil"/>
+          <w:u w:val="single"/>
+        </w:rPr>
+        <w:t>Funcionamiento</w:t>
+      </w:r>
+    </w:p>
+    <w:p>
+      <w:pPr>
+        <w:ind w:left="994"/>
+        <w:jc w:val="center"/>
+        <w:rPr>
+          <w:rStyle w:val="nfasissutil"/>
+          <w:u w:val="single"/>
+        </w:rPr>
+      </w:pPr>
+      <w:r>
+        <w:rPr>
+          <w:rStyle w:val="nfasissutil"/>
+          <w:noProof/>
+          <w:u w:val="single"/>
+        </w:rPr>
+        <w:drawing>
+          <wp:inline distT="0" distB="0" distL="0" distR="0" wp14:anchorId="4CD81300" wp14:editId="185DC736">
+            <wp:extent cx="5268060" cy="1505160"/>
+            <wp:effectExtent l="0" t="0" r="8890" b="0"/>
+            <wp:docPr id="12" name="Imagen 12"/>
+            <wp:cNvGraphicFramePr>
+              <a:graphicFrameLocks xmlns:a="http://schemas.openxmlformats.org/drawingml/2006/main" noChangeAspect="1"/>
+            </wp:cNvGraphicFramePr>
+            <a:graphic xmlns:a="http://schemas.openxmlformats.org/drawingml/2006/main">
+              <a:graphicData uri="http://schemas.openxmlformats.org/drawingml/2006/picture">
+                <pic:pic xmlns:pic="http://schemas.openxmlformats.org/drawingml/2006/picture">
+                  <pic:nvPicPr>
+                    <pic:cNvPr id="1" name=""/>
+                    <pic:cNvPicPr/>
+                  </pic:nvPicPr>
+                  <pic:blipFill>
+                    <a:blip r:embed="rId10"/>
+                    <a:stretch>
+                      <a:fillRect/>
+                    </a:stretch>
+                  </pic:blipFill>
+                  <pic:spPr>
+                    <a:xfrm>
+                      <a:off x="0" y="0"/>
+                      <a:ext cx="5268060" cy="1505160"/>
+                    </a:xfrm>
+                    <a:prstGeom prst="rect">
+                      <a:avLst/>
+                    </a:prstGeom>
+                  </pic:spPr>
+                </pic:pic>
+              </a:graphicData>
+            </a:graphic>
+          </wp:inline>
+        </w:drawing>
+      </w:r>
+    </w:p>
+    <w:p>
+      <w:pPr>
+        <w:pStyle w:val="Prrafodelista"/>
+        <w:widowControl/>
+        <w:numPr>
+          <w:ilvl w:val="0"/>
+          <w:numId w:val="13"/>
+        </w:numPr>
+        <w:autoSpaceDE/>
+        <w:autoSpaceDN/>
+        <w:spacing w:after="160" w:line="278" w:lineRule="auto"/>
+        <w:ind w:left="1714"/>
+        <w:contextualSpacing/>
+      </w:pPr>
+      <w:r>
+        <w:t xml:space="preserve">El </w:t>
+      </w:r>
+      <w:r>
+        <w:rPr>
+          <w:b/>
+          <w:bCs/>
+        </w:rPr>
+        <w:t>MUX</w:t>
+      </w:r>
+      <w:r>
+        <w:t xml:space="preserve"> toma datos de cada entrada, los almacena temporalmente en </w:t>
+      </w:r>
+      <w:r>
+        <w:rPr>
+          <w:b/>
+          <w:bCs/>
+        </w:rPr>
+        <w:t>buffers</w:t>
+      </w:r>
+      <w:r>
+        <w:t xml:space="preserve"> y los organiza en </w:t>
+      </w:r>
+      <w:r>
+        <w:rPr>
+          <w:b/>
+          <w:bCs/>
+        </w:rPr>
+        <w:t>tramas</w:t>
+      </w:r>
+      <w:r>
+        <w:t>.</w:t>
+      </w:r>
+    </w:p>
+    <w:p>
+      <w:pPr>
+        <w:pStyle w:val="Prrafodelista"/>
+        <w:widowControl/>
+        <w:numPr>
+          <w:ilvl w:val="0"/>
+          <w:numId w:val="13"/>
+        </w:numPr>
+        <w:autoSpaceDE/>
+        <w:autoSpaceDN/>
+        <w:spacing w:after="160" w:line="278" w:lineRule="auto"/>
+        <w:ind w:left="1714"/>
+        <w:contextualSpacing/>
+      </w:pPr>
+      <w:r>
+        <w:t xml:space="preserve">Cada trama tiene varias </w:t>
+      </w:r>
+      <w:r>
+        <w:rPr>
+          <w:b/>
+          <w:bCs/>
+        </w:rPr>
+        <w:t>ranuras temporales (time slots)</w:t>
+      </w:r>
+      <w:r>
+        <w:t>, asignadas a cada fuente.</w:t>
+      </w:r>
+    </w:p>
+    <w:p>
+      <w:pPr>
+        <w:pStyle w:val="Prrafodelista"/>
+        <w:ind w:left="1988"/>
+        <w:jc w:val="center"/>
+      </w:pPr>
+      <w:r>
+        <w:rPr>
+          <w:noProof/>
+        </w:rPr>
+        <w:lastRenderedPageBreak/>
+        <w:drawing>
+          <wp:inline distT="0" distB="0" distL="0" distR="0" wp14:anchorId="60B01EC8" wp14:editId="5F99D963">
+            <wp:extent cx="4267796" cy="2638793"/>
+            <wp:effectExtent l="0" t="0" r="1270" b="0"/>
+            <wp:docPr id="13" name="Imagen 13"/>
+            <wp:cNvGraphicFramePr>
+              <a:graphicFrameLocks xmlns:a="http://schemas.openxmlformats.org/drawingml/2006/main" noChangeAspect="1"/>
+            </wp:cNvGraphicFramePr>
+            <a:graphic xmlns:a="http://schemas.openxmlformats.org/drawingml/2006/main">
+              <a:graphicData uri="http://schemas.openxmlformats.org/drawingml/2006/picture">
+                <pic:pic xmlns:pic="http://schemas.openxmlformats.org/drawingml/2006/picture">
+                  <pic:nvPicPr>
+                    <pic:cNvPr id="1" name=""/>
+                    <pic:cNvPicPr/>
+                  </pic:nvPicPr>
+                  <pic:blipFill>
+                    <a:blip r:embed="rId11"/>
+                    <a:stretch>
+                      <a:fillRect/>
+                    </a:stretch>
+                  </pic:blipFill>
+                  <pic:spPr>
+                    <a:xfrm>
+                      <a:off x="0" y="0"/>
+                      <a:ext cx="4267796" cy="2638793"/>
+                    </a:xfrm>
+                    <a:prstGeom prst="rect">
+                      <a:avLst/>
+                    </a:prstGeom>
+                  </pic:spPr>
+                </pic:pic>
+              </a:graphicData>
+            </a:graphic>
+          </wp:inline>
+        </w:drawing>
+      </w:r>
+    </w:p>
+    <w:p>
+      <w:pPr>
+        <w:pStyle w:val="Prrafodelista"/>
+        <w:widowControl/>
+        <w:numPr>
+          <w:ilvl w:val="0"/>
+          <w:numId w:val="13"/>
+        </w:numPr>
+        <w:autoSpaceDE/>
+        <w:autoSpaceDN/>
+        <w:spacing w:after="160" w:line="278" w:lineRule="auto"/>
+        <w:ind w:left="1714"/>
+        <w:contextualSpacing/>
+      </w:pPr>
+      <w:r>
+        <w:t xml:space="preserve">El </w:t>
+      </w:r>
+      <w:r>
+        <w:rPr>
+          <w:b/>
+          <w:bCs/>
+        </w:rPr>
+        <w:t>DEMUX</w:t>
+      </w:r>
+      <w:r>
+        <w:t xml:space="preserve"> separa los datos en el receptor, siguiendo la misma sincronización.</w:t>
+      </w:r>
+    </w:p>
+    <w:p>
+      <w:pPr>
+        <w:pStyle w:val="Prrafodelista"/>
+        <w:tabs>
+          <w:tab w:val="left" w:pos="994"/>
+        </w:tabs>
+        <w:spacing w:before="9"/>
+        <w:ind w:left="1988" w:firstLine="0"/>
+        <w:jc w:val="both"/>
+      </w:pPr>
+      <w:r>
+        <w:rPr>
+          <w:noProof/>
+        </w:rPr>
+        <w:drawing>
+          <wp:inline distT="0" distB="0" distL="0" distR="0" wp14:anchorId="2C359909" wp14:editId="1F3CC198">
+            <wp:extent cx="4845844" cy="1762125"/>
+            <wp:effectExtent l="0" t="0" r="0" b="0"/>
+            <wp:docPr id="14" name="Imagen 14"/>
+            <wp:cNvGraphicFramePr>
+              <a:graphicFrameLocks xmlns:a="http://schemas.openxmlformats.org/drawingml/2006/main" noChangeAspect="1"/>
+            </wp:cNvGraphicFramePr>
+            <a:graphic xmlns:a="http://schemas.openxmlformats.org/drawingml/2006/main">
+              <a:graphicData uri="http://schemas.openxmlformats.org/drawingml/2006/picture">
+                <pic:pic xmlns:pic="http://schemas.openxmlformats.org/drawingml/2006/picture">
+                  <pic:nvPicPr>
+                    <pic:cNvPr id="1" name=""/>
+                    <pic:cNvPicPr/>
+                  </pic:nvPicPr>
+                  <pic:blipFill>
+                    <a:blip r:embed="rId12"/>
+                    <a:stretch>
+                      <a:fillRect/>
+                    </a:stretch>
+                  </pic:blipFill>
+                  <pic:spPr>
+                    <a:xfrm>
+                      <a:off x="0" y="0"/>
+                      <a:ext cx="4860489" cy="1767451"/>
+                    </a:xfrm>
+                    <a:prstGeom prst="rect">
+                      <a:avLst/>
+                    </a:prstGeom>
+                  </pic:spPr>
+                </pic:pic>
+              </a:graphicData>
+            </a:graphic>
+          </wp:inline>
+        </w:drawing>
       </w:r>
     </w:p>
     <w:p>
@@ -240,10 +1160,20 @@
       </w:pPr>
       <w:r>
         <w:rPr>
-          <w:spacing w:val="-4"/>
-        </w:rPr>
-        <w:t>STDM</w:t>
-      </w:r>
+          <w:spacing w:val="-5"/>
+        </w:rPr>
+        <w:t>FDM</w:t>
+      </w:r>
+    </w:p>
+    <w:p>
+      <w:pPr>
+        <w:pStyle w:val="Prrafodelista"/>
+        <w:tabs>
+          <w:tab w:val="left" w:pos="994"/>
+        </w:tabs>
+        <w:spacing w:before="17"/>
+        <w:ind w:firstLine="0"/>
+      </w:pPr>
     </w:p>
     <w:p>
       <w:pPr>
@@ -267,14 +1197,449 @@
       </w:r>
       <w:proofErr w:type="spellEnd"/>
       <w:r>
-        <w:t xml:space="preserve"> estadística por división en el tiempo (STDM)</w:t>
-      </w:r>
-      <w:r>
-        <w:t xml:space="preserve"> es una variante de TDM</w:t>
-      </w:r>
-      <w:r>
-        <w:t>. A diferencia del TDM tradicional, las ranuras no se asignan de forma fija, sino dinámica, según la demanda de transmisión. Esto evita que se envíen ranuras vacías, incrementando la eficiencia. Sin embargo, para lograrlo, cada ranura debe incluir información adicional que identifique la fuente o el destino de los datos, lo que introduce sobrecarga y mayor complejidad. STDM es muy útil en redes de datos, donde la mayoría de los dispositivos no transmiten continuamente.</w:t>
-      </w:r>
+        <w:t xml:space="preserve"> por división en frecuencia (FDM) consiste en asignar distintas bandas de frecuencia a cada señal dentro de un mismo medio. Cada canal se transmite modulando una portadora diferente y se separa de los demás mediante bandas de guarda, evitando interferencias. Un ejemplo claro es la televisión por cable o la radio FM, donde cada emisora ocupa un rango de frecuencias dentro del espectro. FDM permite transmitir simultáneamente señales analógicas y digitales, pero sufre de un uso poco eficiente del espectro y de posibles problemas de diafonía.</w:t>
+      </w:r>
+    </w:p>
+    <w:p>
+      <w:pPr>
+        <w:pStyle w:val="Prrafodelista"/>
+        <w:tabs>
+          <w:tab w:val="left" w:pos="994"/>
+        </w:tabs>
+        <w:spacing w:before="17"/>
+        <w:ind w:firstLine="0"/>
+        <w:jc w:val="both"/>
+      </w:pPr>
+    </w:p>
+    <w:p>
+      <w:pPr>
+        <w:pStyle w:val="Prrafodelista"/>
+        <w:tabs>
+          <w:tab w:val="left" w:pos="994"/>
+        </w:tabs>
+        <w:spacing w:before="17"/>
+        <w:ind w:firstLine="0"/>
+        <w:jc w:val="both"/>
+      </w:pPr>
+      <w:r>
+        <w:t>Se usa FDM cuando el ancho de banda útil del medio de transmisión es mayor que la suma de los anchos de banda de las señales que se desean transmitir</w:t>
+      </w:r>
+      <w:r>
+        <w:t>.</w:t>
+      </w:r>
+    </w:p>
+    <w:p>
+      <w:pPr>
+        <w:pStyle w:val="Prrafodelista"/>
+        <w:tabs>
+          <w:tab w:val="left" w:pos="994"/>
+        </w:tabs>
+        <w:spacing w:before="17"/>
+        <w:ind w:firstLine="0"/>
+        <w:jc w:val="both"/>
+      </w:pPr>
+    </w:p>
+    <w:p>
+      <w:pPr>
+        <w:ind w:left="994"/>
+        <w:rPr>
+          <w:rStyle w:val="nfasissutil"/>
+          <w:u w:val="single"/>
+        </w:rPr>
+      </w:pPr>
+      <w:r>
+        <w:rPr>
+          <w:rStyle w:val="nfasissutil"/>
+          <w:u w:val="single"/>
+        </w:rPr>
+        <w:t>Funcionamiento</w:t>
+      </w:r>
+    </w:p>
+    <w:p>
+      <w:pPr>
+        <w:pStyle w:val="Prrafodelista"/>
+        <w:widowControl/>
+        <w:numPr>
+          <w:ilvl w:val="0"/>
+          <w:numId w:val="11"/>
+        </w:numPr>
+        <w:autoSpaceDE/>
+        <w:autoSpaceDN/>
+        <w:spacing w:after="160" w:line="278" w:lineRule="auto"/>
+        <w:ind w:left="1714"/>
+        <w:contextualSpacing/>
+      </w:pPr>
+      <w:r>
+        <w:t xml:space="preserve">Cada señal </w:t>
+      </w:r>
+      <m:oMath>
+        <m:sSub>
+          <m:sSubPr>
+            <m:ctrlPr>
+              <w:rPr>
+                <w:rFonts w:ascii="Cambria Math" w:hAnsi="Cambria Math"/>
+                <w:i/>
+              </w:rPr>
+            </m:ctrlPr>
+          </m:sSubPr>
+          <m:e>
+            <m:r>
+              <w:rPr>
+                <w:rFonts w:ascii="Cambria Math" w:hAnsi="Cambria Math"/>
+              </w:rPr>
+              <m:t>m</m:t>
+            </m:r>
+          </m:e>
+          <m:sub>
+            <m:r>
+              <w:rPr>
+                <w:rFonts w:ascii="Cambria Math" w:hAnsi="Cambria Math"/>
+              </w:rPr>
+              <m:t>i</m:t>
+            </m:r>
+          </m:sub>
+        </m:sSub>
+        <m:r>
+          <w:rPr>
+            <w:rFonts w:ascii="Cambria Math" w:hAnsi="Cambria Math"/>
+          </w:rPr>
+          <m:t>(t)</m:t>
+        </m:r>
+      </m:oMath>
+      <w:r>
+        <w:t xml:space="preserve"> </w:t>
+      </w:r>
+      <w:r>
+        <w:rPr>
+          <w:b/>
+          <w:bCs/>
+        </w:rPr>
+        <w:t>modula una subportadora</w:t>
+      </w:r>
+      <w:r>
+        <w:t xml:space="preserve"> </w:t>
+      </w:r>
+      <m:oMath>
+        <m:sSub>
+          <m:sSubPr>
+            <m:ctrlPr>
+              <w:rPr>
+                <w:rFonts w:ascii="Cambria Math" w:hAnsi="Cambria Math"/>
+                <w:i/>
+              </w:rPr>
+            </m:ctrlPr>
+          </m:sSubPr>
+          <m:e>
+            <m:r>
+              <w:rPr>
+                <w:rFonts w:ascii="Cambria Math" w:hAnsi="Cambria Math"/>
+              </w:rPr>
+              <m:t>f</m:t>
+            </m:r>
+          </m:e>
+          <m:sub>
+            <m:r>
+              <w:rPr>
+                <w:rFonts w:ascii="Cambria Math" w:hAnsi="Cambria Math"/>
+              </w:rPr>
+              <m:t>i</m:t>
+            </m:r>
+          </m:sub>
+        </m:sSub>
+      </m:oMath>
+    </w:p>
+    <w:p>
+      <w:pPr>
+        <w:pStyle w:val="Prrafodelista"/>
+        <w:widowControl/>
+        <w:numPr>
+          <w:ilvl w:val="0"/>
+          <w:numId w:val="11"/>
+        </w:numPr>
+        <w:autoSpaceDE/>
+        <w:autoSpaceDN/>
+        <w:spacing w:after="160" w:line="278" w:lineRule="auto"/>
+        <w:ind w:left="1714"/>
+        <w:contextualSpacing/>
+      </w:pPr>
+      <w:r>
+        <w:t xml:space="preserve">Las señales moduladas se </w:t>
+      </w:r>
+      <w:r>
+        <w:rPr>
+          <w:b/>
+          <w:bCs/>
+        </w:rPr>
+        <w:t>suman</w:t>
+      </w:r>
+      <w:r>
+        <w:t xml:space="preserve"> para formar una </w:t>
+      </w:r>
+      <w:r>
+        <w:rPr>
+          <w:b/>
+          <w:bCs/>
+        </w:rPr>
+        <w:t>señal compuesta</w:t>
+      </w:r>
+      <w:r>
+        <w:t xml:space="preserve"> llamada </w:t>
+      </w:r>
+      <w:r>
+        <w:rPr>
+          <w:b/>
+          <w:bCs/>
+        </w:rPr>
+        <w:t>señal FDM en banda base</w:t>
+      </w:r>
+      <w:r>
+        <w:t>.</w:t>
+      </w:r>
+    </w:p>
+    <w:p>
+      <w:pPr>
+        <w:pStyle w:val="Prrafodelista"/>
+        <w:widowControl/>
+        <w:numPr>
+          <w:ilvl w:val="0"/>
+          <w:numId w:val="11"/>
+        </w:numPr>
+        <w:autoSpaceDE/>
+        <w:autoSpaceDN/>
+        <w:spacing w:after="160" w:line="278" w:lineRule="auto"/>
+        <w:ind w:left="1714"/>
+        <w:contextualSpacing/>
+      </w:pPr>
+      <w:r>
+        <w:t xml:space="preserve">Esa señal compuesta se </w:t>
+      </w:r>
+      <w:r>
+        <w:rPr>
+          <w:b/>
+          <w:bCs/>
+        </w:rPr>
+        <w:t>modula nuevamente</w:t>
+      </w:r>
+      <w:r>
+        <w:t>, si es necesario, para adecuarse al medio físico.</w:t>
+      </w:r>
+    </w:p>
+    <w:p>
+      <w:pPr>
+        <w:widowControl/>
+        <w:autoSpaceDE/>
+        <w:autoSpaceDN/>
+        <w:spacing w:after="160" w:line="278" w:lineRule="auto"/>
+        <w:ind w:left="1354"/>
+        <w:contextualSpacing/>
+      </w:pPr>
+      <w:r>
+        <w:rPr>
+          <w:rStyle w:val="nfasissutil"/>
+          <w:i w:val="0"/>
+          <w:iCs w:val="0"/>
+          <w:noProof/>
+        </w:rPr>
+        <w:lastRenderedPageBreak/>
+        <w:drawing>
+          <wp:inline distT="0" distB="0" distL="0" distR="0" wp14:anchorId="7C3B9C5E" wp14:editId="15EAC0C8">
+            <wp:extent cx="4601217" cy="3315163"/>
+            <wp:effectExtent l="0" t="0" r="0" b="0"/>
+            <wp:docPr id="7" name="Imagen 7"/>
+            <wp:cNvGraphicFramePr>
+              <a:graphicFrameLocks xmlns:a="http://schemas.openxmlformats.org/drawingml/2006/main" noChangeAspect="1"/>
+            </wp:cNvGraphicFramePr>
+            <a:graphic xmlns:a="http://schemas.openxmlformats.org/drawingml/2006/main">
+              <a:graphicData uri="http://schemas.openxmlformats.org/drawingml/2006/picture">
+                <pic:pic xmlns:pic="http://schemas.openxmlformats.org/drawingml/2006/picture">
+                  <pic:nvPicPr>
+                    <pic:cNvPr id="1" name=""/>
+                    <pic:cNvPicPr/>
+                  </pic:nvPicPr>
+                  <pic:blipFill>
+                    <a:blip r:embed="rId13"/>
+                    <a:stretch>
+                      <a:fillRect/>
+                    </a:stretch>
+                  </pic:blipFill>
+                  <pic:spPr>
+                    <a:xfrm>
+                      <a:off x="0" y="0"/>
+                      <a:ext cx="4601217" cy="3315163"/>
+                    </a:xfrm>
+                    <a:prstGeom prst="rect">
+                      <a:avLst/>
+                    </a:prstGeom>
+                  </pic:spPr>
+                </pic:pic>
+              </a:graphicData>
+            </a:graphic>
+          </wp:inline>
+        </w:drawing>
+      </w:r>
+    </w:p>
+    <w:p>
+      <w:pPr>
+        <w:pStyle w:val="Prrafodelista"/>
+        <w:widowControl/>
+        <w:numPr>
+          <w:ilvl w:val="0"/>
+          <w:numId w:val="11"/>
+        </w:numPr>
+        <w:autoSpaceDE/>
+        <w:autoSpaceDN/>
+        <w:spacing w:after="160" w:line="278" w:lineRule="auto"/>
+        <w:contextualSpacing/>
+      </w:pPr>
+      <w:r>
+        <w:t xml:space="preserve">En el receptor, el </w:t>
+      </w:r>
+      <w:r>
+        <w:rPr>
+          <w:b/>
+          <w:bCs/>
+        </w:rPr>
+        <w:t>DEMUX</w:t>
+      </w:r>
+      <w:r>
+        <w:t xml:space="preserve"> separa las señales usando </w:t>
+      </w:r>
+      <w:r>
+        <w:rPr>
+          <w:b/>
+          <w:bCs/>
+        </w:rPr>
+        <w:t xml:space="preserve">filtros </w:t>
+      </w:r>
+      <w:proofErr w:type="spellStart"/>
+      <w:r>
+        <w:rPr>
+          <w:b/>
+          <w:bCs/>
+        </w:rPr>
+        <w:t>pasabanda</w:t>
+      </w:r>
+      <w:proofErr w:type="spellEnd"/>
+      <w:r>
+        <w:t xml:space="preserve"> y luego las </w:t>
+      </w:r>
+      <w:r>
+        <w:rPr>
+          <w:b/>
+          <w:bCs/>
+        </w:rPr>
+        <w:t>demodula</w:t>
+      </w:r>
+      <w:r>
+        <w:t>.</w:t>
+      </w:r>
+    </w:p>
+    <w:p>
+      <w:pPr>
+        <w:pStyle w:val="Prrafodelista"/>
+        <w:widowControl/>
+        <w:autoSpaceDE/>
+        <w:autoSpaceDN/>
+        <w:spacing w:after="160" w:line="278" w:lineRule="auto"/>
+        <w:ind w:firstLine="0"/>
+        <w:contextualSpacing/>
+      </w:pPr>
+      <w:r>
+        <w:rPr>
+          <w:rStyle w:val="nfasissutil"/>
+          <w:i w:val="0"/>
+          <w:iCs w:val="0"/>
+          <w:noProof/>
+        </w:rPr>
+        <w:drawing>
+          <wp:inline distT="0" distB="0" distL="0" distR="0" wp14:anchorId="01FE0826" wp14:editId="098B432B">
+            <wp:extent cx="5448299" cy="2976547"/>
+            <wp:effectExtent l="0" t="0" r="635" b="0"/>
+            <wp:docPr id="9" name="Imagen 9"/>
+            <wp:cNvGraphicFramePr>
+              <a:graphicFrameLocks xmlns:a="http://schemas.openxmlformats.org/drawingml/2006/main" noChangeAspect="1"/>
+            </wp:cNvGraphicFramePr>
+            <a:graphic xmlns:a="http://schemas.openxmlformats.org/drawingml/2006/main">
+              <a:graphicData uri="http://schemas.openxmlformats.org/drawingml/2006/picture">
+                <pic:pic xmlns:pic="http://schemas.openxmlformats.org/drawingml/2006/picture">
+                  <pic:nvPicPr>
+                    <pic:cNvPr id="1" name=""/>
+                    <pic:cNvPicPr/>
+                  </pic:nvPicPr>
+                  <pic:blipFill>
+                    <a:blip r:embed="rId14"/>
+                    <a:stretch>
+                      <a:fillRect/>
+                    </a:stretch>
+                  </pic:blipFill>
+                  <pic:spPr>
+                    <a:xfrm>
+                      <a:off x="0" y="0"/>
+                      <a:ext cx="5454238" cy="2979791"/>
+                    </a:xfrm>
+                    <a:prstGeom prst="rect">
+                      <a:avLst/>
+                    </a:prstGeom>
+                  </pic:spPr>
+                </pic:pic>
+              </a:graphicData>
+            </a:graphic>
+          </wp:inline>
+        </w:drawing>
+      </w:r>
+    </w:p>
+    <w:p>
+      <w:pPr>
+        <w:pStyle w:val="Prrafodelista"/>
+        <w:widowControl/>
+        <w:autoSpaceDE/>
+        <w:autoSpaceDN/>
+        <w:spacing w:after="160" w:line="278" w:lineRule="auto"/>
+        <w:ind w:firstLine="0"/>
+        <w:contextualSpacing/>
+      </w:pPr>
+    </w:p>
+    <w:p>
+      <w:pPr>
+        <w:pStyle w:val="Prrafodelista"/>
+        <w:widowControl/>
+        <w:autoSpaceDE/>
+        <w:autoSpaceDN/>
+        <w:spacing w:after="160" w:line="278" w:lineRule="auto"/>
+        <w:ind w:firstLine="0"/>
+        <w:contextualSpacing/>
+      </w:pPr>
+    </w:p>
+    <w:p>
+      <w:pPr>
+        <w:widowControl/>
+        <w:autoSpaceDE/>
+        <w:autoSpaceDN/>
+        <w:spacing w:after="160" w:line="278" w:lineRule="auto"/>
+        <w:contextualSpacing/>
+      </w:pPr>
+    </w:p>
+    <w:p>
+      <w:pPr>
+        <w:pStyle w:val="Prrafodelista"/>
+        <w:tabs>
+          <w:tab w:val="left" w:pos="994"/>
+        </w:tabs>
+        <w:spacing w:before="17"/>
+        <w:ind w:firstLine="0"/>
+        <w:jc w:val="both"/>
+      </w:pPr>
+    </w:p>
+    <w:p>
+      <w:pPr>
+        <w:pStyle w:val="Prrafodelista"/>
+        <w:tabs>
+          <w:tab w:val="left" w:pos="994"/>
+        </w:tabs>
+        <w:spacing w:before="17"/>
+        <w:ind w:firstLine="0"/>
+        <w:jc w:val="both"/>
+      </w:pPr>
     </w:p>
     <w:p>
       <w:pPr>
@@ -291,10 +1656,20 @@
       </w:pPr>
       <w:r>
         <w:rPr>
-          <w:spacing w:val="-5"/>
-        </w:rPr>
-        <w:t>WDM</w:t>
-      </w:r>
+          <w:spacing w:val="-4"/>
+        </w:rPr>
+        <w:t>STDM</w:t>
+      </w:r>
+    </w:p>
+    <w:p>
+      <w:pPr>
+        <w:pStyle w:val="Prrafodelista"/>
+        <w:tabs>
+          <w:tab w:val="left" w:pos="994"/>
+        </w:tabs>
+        <w:spacing w:before="17"/>
+        <w:ind w:firstLine="0"/>
+      </w:pPr>
     </w:p>
     <w:p>
       <w:pPr>
@@ -318,20 +1693,511 @@
       </w:r>
       <w:proofErr w:type="spellEnd"/>
       <w:r>
-        <w:t xml:space="preserve"> por división en longitudes de onda (WDM)</w:t>
-      </w:r>
-      <w:r>
-        <w:t xml:space="preserve"> es una</w:t>
-      </w:r>
-      <w:r>
-        <w:t xml:space="preserve"> técnica</w:t>
-      </w:r>
-      <w:r>
-        <w:t xml:space="preserve"> que</w:t>
-      </w:r>
-      <w:r>
-        <w:t xml:space="preserve"> aprovecha que un solo hilo de fibra puede transportar simultáneamente múltiples haces de luz, cada uno en una longitud de onda distinta. Cada canal óptico corresponde a un color de luz diferente, generado mediante un láser, y todos son combinados por un multiplexor para viajar juntos en la misma fibra. En el extremo receptor, un demultiplexor separa los haces. Esta técnica permite aprovechar al máximo la capacidad de la fibra sin necesidad de tender más enlaces, aunque requiere equipos láser precisos y costosos.</w:t>
-      </w:r>
+        <w:t xml:space="preserve"> estadística por división en el tiempo (STDM)</w:t>
+      </w:r>
+      <w:r>
+        <w:t xml:space="preserve"> es una variante de TDM</w:t>
+      </w:r>
+      <w:r>
+        <w:t xml:space="preserve">. A diferencia del TDM tradicional, las ranuras no se asignan de forma fija, sino dinámica, según la </w:t>
+      </w:r>
+      <w:r>
+        <w:lastRenderedPageBreak/>
+        <w:t>demanda de transmisión. Esto evita que se envíen ranuras vacías, incrementando la eficiencia. Sin embargo, para lograrlo, cada ranura debe incluir información adicional que identifique la fuente o el destino de los datos, lo que introduce sobrecarga y mayor complejidad. STDM es muy útil en redes de datos, donde la mayoría de los dispositivos no transmiten continuamente.</w:t>
+      </w:r>
+    </w:p>
+    <w:p>
+      <w:pPr>
+        <w:pStyle w:val="Prrafodelista"/>
+        <w:tabs>
+          <w:tab w:val="left" w:pos="994"/>
+        </w:tabs>
+        <w:spacing w:before="17"/>
+        <w:ind w:firstLine="0"/>
+        <w:jc w:val="both"/>
+      </w:pPr>
+    </w:p>
+    <w:p>
+      <w:pPr>
+        <w:ind w:left="994"/>
+        <w:rPr>
+          <w:rStyle w:val="nfasissutil"/>
+          <w:u w:val="single"/>
+        </w:rPr>
+      </w:pPr>
+      <w:r>
+        <w:rPr>
+          <w:rStyle w:val="nfasissutil"/>
+          <w:u w:val="single"/>
+        </w:rPr>
+        <w:t>Arquitectura y funcionamiento interno</w:t>
+      </w:r>
+    </w:p>
+    <w:p>
+      <w:pPr>
+        <w:pStyle w:val="Prrafodelista"/>
+        <w:widowControl/>
+        <w:numPr>
+          <w:ilvl w:val="0"/>
+          <w:numId w:val="14"/>
+        </w:numPr>
+        <w:autoSpaceDE/>
+        <w:autoSpaceDN/>
+        <w:spacing w:after="160" w:line="278" w:lineRule="auto"/>
+        <w:ind w:left="1714"/>
+        <w:contextualSpacing/>
+      </w:pPr>
+      <w:r>
+        <w:rPr>
+          <w:b/>
+          <w:bCs/>
+        </w:rPr>
+        <w:t>Entradas y buffers</w:t>
+      </w:r>
+      <w:r>
+        <w:t xml:space="preserve">: cada línea de entrada al MUX tiene una </w:t>
+      </w:r>
+      <w:r>
+        <w:rPr>
+          <w:b/>
+          <w:bCs/>
+        </w:rPr>
+        <w:t>memoria temporal (buffer)</w:t>
+      </w:r>
+      <w:r>
+        <w:t xml:space="preserve"> donde se acopia la información que llega de esa fuente. El MUX lee esos buffers para componer la trama.</w:t>
+      </w:r>
+    </w:p>
+    <w:p>
+      <w:pPr>
+        <w:pStyle w:val="Prrafodelista"/>
+        <w:widowControl/>
+        <w:numPr>
+          <w:ilvl w:val="0"/>
+          <w:numId w:val="14"/>
+        </w:numPr>
+        <w:autoSpaceDE/>
+        <w:autoSpaceDN/>
+        <w:spacing w:after="160" w:line="278" w:lineRule="auto"/>
+        <w:ind w:left="1714"/>
+        <w:contextualSpacing/>
+      </w:pPr>
+      <w:r>
+        <w:rPr>
+          <w:b/>
+          <w:bCs/>
+        </w:rPr>
+        <w:t>Ranuras disponibles por trama</w:t>
+      </w:r>
+      <w:r>
+        <w:t>: hay n fuentes, pero solo k ranuras por trama (con k &lt; n). El MUX llena la trama con las ranuras de las fuentes activas hasta completar k ranuras o hasta quedarse sin datos.</w:t>
+      </w:r>
+    </w:p>
+    <w:p>
+      <w:pPr>
+        <w:pStyle w:val="Prrafodelista"/>
+        <w:widowControl/>
+        <w:numPr>
+          <w:ilvl w:val="0"/>
+          <w:numId w:val="14"/>
+        </w:numPr>
+        <w:autoSpaceDE/>
+        <w:autoSpaceDN/>
+        <w:spacing w:after="160" w:line="278" w:lineRule="auto"/>
+        <w:ind w:left="1714"/>
+        <w:contextualSpacing/>
+      </w:pPr>
+      <w:r>
+        <w:rPr>
+          <w:b/>
+          <w:bCs/>
+        </w:rPr>
+        <w:t>Pérdida del significado posicional</w:t>
+      </w:r>
+      <w:r>
+        <w:t xml:space="preserve">: como las fuentes no ocupan siempre la misma ranura, </w:t>
+      </w:r>
+      <w:r>
+        <w:rPr>
+          <w:b/>
+          <w:bCs/>
+        </w:rPr>
+        <w:t>cada ranura debe llevar información de direccionamiento</w:t>
+      </w:r>
+      <w:r>
+        <w:t xml:space="preserve"> (ID de flujo / dirección / etiqueta) para que el DEMUX pueda reenviar los datos al buffer de salida correcto.</w:t>
+      </w:r>
+    </w:p>
+    <w:p>
+      <w:pPr>
+        <w:pStyle w:val="Prrafodelista"/>
+        <w:widowControl/>
+        <w:numPr>
+          <w:ilvl w:val="0"/>
+          <w:numId w:val="14"/>
+        </w:numPr>
+        <w:autoSpaceDE/>
+        <w:autoSpaceDN/>
+        <w:spacing w:after="160" w:line="278" w:lineRule="auto"/>
+        <w:ind w:left="1714"/>
+        <w:contextualSpacing/>
+      </w:pPr>
+      <w:r>
+        <w:rPr>
+          <w:b/>
+          <w:bCs/>
+        </w:rPr>
+        <w:t xml:space="preserve">Envío y </w:t>
+      </w:r>
+      <w:proofErr w:type="spellStart"/>
+      <w:r>
+        <w:rPr>
+          <w:b/>
+          <w:bCs/>
+        </w:rPr>
+        <w:t>demultiplexado</w:t>
+      </w:r>
+      <w:proofErr w:type="spellEnd"/>
+      <w:r>
+        <w:t>: la trama (con sus campos de datos + etiquetas/longitudes) viaja; el receptor distribuye cada subcampo al buffer de salida correspondiente según la dirección/etiqueta.</w:t>
+      </w:r>
+    </w:p>
+    <w:p>
+      <w:pPr>
+        <w:ind w:left="1354"/>
+        <w:jc w:val="center"/>
+        <w:rPr>
+          <w:rStyle w:val="nfasissutil"/>
+          <w:i w:val="0"/>
+          <w:iCs w:val="0"/>
+        </w:rPr>
+      </w:pPr>
+      <w:r>
+        <w:rPr>
+          <w:rStyle w:val="nfasissutil"/>
+          <w:i w:val="0"/>
+          <w:iCs w:val="0"/>
+          <w:noProof/>
+        </w:rPr>
+        <w:drawing>
+          <wp:inline distT="0" distB="0" distL="0" distR="0" wp14:anchorId="49808320" wp14:editId="6233486A">
+            <wp:extent cx="5382376" cy="3267531"/>
+            <wp:effectExtent l="0" t="0" r="8890" b="9525"/>
+            <wp:docPr id="15" name="Imagen 15"/>
+            <wp:cNvGraphicFramePr>
+              <a:graphicFrameLocks xmlns:a="http://schemas.openxmlformats.org/drawingml/2006/main" noChangeAspect="1"/>
+            </wp:cNvGraphicFramePr>
+            <a:graphic xmlns:a="http://schemas.openxmlformats.org/drawingml/2006/main">
+              <a:graphicData uri="http://schemas.openxmlformats.org/drawingml/2006/picture">
+                <pic:pic xmlns:pic="http://schemas.openxmlformats.org/drawingml/2006/picture">
+                  <pic:nvPicPr>
+                    <pic:cNvPr id="1" name=""/>
+                    <pic:cNvPicPr/>
+                  </pic:nvPicPr>
+                  <pic:blipFill>
+                    <a:blip r:embed="rId15"/>
+                    <a:stretch>
+                      <a:fillRect/>
+                    </a:stretch>
+                  </pic:blipFill>
+                  <pic:spPr>
+                    <a:xfrm>
+                      <a:off x="0" y="0"/>
+                      <a:ext cx="5382376" cy="3267531"/>
+                    </a:xfrm>
+                    <a:prstGeom prst="rect">
+                      <a:avLst/>
+                    </a:prstGeom>
+                  </pic:spPr>
+                </pic:pic>
+              </a:graphicData>
+            </a:graphic>
+          </wp:inline>
+        </w:drawing>
+      </w:r>
+    </w:p>
+    <w:p>
+      <w:pPr>
+        <w:ind w:left="994"/>
+        <w:rPr>
+          <w:i/>
+          <w:iCs/>
+          <w:color w:val="404040" w:themeColor="text1" w:themeTint="BF"/>
+          <w:u w:val="single"/>
+        </w:rPr>
+      </w:pPr>
+      <w:r>
+        <w:rPr>
+          <w:i/>
+          <w:iCs/>
+          <w:color w:val="404040" w:themeColor="text1" w:themeTint="BF"/>
+          <w:u w:val="single"/>
+        </w:rPr>
+        <w:t>Parámetros clave y fórmulas</w:t>
+      </w:r>
+    </w:p>
+    <w:p>
+      <w:pPr>
+        <w:pStyle w:val="Prrafodelista"/>
+        <w:widowControl/>
+        <w:numPr>
+          <w:ilvl w:val="0"/>
+          <w:numId w:val="15"/>
+        </w:numPr>
+        <w:autoSpaceDE/>
+        <w:autoSpaceDN/>
+        <w:spacing w:after="160" w:line="278" w:lineRule="auto"/>
+        <w:ind w:left="1714"/>
+        <w:contextualSpacing/>
+      </w:pPr>
+      <w:r>
+        <w:t>I = número de fuentes de entrada.</w:t>
+      </w:r>
+    </w:p>
+    <w:p>
+      <w:pPr>
+        <w:pStyle w:val="Prrafodelista"/>
+        <w:widowControl/>
+        <w:numPr>
+          <w:ilvl w:val="0"/>
+          <w:numId w:val="15"/>
+        </w:numPr>
+        <w:autoSpaceDE/>
+        <w:autoSpaceDN/>
+        <w:spacing w:after="160" w:line="278" w:lineRule="auto"/>
+        <w:ind w:left="1714"/>
+        <w:contextualSpacing/>
+      </w:pPr>
+      <w:r>
+        <w:t>R = velocidad máxima por fuente (bps).</w:t>
+      </w:r>
+    </w:p>
+    <w:p>
+      <w:pPr>
+        <w:pStyle w:val="Prrafodelista"/>
+        <w:widowControl/>
+        <w:numPr>
+          <w:ilvl w:val="0"/>
+          <w:numId w:val="15"/>
+        </w:numPr>
+        <w:autoSpaceDE/>
+        <w:autoSpaceDN/>
+        <w:spacing w:after="160" w:line="278" w:lineRule="auto"/>
+        <w:ind w:left="1714"/>
+        <w:contextualSpacing/>
+      </w:pPr>
+      <w:r>
+        <w:t xml:space="preserve">M = capacidad efectiva de la línea de salida (bps), </w:t>
+      </w:r>
+      <w:r>
+        <w:rPr>
+          <w:b/>
+          <w:bCs/>
+        </w:rPr>
+        <w:t>incluye</w:t>
+      </w:r>
+      <w:r>
+        <w:t xml:space="preserve"> que se suman bits suplementarios/</w:t>
+      </w:r>
+      <w:proofErr w:type="spellStart"/>
+      <w:r>
+        <w:t>overhead</w:t>
+      </w:r>
+      <w:proofErr w:type="spellEnd"/>
+      <w:r>
+        <w:t xml:space="preserve"> del MUX.</w:t>
+      </w:r>
+    </w:p>
+    <w:p>
+      <w:pPr>
+        <w:pStyle w:val="Prrafodelista"/>
+        <w:widowControl/>
+        <w:numPr>
+          <w:ilvl w:val="0"/>
+          <w:numId w:val="15"/>
+        </w:numPr>
+        <w:autoSpaceDE/>
+        <w:autoSpaceDN/>
+        <w:spacing w:after="160" w:line="278" w:lineRule="auto"/>
+        <w:ind w:left="1714"/>
+        <w:contextualSpacing/>
+      </w:pPr>
+      <w:r>
+        <w:t xml:space="preserve">α = fracción media de tiempo que, en promedio, transmiten </w:t>
+      </w:r>
+      <w:r>
+        <w:rPr>
+          <w:b/>
+          <w:bCs/>
+        </w:rPr>
+        <w:t>las fuentes</w:t>
+      </w:r>
+      <w:r>
+        <w:t xml:space="preserve"> (0 &lt; α &lt; 1).</w:t>
+      </w:r>
+    </w:p>
+    <w:p>
+      <w:pPr>
+        <w:pStyle w:val="Prrafodelista"/>
+        <w:widowControl/>
+        <w:numPr>
+          <w:ilvl w:val="0"/>
+          <w:numId w:val="15"/>
+        </w:numPr>
+        <w:autoSpaceDE/>
+        <w:autoSpaceDN/>
+        <w:spacing w:after="160" w:line="278" w:lineRule="auto"/>
+        <w:ind w:left="1714"/>
+        <w:contextualSpacing/>
+      </w:pPr>
+      <w:r>
+        <w:t xml:space="preserve">K = M / (I * R) (proporción entre capacidad de salida y la entrada máxima total). </w:t>
+      </w:r>
+    </w:p>
+    <w:p>
+      <w:pPr>
+        <w:pStyle w:val="Prrafodelista"/>
+        <w:ind w:left="1988"/>
+        <w:rPr>
+          <w:rStyle w:val="nfasissutil"/>
+          <w:i w:val="0"/>
+          <w:iCs w:val="0"/>
+        </w:rPr>
+      </w:pPr>
+      <w:r>
+        <w:t>En TDM sincrónico K = 1.</w:t>
+      </w:r>
+    </w:p>
+    <w:p>
+      <w:pPr>
+        <w:ind w:left="994"/>
+        <w:rPr>
+          <w:rStyle w:val="nfasissutil"/>
+          <w:i w:val="0"/>
+          <w:iCs w:val="0"/>
+        </w:rPr>
+      </w:pPr>
+      <w:r>
+        <w:rPr>
+          <w:rStyle w:val="nfasissutil"/>
+        </w:rPr>
+        <w:t>Condiciones importantes:</w:t>
+      </w:r>
+    </w:p>
+    <w:p>
+      <w:pPr>
+        <w:pStyle w:val="Prrafodelista"/>
+        <w:widowControl/>
+        <w:numPr>
+          <w:ilvl w:val="0"/>
+          <w:numId w:val="16"/>
+        </w:numPr>
+        <w:autoSpaceDE/>
+        <w:autoSpaceDN/>
+        <w:spacing w:after="160" w:line="278" w:lineRule="auto"/>
+        <w:ind w:left="1714"/>
+        <w:contextualSpacing/>
+      </w:pPr>
+      <w:r>
+        <w:lastRenderedPageBreak/>
+        <w:t xml:space="preserve">Para operar razonablemente: </w:t>
+      </w:r>
+      <w:r>
+        <w:rPr>
+          <w:b/>
+          <w:bCs/>
+        </w:rPr>
+        <w:t>α &lt; K &lt; 1</w:t>
+      </w:r>
+      <w:r>
+        <w:t>.</w:t>
+      </w:r>
+    </w:p>
+    <w:p>
+      <w:pPr>
+        <w:pStyle w:val="Prrafodelista"/>
+        <w:widowControl/>
+        <w:numPr>
+          <w:ilvl w:val="0"/>
+          <w:numId w:val="17"/>
+        </w:numPr>
+        <w:autoSpaceDE/>
+        <w:autoSpaceDN/>
+        <w:spacing w:after="160" w:line="278" w:lineRule="auto"/>
+        <w:ind w:left="2434"/>
+        <w:contextualSpacing/>
+      </w:pPr>
+      <w:r>
+        <w:t>Si K = 1 → es TDM sincrónico (capacidad igual a suma máxima).</w:t>
+      </w:r>
+    </w:p>
+    <w:p>
+      <w:pPr>
+        <w:pStyle w:val="Prrafodelista"/>
+        <w:widowControl/>
+        <w:numPr>
+          <w:ilvl w:val="0"/>
+          <w:numId w:val="17"/>
+        </w:numPr>
+        <w:autoSpaceDE/>
+        <w:autoSpaceDN/>
+        <w:spacing w:after="160" w:line="278" w:lineRule="auto"/>
+        <w:ind w:left="2434"/>
+        <w:contextualSpacing/>
+      </w:pPr>
+      <w:r>
+        <w:t>Si K = α → la línea soporta en promedio la entrada; con memoria finita las ráfagas se absorben, pero hay límites.</w:t>
+      </w:r>
+    </w:p>
+    <w:p>
+      <w:pPr>
+        <w:pStyle w:val="Prrafodelista"/>
+        <w:widowControl/>
+        <w:numPr>
+          <w:ilvl w:val="0"/>
+          <w:numId w:val="17"/>
+        </w:numPr>
+        <w:autoSpaceDE/>
+        <w:autoSpaceDN/>
+        <w:spacing w:after="160" w:line="278" w:lineRule="auto"/>
+        <w:ind w:left="2434"/>
+        <w:contextualSpacing/>
+      </w:pPr>
+      <w:r>
+        <w:t xml:space="preserve">Si K &lt; α → la entrada promedio excede la salida → </w:t>
+      </w:r>
+      <w:r>
+        <w:rPr>
+          <w:b/>
+          <w:bCs/>
+        </w:rPr>
+        <w:t>rebalse inevitable</w:t>
+      </w:r>
+      <w:r>
+        <w:t>.</w:t>
+      </w:r>
+    </w:p>
+    <w:p>
+      <w:pPr>
+        <w:pStyle w:val="Prrafodelista"/>
+        <w:tabs>
+          <w:tab w:val="left" w:pos="994"/>
+        </w:tabs>
+        <w:spacing w:before="17"/>
+        <w:ind w:firstLine="0"/>
+        <w:jc w:val="both"/>
+      </w:pPr>
+    </w:p>
+    <w:p>
+      <w:pPr>
+        <w:pStyle w:val="Prrafodelista"/>
+        <w:tabs>
+          <w:tab w:val="left" w:pos="994"/>
+        </w:tabs>
+        <w:spacing w:before="17"/>
+        <w:ind w:firstLine="0"/>
+        <w:jc w:val="both"/>
+      </w:pPr>
     </w:p>
     <w:p>
       <w:pPr>
@@ -348,9 +2214,15 @@
       </w:pPr>
       <w:r>
         <w:rPr>
-          <w:spacing w:val="-4"/>
-        </w:rPr>
-        <w:t>DWDM</w:t>
+          <w:spacing w:val="-5"/>
+        </w:rPr>
+        <w:t>WDM</w:t>
+      </w:r>
+      <w:r>
+        <w:rPr>
+          <w:spacing w:val="-5"/>
+        </w:rPr>
+        <w:t xml:space="preserve"> Y DWDM</w:t>
       </w:r>
     </w:p>
     <w:p>
@@ -375,6 +2247,54 @@
       </w:r>
       <w:proofErr w:type="spellEnd"/>
       <w:r>
+        <w:t xml:space="preserve"> por división en longitudes de onda (WDM)</w:t>
+      </w:r>
+      <w:r>
+        <w:t xml:space="preserve"> es una</w:t>
+      </w:r>
+      <w:r>
+        <w:t xml:space="preserve"> técnica</w:t>
+      </w:r>
+      <w:r>
+        <w:t xml:space="preserve"> que</w:t>
+      </w:r>
+      <w:r>
+        <w:t xml:space="preserve"> aprovecha que un solo hilo de fibra puede transportar simultáneamente múltiples haces de luz, cada uno en una longitud de onda distinta. Cada canal óptico corresponde a un color de luz diferente, generado mediante un láser, y todos son combinados por un multiplexor para viajar juntos en la misma fibra. En el extremo receptor, un demultiplexor separa los haces. Esta técnica permite aprovechar al máximo la capacidad de la fibra sin necesidad de tender más enlaces, aunque requiere equipos láser precisos y costosos.</w:t>
+      </w:r>
+    </w:p>
+    <w:p>
+      <w:pPr>
+        <w:pStyle w:val="Prrafodelista"/>
+        <w:tabs>
+          <w:tab w:val="left" w:pos="994"/>
+        </w:tabs>
+        <w:spacing w:before="17"/>
+        <w:ind w:firstLine="0"/>
+        <w:jc w:val="both"/>
+      </w:pPr>
+    </w:p>
+    <w:p>
+      <w:pPr>
+        <w:pStyle w:val="Prrafodelista"/>
+        <w:tabs>
+          <w:tab w:val="left" w:pos="994"/>
+        </w:tabs>
+        <w:spacing w:before="17"/>
+        <w:ind w:firstLine="0"/>
+        <w:jc w:val="both"/>
+      </w:pPr>
+      <w:r>
+        <w:t>L</w:t>
+      </w:r>
+      <w:r>
+        <w:t xml:space="preserve">a </w:t>
+      </w:r>
+      <w:proofErr w:type="spellStart"/>
+      <w:r>
+        <w:t>multiplexión</w:t>
+      </w:r>
+      <w:proofErr w:type="spellEnd"/>
+      <w:r>
         <w:t xml:space="preserve"> densa en longitudes de onda (DWDM)</w:t>
       </w:r>
       <w:r>
@@ -383,6 +2303,594 @@
       <w:r>
         <w:t>. En este caso, los canales se encuentran mucho más próximos entre sí, con espaciados de apenas 25 a 100 GHz, lo que permite transmitir decenas o incluso cientos de señales en paralelo dentro de una única fibra. Gracias a los amplificadores ópticos, como los basados en fibra dopada con erbio (EDFA), es posible mantener la señal a lo largo de cientos de kilómetros sin necesidad de regeneración eléctrica. DWDM es la tecnología utilizada en las redes troncales de Internet y en enlaces submarinos, alcanzando capacidades de varios terabits por segundo.</w:t>
       </w:r>
+    </w:p>
+    <w:p>
+      <w:pPr>
+        <w:pStyle w:val="Prrafodelista"/>
+        <w:tabs>
+          <w:tab w:val="left" w:pos="994"/>
+        </w:tabs>
+        <w:spacing w:before="17"/>
+        <w:ind w:firstLine="0"/>
+        <w:jc w:val="both"/>
+      </w:pPr>
+    </w:p>
+    <w:p>
+      <w:pPr>
+        <w:pStyle w:val="Prrafodelista"/>
+        <w:tabs>
+          <w:tab w:val="left" w:pos="994"/>
+        </w:tabs>
+        <w:spacing w:before="17"/>
+        <w:ind w:firstLine="0"/>
+        <w:jc w:val="both"/>
+      </w:pPr>
+      <w:r>
+        <w:rPr>
+          <w:b/>
+          <w:bCs/>
+          <w:noProof/>
+        </w:rPr>
+        <w:drawing>
+          <wp:inline distT="0" distB="0" distL="0" distR="0" wp14:anchorId="1270A04E" wp14:editId="518B055D">
+            <wp:extent cx="6040120" cy="1842721"/>
+            <wp:effectExtent l="0" t="0" r="0" b="5715"/>
+            <wp:docPr id="16" name="Imagen 16"/>
+            <wp:cNvGraphicFramePr>
+              <a:graphicFrameLocks xmlns:a="http://schemas.openxmlformats.org/drawingml/2006/main" noChangeAspect="1"/>
+            </wp:cNvGraphicFramePr>
+            <a:graphic xmlns:a="http://schemas.openxmlformats.org/drawingml/2006/main">
+              <a:graphicData uri="http://schemas.openxmlformats.org/drawingml/2006/picture">
+                <pic:pic xmlns:pic="http://schemas.openxmlformats.org/drawingml/2006/picture">
+                  <pic:nvPicPr>
+                    <pic:cNvPr id="1" name=""/>
+                    <pic:cNvPicPr/>
+                  </pic:nvPicPr>
+                  <pic:blipFill>
+                    <a:blip r:embed="rId16"/>
+                    <a:stretch>
+                      <a:fillRect/>
+                    </a:stretch>
+                  </pic:blipFill>
+                  <pic:spPr>
+                    <a:xfrm>
+                      <a:off x="0" y="0"/>
+                      <a:ext cx="6040120" cy="1842721"/>
+                    </a:xfrm>
+                    <a:prstGeom prst="rect">
+                      <a:avLst/>
+                    </a:prstGeom>
+                  </pic:spPr>
+                </pic:pic>
+              </a:graphicData>
+            </a:graphic>
+          </wp:inline>
+        </w:drawing>
+      </w:r>
+    </w:p>
+    <w:p>
+      <w:pPr>
+        <w:ind w:left="1354"/>
+        <w:rPr>
+          <w:rStyle w:val="nfasissutil"/>
+          <w:u w:val="single"/>
+        </w:rPr>
+      </w:pPr>
+      <w:r>
+        <w:rPr>
+          <w:rStyle w:val="nfasissutil"/>
+          <w:u w:val="single"/>
+        </w:rPr>
+        <w:t>Funcionamiento</w:t>
+      </w:r>
+    </w:p>
+    <w:p>
+      <w:pPr>
+        <w:pStyle w:val="Prrafodelista"/>
+        <w:widowControl/>
+        <w:numPr>
+          <w:ilvl w:val="0"/>
+          <w:numId w:val="18"/>
+        </w:numPr>
+        <w:autoSpaceDE/>
+        <w:autoSpaceDN/>
+        <w:spacing w:after="160" w:line="278" w:lineRule="auto"/>
+        <w:ind w:left="2074"/>
+        <w:contextualSpacing/>
+      </w:pPr>
+      <w:r>
+        <w:t xml:space="preserve">Varias señales ópticas entran al </w:t>
+      </w:r>
+      <w:r>
+        <w:rPr>
+          <w:b/>
+          <w:bCs/>
+        </w:rPr>
+        <w:t>multiplexor óptico</w:t>
+      </w:r>
+      <w:r>
+        <w:t xml:space="preserve">, cada una en una </w:t>
+      </w:r>
+      <w:r>
+        <w:rPr>
+          <w:b/>
+          <w:bCs/>
+        </w:rPr>
+        <w:t>longitud de onda diferente</w:t>
+      </w:r>
+      <w:r>
+        <w:t xml:space="preserve"> (λ1, λ2,</w:t>
+      </w:r>
+      <w:r>
+        <w:t xml:space="preserve"> </w:t>
+      </w:r>
+      <w:r>
+        <w:t>λ3...).</w:t>
+      </w:r>
+    </w:p>
+    <w:p>
+      <w:pPr>
+        <w:pStyle w:val="Prrafodelista"/>
+        <w:widowControl/>
+        <w:numPr>
+          <w:ilvl w:val="0"/>
+          <w:numId w:val="18"/>
+        </w:numPr>
+        <w:autoSpaceDE/>
+        <w:autoSpaceDN/>
+        <w:spacing w:after="160" w:line="278" w:lineRule="auto"/>
+        <w:ind w:left="2074"/>
+        <w:contextualSpacing/>
+      </w:pPr>
+      <w:r>
+        <w:t xml:space="preserve">Se combinan y viajan juntas por una </w:t>
+      </w:r>
+      <w:r>
+        <w:rPr>
+          <w:b/>
+          <w:bCs/>
+        </w:rPr>
+        <w:t>única fibra óptica</w:t>
+      </w:r>
+      <w:r>
+        <w:t>.</w:t>
+      </w:r>
+    </w:p>
+    <w:p>
+      <w:pPr>
+        <w:pStyle w:val="Prrafodelista"/>
+        <w:widowControl/>
+        <w:numPr>
+          <w:ilvl w:val="0"/>
+          <w:numId w:val="18"/>
+        </w:numPr>
+        <w:autoSpaceDE/>
+        <w:autoSpaceDN/>
+        <w:spacing w:after="160" w:line="278" w:lineRule="auto"/>
+        <w:ind w:left="2074"/>
+        <w:contextualSpacing/>
+      </w:pPr>
+      <w:r>
+        <w:t xml:space="preserve">En el receptor, el </w:t>
+      </w:r>
+      <w:r>
+        <w:rPr>
+          <w:b/>
+          <w:bCs/>
+        </w:rPr>
+        <w:t>demultiplexor óptico</w:t>
+      </w:r>
+      <w:r>
+        <w:t xml:space="preserve"> separa las señales según su longitud de onda.</w:t>
+      </w:r>
+    </w:p>
+    <w:p>
+      <w:pPr>
+        <w:ind w:left="1714"/>
+        <w:jc w:val="center"/>
+        <w:rPr>
+          <w:rStyle w:val="nfasissutil"/>
+          <w:i w:val="0"/>
+          <w:iCs w:val="0"/>
+        </w:rPr>
+      </w:pPr>
+      <w:r>
+        <w:rPr>
+          <w:rStyle w:val="nfasissutil"/>
+          <w:i w:val="0"/>
+          <w:iCs w:val="0"/>
+          <w:noProof/>
+        </w:rPr>
+        <w:lastRenderedPageBreak/>
+        <w:drawing>
+          <wp:inline distT="0" distB="0" distL="0" distR="0" wp14:anchorId="2D7A3B7D" wp14:editId="4548E527">
+            <wp:extent cx="5212923" cy="1819275"/>
+            <wp:effectExtent l="0" t="0" r="6985" b="0"/>
+            <wp:docPr id="17" name="Imagen 17"/>
+            <wp:cNvGraphicFramePr>
+              <a:graphicFrameLocks xmlns:a="http://schemas.openxmlformats.org/drawingml/2006/main" noChangeAspect="1"/>
+            </wp:cNvGraphicFramePr>
+            <a:graphic xmlns:a="http://schemas.openxmlformats.org/drawingml/2006/main">
+              <a:graphicData uri="http://schemas.openxmlformats.org/drawingml/2006/picture">
+                <pic:pic xmlns:pic="http://schemas.openxmlformats.org/drawingml/2006/picture">
+                  <pic:nvPicPr>
+                    <pic:cNvPr id="1" name=""/>
+                    <pic:cNvPicPr/>
+                  </pic:nvPicPr>
+                  <pic:blipFill>
+                    <a:blip r:embed="rId17"/>
+                    <a:stretch>
+                      <a:fillRect/>
+                    </a:stretch>
+                  </pic:blipFill>
+                  <pic:spPr>
+                    <a:xfrm>
+                      <a:off x="0" y="0"/>
+                      <a:ext cx="5218659" cy="1821277"/>
+                    </a:xfrm>
+                    <a:prstGeom prst="rect">
+                      <a:avLst/>
+                    </a:prstGeom>
+                  </pic:spPr>
+                </pic:pic>
+              </a:graphicData>
+            </a:graphic>
+          </wp:inline>
+        </w:drawing>
+      </w:r>
+    </w:p>
+    <w:p>
+      <w:pPr>
+        <w:ind w:left="1714"/>
+        <w:jc w:val="center"/>
+        <w:rPr>
+          <w:rStyle w:val="nfasissutil"/>
+          <w:i w:val="0"/>
+          <w:iCs w:val="0"/>
+        </w:rPr>
+      </w:pPr>
+    </w:p>
+    <w:p>
+      <w:pPr>
+        <w:ind w:left="1714"/>
+        <w:jc w:val="center"/>
+        <w:rPr>
+          <w:rStyle w:val="nfasissutil"/>
+          <w:i w:val="0"/>
+          <w:iCs w:val="0"/>
+        </w:rPr>
+      </w:pPr>
+    </w:p>
+    <w:p>
+      <w:pPr>
+        <w:ind w:left="1354"/>
+        <w:rPr>
+          <w:rStyle w:val="nfasissutil"/>
+          <w:u w:val="single"/>
+        </w:rPr>
+      </w:pPr>
+      <w:r>
+        <w:rPr>
+          <w:rStyle w:val="nfasissutil"/>
+          <w:u w:val="single"/>
+        </w:rPr>
+        <w:t>Tipos de WDM</w:t>
+      </w:r>
+    </w:p>
+    <w:p>
+      <w:pPr>
+        <w:pStyle w:val="Prrafodelista"/>
+        <w:widowControl/>
+        <w:numPr>
+          <w:ilvl w:val="0"/>
+          <w:numId w:val="19"/>
+        </w:numPr>
+        <w:autoSpaceDE/>
+        <w:autoSpaceDN/>
+        <w:spacing w:after="160" w:line="278" w:lineRule="auto"/>
+        <w:ind w:left="2074"/>
+        <w:contextualSpacing/>
+      </w:pPr>
+      <w:r>
+        <w:rPr>
+          <w:rStyle w:val="nfasissutil"/>
+        </w:rPr>
+        <w:t xml:space="preserve">Densa (DWDM, ‘Dense’ WDM): se utilizan 16 o más </w:t>
+      </w:r>
+      <w:r>
+        <w:t>λ</w:t>
+      </w:r>
+    </w:p>
+    <w:p>
+      <w:pPr>
+        <w:pStyle w:val="Prrafodelista"/>
+        <w:widowControl/>
+        <w:numPr>
+          <w:ilvl w:val="0"/>
+          <w:numId w:val="19"/>
+        </w:numPr>
+        <w:autoSpaceDE/>
+        <w:autoSpaceDN/>
+        <w:spacing w:after="160" w:line="278" w:lineRule="auto"/>
+        <w:ind w:left="2074"/>
+        <w:contextualSpacing/>
+      </w:pPr>
+      <w:r>
+        <w:rPr>
+          <w:rStyle w:val="nfasissutil"/>
+        </w:rPr>
+        <w:t>Ligera (CWDM ‘</w:t>
+      </w:r>
+      <w:proofErr w:type="spellStart"/>
+      <w:r>
+        <w:rPr>
+          <w:rStyle w:val="nfasissutil"/>
+        </w:rPr>
+        <w:t>Coarse</w:t>
+      </w:r>
+      <w:proofErr w:type="spellEnd"/>
+      <w:r>
+        <w:rPr>
+          <w:rStyle w:val="nfasissutil"/>
+        </w:rPr>
+        <w:t xml:space="preserve">’ WDM): se utilizan 2 o 4 </w:t>
+      </w:r>
+      <w:r>
+        <w:t>λ</w:t>
+      </w:r>
+    </w:p>
+    <w:p>
+      <w:pPr>
+        <w:ind w:left="1354"/>
+        <w:rPr>
+          <w:rStyle w:val="nfasissutil"/>
+          <w:u w:val="single"/>
+        </w:rPr>
+      </w:pPr>
+      <w:r>
+        <w:rPr>
+          <w:rStyle w:val="nfasissutil"/>
+          <w:u w:val="single"/>
+        </w:rPr>
+        <w:t>Ventajas</w:t>
+      </w:r>
+    </w:p>
+    <w:p>
+      <w:pPr>
+        <w:pStyle w:val="Prrafodelista"/>
+        <w:widowControl/>
+        <w:numPr>
+          <w:ilvl w:val="0"/>
+          <w:numId w:val="16"/>
+        </w:numPr>
+        <w:autoSpaceDE/>
+        <w:autoSpaceDN/>
+        <w:spacing w:after="160" w:line="278" w:lineRule="auto"/>
+        <w:ind w:left="2074"/>
+        <w:contextualSpacing/>
+        <w:rPr>
+          <w:rStyle w:val="nfasissutil"/>
+          <w:u w:val="single"/>
+        </w:rPr>
+      </w:pPr>
+      <w:r>
+        <w:rPr>
+          <w:rStyle w:val="nfasissutil"/>
+        </w:rPr>
+        <w:t>Multiplica la capacidad de transmisión sin instalar nuevas fibras.</w:t>
+      </w:r>
+    </w:p>
+    <w:p>
+      <w:pPr>
+        <w:pStyle w:val="Prrafodelista"/>
+        <w:widowControl/>
+        <w:numPr>
+          <w:ilvl w:val="0"/>
+          <w:numId w:val="16"/>
+        </w:numPr>
+        <w:autoSpaceDE/>
+        <w:autoSpaceDN/>
+        <w:spacing w:after="160" w:line="278" w:lineRule="auto"/>
+        <w:ind w:left="2074"/>
+        <w:contextualSpacing/>
+        <w:rPr>
+          <w:rStyle w:val="nfasissutil"/>
+          <w:u w:val="single"/>
+        </w:rPr>
+      </w:pPr>
+      <w:r>
+        <w:rPr>
+          <w:rStyle w:val="nfasissutil"/>
+        </w:rPr>
+        <w:t>Compatible con tecnologías existentes de datos, voz y video.</w:t>
+      </w:r>
+    </w:p>
+    <w:p>
+      <w:pPr>
+        <w:pStyle w:val="Prrafodelista"/>
+        <w:widowControl/>
+        <w:numPr>
+          <w:ilvl w:val="0"/>
+          <w:numId w:val="16"/>
+        </w:numPr>
+        <w:autoSpaceDE/>
+        <w:autoSpaceDN/>
+        <w:spacing w:after="160" w:line="278" w:lineRule="auto"/>
+        <w:ind w:left="2074"/>
+        <w:contextualSpacing/>
+        <w:rPr>
+          <w:rStyle w:val="nfasissutil"/>
+          <w:u w:val="single"/>
+        </w:rPr>
+      </w:pPr>
+      <w:r>
+        <w:rPr>
+          <w:rStyle w:val="nfasissutil"/>
+        </w:rPr>
+        <w:t>Bajo nivel de interferencia gracias a la separación óptica.</w:t>
+      </w:r>
+    </w:p>
+    <w:p>
+      <w:pPr>
+        <w:pStyle w:val="Subttulo"/>
+        <w:ind w:left="1354"/>
+        <w:rPr>
+          <w:rStyle w:val="nfasissutil"/>
+          <w:i w:val="0"/>
+          <w:iCs w:val="0"/>
+        </w:rPr>
+      </w:pPr>
+      <w:r>
+        <w:rPr>
+          <w:rStyle w:val="nfasissutil"/>
+        </w:rPr>
+        <w:t xml:space="preserve">Redes Ópticas (OTN – </w:t>
+      </w:r>
+      <w:proofErr w:type="spellStart"/>
+      <w:r>
+        <w:rPr>
+          <w:rStyle w:val="nfasissutil"/>
+        </w:rPr>
+        <w:t>Optical</w:t>
+      </w:r>
+      <w:proofErr w:type="spellEnd"/>
+      <w:r>
+        <w:rPr>
+          <w:rStyle w:val="nfasissutil"/>
+        </w:rPr>
+        <w:t xml:space="preserve"> </w:t>
+      </w:r>
+      <w:proofErr w:type="spellStart"/>
+      <w:r>
+        <w:rPr>
+          <w:rStyle w:val="nfasissutil"/>
+        </w:rPr>
+        <w:t>Transport</w:t>
+      </w:r>
+      <w:proofErr w:type="spellEnd"/>
+      <w:r>
+        <w:rPr>
+          <w:rStyle w:val="nfasissutil"/>
+        </w:rPr>
+        <w:t xml:space="preserve"> Network)</w:t>
+      </w:r>
+    </w:p>
+    <w:p>
+      <w:pPr>
+        <w:ind w:left="1354"/>
+      </w:pPr>
+      <w:r>
+        <w:t xml:space="preserve">Una </w:t>
+      </w:r>
+      <w:r>
+        <w:rPr>
+          <w:b/>
+          <w:bCs/>
+        </w:rPr>
+        <w:t>OTN</w:t>
+      </w:r>
+      <w:r>
+        <w:t xml:space="preserve"> es una infraestructura diseñada para </w:t>
+      </w:r>
+      <w:r>
+        <w:rPr>
+          <w:b/>
+          <w:bCs/>
+        </w:rPr>
+        <w:t>transportar datos digitales a través de redes de fibra óptica</w:t>
+      </w:r>
+      <w:r>
+        <w:t xml:space="preserve">, estandarizada por la </w:t>
+      </w:r>
+      <w:r>
+        <w:rPr>
+          <w:b/>
+          <w:bCs/>
+        </w:rPr>
+        <w:t>ITU-T (G.709)</w:t>
+      </w:r>
+      <w:r>
+        <w:t>.</w:t>
+      </w:r>
+    </w:p>
+    <w:p>
+      <w:pPr>
+        <w:ind w:left="1354"/>
+      </w:pPr>
+      <w:r>
+        <w:t>Se considera una evolución de SONET/SDH, pero optimizada para:</w:t>
+      </w:r>
+    </w:p>
+    <w:p>
+      <w:pPr>
+        <w:widowControl/>
+        <w:numPr>
+          <w:ilvl w:val="0"/>
+          <w:numId w:val="20"/>
+        </w:numPr>
+        <w:tabs>
+          <w:tab w:val="clear" w:pos="720"/>
+          <w:tab w:val="num" w:pos="2074"/>
+        </w:tabs>
+        <w:autoSpaceDE/>
+        <w:autoSpaceDN/>
+        <w:spacing w:after="160" w:line="278" w:lineRule="auto"/>
+        <w:ind w:left="2074"/>
+      </w:pPr>
+      <w:r>
+        <w:t>Grandes velocidades.</w:t>
+      </w:r>
+    </w:p>
+    <w:p>
+      <w:pPr>
+        <w:widowControl/>
+        <w:numPr>
+          <w:ilvl w:val="0"/>
+          <w:numId w:val="20"/>
+        </w:numPr>
+        <w:tabs>
+          <w:tab w:val="clear" w:pos="720"/>
+          <w:tab w:val="num" w:pos="2074"/>
+        </w:tabs>
+        <w:autoSpaceDE/>
+        <w:autoSpaceDN/>
+        <w:spacing w:after="160" w:line="278" w:lineRule="auto"/>
+        <w:ind w:left="2074"/>
+      </w:pPr>
+      <w:r>
+        <w:t>Multiplexación óptica (WDM/DWDM).</w:t>
+      </w:r>
+    </w:p>
+    <w:p>
+      <w:pPr>
+        <w:widowControl/>
+        <w:numPr>
+          <w:ilvl w:val="0"/>
+          <w:numId w:val="20"/>
+        </w:numPr>
+        <w:tabs>
+          <w:tab w:val="clear" w:pos="720"/>
+          <w:tab w:val="num" w:pos="2074"/>
+        </w:tabs>
+        <w:autoSpaceDE/>
+        <w:autoSpaceDN/>
+        <w:spacing w:after="160" w:line="278" w:lineRule="auto"/>
+        <w:ind w:left="2074"/>
+      </w:pPr>
+      <w:r>
+        <w:t>Gestión avanzada de errores.</w:t>
+      </w:r>
+    </w:p>
+    <w:p>
+      <w:pPr>
+        <w:pStyle w:val="Prrafodelista"/>
+        <w:tabs>
+          <w:tab w:val="left" w:pos="994"/>
+        </w:tabs>
+        <w:spacing w:before="17"/>
+        <w:ind w:firstLine="0"/>
+        <w:jc w:val="both"/>
+      </w:pPr>
     </w:p>
     <w:p>
       <w:pPr>
@@ -479,11 +2987,7 @@
       </w:r>
       <w:proofErr w:type="spellEnd"/>
       <w:r>
-        <w:t xml:space="preserve"> por división espacial (SDM) se basa en utilizar diferentes recursos físicos en el espacio para transportar varias señales en paralelo. Esto puede hacerse mediante múltiples pares de cables, fibras ópticas multinúcleo o antenas direccionales separadas. En comunicaciones </w:t>
-      </w:r>
-      <w:r>
-        <w:lastRenderedPageBreak/>
-        <w:t>inalámbricas, por ejemplo, la tecnología MIMO (</w:t>
+        <w:t xml:space="preserve"> por división espacial (SDM) se basa en utilizar diferentes recursos físicos en el espacio para transportar varias señales en paralelo. Esto puede hacerse mediante múltiples pares de cables, fibras ópticas multinúcleo o antenas direccionales separadas. En comunicaciones inalámbricas, por ejemplo, la tecnología MIMO (</w:t>
       </w:r>
       <w:proofErr w:type="spellStart"/>
       <w:r>
@@ -673,6 +3177,7 @@
         <w:jc w:val="both"/>
       </w:pPr>
       <w:r>
+        <w:lastRenderedPageBreak/>
         <w:t xml:space="preserve">¿Qué tipo de </w:t>
       </w:r>
       <w:proofErr w:type="spellStart"/>
@@ -681,7 +3186,15 @@
       </w:r>
       <w:proofErr w:type="spellEnd"/>
       <w:r>
-        <w:t xml:space="preserve"> es ésta?. Explique por qué. Haga</w:t>
+        <w:t xml:space="preserve"> es </w:t>
+      </w:r>
+      <w:proofErr w:type="gramStart"/>
+      <w:r>
+        <w:t>ésta?.</w:t>
+      </w:r>
+      <w:proofErr w:type="gramEnd"/>
+      <w:r>
+        <w:t xml:space="preserve"> Explique por qué. Haga</w:t>
       </w:r>
       <w:r>
         <w:rPr>
@@ -816,7 +3329,15 @@
         <w:t xml:space="preserve"> </w:t>
       </w:r>
       <w:r>
-        <w:t xml:space="preserve">6 MHz , el espectro de frecuencias utilizables del </w:t>
+        <w:t xml:space="preserve">6 </w:t>
+      </w:r>
+      <w:proofErr w:type="gramStart"/>
+      <w:r>
+        <w:t>MHz ,</w:t>
+      </w:r>
+      <w:proofErr w:type="gramEnd"/>
+      <w:r>
+        <w:t xml:space="preserve"> el espectro de frecuencias utilizables del </w:t>
       </w:r>
       <w:proofErr w:type="spellStart"/>
       <w:r>
@@ -1094,9 +3615,11 @@
         </w:rPr>
         <w:t xml:space="preserve"> </w:t>
       </w:r>
+      <w:proofErr w:type="gramStart"/>
       <w:r>
         <w:t>caso?.</w:t>
       </w:r>
+      <w:proofErr w:type="gramEnd"/>
       <w:r>
         <w:rPr>
           <w:spacing w:val="-5"/>
@@ -1761,14 +4284,7 @@
         <w:rPr>
           <w:spacing w:val="-2"/>
         </w:rPr>
-        <w:t xml:space="preserve">Como una ranura temporal está compuesta por 10 bits y la velocidad de salida es de 1 </w:t>
-      </w:r>
-      <w:r>
-        <w:rPr>
-          <w:spacing w:val="-2"/>
-        </w:rPr>
-        <w:lastRenderedPageBreak/>
-        <w:t xml:space="preserve">Mbps, la duración de la ranura temporal es 10 bits/1 Mbps = 10 µs. </w:t>
+        <w:t xml:space="preserve">Como una ranura temporal está compuesta por 10 bits y la velocidad de salida es de 1 Mbps, la duración de la ranura temporal es 10 bits/1 Mbps = 10 µs. </w:t>
       </w:r>
     </w:p>
     <w:p>
@@ -1960,6 +4476,7 @@
         <w:ind w:left="1609" w:hanging="359"/>
       </w:pPr>
       <w:r>
+        <w:lastRenderedPageBreak/>
         <w:t>Tiempo</w:t>
       </w:r>
       <w:r>
@@ -2202,7 +4719,15 @@
         <w:jc w:val="both"/>
       </w:pPr>
       <w:r>
-        <w:t>2 tipos de señales que generan datos a 2 velocidades diferentes? si es posible como lo implementa? que velocidad precisara ahora para el enlace multiplexado?</w:t>
+        <w:t xml:space="preserve">2 tipos de señales que generan datos a 2 velocidades diferentes? </w:t>
+      </w:r>
+      <w:proofErr w:type="gramStart"/>
+      <w:r>
+        <w:t>si es posible como lo implementa?</w:t>
+      </w:r>
+      <w:proofErr w:type="gramEnd"/>
+      <w:r>
+        <w:t xml:space="preserve"> que velocidad precisara ahora para el enlace multiplexado?</w:t>
       </w:r>
     </w:p>
     <w:p>
@@ -2939,7 +5464,21 @@
         <w:rPr>
           <w:sz w:val="24"/>
         </w:rPr>
-        <w:t>La velocidad de la línea de salida es igual a: 10*10 kbps + 20*5 kbps =  200 kbps</w:t>
+        <w:t xml:space="preserve">La velocidad de la línea de salida es igual a: 10*10 kbps + 20*5 kbps </w:t>
+      </w:r>
+      <w:proofErr w:type="gramStart"/>
+      <w:r>
+        <w:rPr>
+          <w:sz w:val="24"/>
+        </w:rPr>
+        <w:t>=  200</w:t>
+      </w:r>
+      <w:proofErr w:type="gramEnd"/>
+      <w:r>
+        <w:rPr>
+          <w:sz w:val="24"/>
+        </w:rPr>
+        <w:t xml:space="preserve"> kbps</w:t>
       </w:r>
     </w:p>
     <w:p>
@@ -2971,7 +5510,6 @@
         <w:rPr>
           <w:sz w:val="24"/>
         </w:rPr>
-        <w:lastRenderedPageBreak/>
         <w:t>El tiempo de ranura es: 5 bits/200 kbps = 0.025 ms = 25 µs</w:t>
       </w:r>
     </w:p>
@@ -3257,6 +5795,7 @@
         <w:jc w:val="both"/>
       </w:pPr>
       <w:r>
+        <w:lastRenderedPageBreak/>
         <w:t>Suponiendo</w:t>
       </w:r>
       <w:r>
@@ -3513,6 +6052,7 @@
         <w:ind w:left="1894" w:hanging="389"/>
         <w:jc w:val="both"/>
       </w:pPr>
+      <w:proofErr w:type="gramStart"/>
       <w:r>
         <w:t>¿</w:t>
       </w:r>
@@ -3525,6 +6065,7 @@
       <w:r>
         <w:t>Esto</w:t>
       </w:r>
+      <w:proofErr w:type="gramEnd"/>
       <w:r>
         <w:rPr>
           <w:spacing w:val="-4"/>
@@ -3764,7 +6305,21 @@
         <w:rPr>
           <w:spacing w:val="-2"/>
         </w:rPr>
-        <w:t>Cada canal tiene una velocidad de 9600 bps pero al hacer uso de él el 30% del tiempo, la capacidad aproximada que precisa el enlace es igual a: 10 * 9600 bps * 0.3 = 28800 bps.</w:t>
+        <w:t xml:space="preserve">Cada canal tiene una velocidad de 9600 </w:t>
+      </w:r>
+      <w:proofErr w:type="gramStart"/>
+      <w:r>
+        <w:rPr>
+          <w:spacing w:val="-2"/>
+        </w:rPr>
+        <w:t>bps</w:t>
+      </w:r>
+      <w:proofErr w:type="gramEnd"/>
+      <w:r>
+        <w:rPr>
+          <w:spacing w:val="-2"/>
+        </w:rPr>
+        <w:t xml:space="preserve"> pero al hacer uso de él el 30% del tiempo, la capacidad aproximada que precisa el enlace es igual a: 10 * 9600 bps * 0.3 = 28800 bps.</w:t>
       </w:r>
     </w:p>
     <w:p>
@@ -3836,7 +6391,15 @@
         <w:ind w:left="1895"/>
       </w:pPr>
       <w:r>
-        <w:t xml:space="preserve">Si todos los orígenes quieren enviar datos y la velocidad de salida del multiplexor es menor que la requerida puede existir pérdida de información ya que los datos de los buffer de entradas pisaran los datos. Sin embargo, esto se puede solucionar utilizando </w:t>
+        <w:t xml:space="preserve">Si todos los orígenes quieren enviar datos y la velocidad de salida del multiplexor es menor que la requerida puede existir pérdida de información ya que los datos </w:t>
+      </w:r>
+      <w:proofErr w:type="gramStart"/>
+      <w:r>
+        <w:t>de los buffer</w:t>
+      </w:r>
+      <w:proofErr w:type="gramEnd"/>
+      <w:r>
+        <w:t xml:space="preserve"> de entradas pisaran los datos. Sin embargo, esto se puede solucionar utilizando </w:t>
       </w:r>
       <w:proofErr w:type="spellStart"/>
       <w:r>
@@ -3908,6 +6471,26 @@
           <w:spacing w:val="-5"/>
         </w:rPr>
         <w:t>PDH</w:t>
+      </w:r>
+      <w:r>
+        <w:rPr>
+          <w:spacing w:val="-5"/>
+        </w:rPr>
+        <w:t xml:space="preserve"> (Jerarquía digital </w:t>
+      </w:r>
+      <w:proofErr w:type="spellStart"/>
+      <w:r>
+        <w:rPr>
+          <w:spacing w:val="-5"/>
+        </w:rPr>
+        <w:t>plesiocrónica</w:t>
+      </w:r>
+      <w:proofErr w:type="spellEnd"/>
+      <w:r>
+        <w:rPr>
+          <w:spacing w:val="-5"/>
+        </w:rPr>
+        <w:t>)</w:t>
       </w:r>
     </w:p>
     <w:p>
@@ -4212,7 +6795,7 @@
                     <pic:cNvPicPr/>
                   </pic:nvPicPr>
                   <pic:blipFill>
-                    <a:blip r:embed="rId8"/>
+                    <a:blip r:embed="rId18"/>
                     <a:stretch>
                       <a:fillRect/>
                     </a:stretch>
@@ -4285,7 +6868,7 @@
                     <pic:cNvPicPr/>
                   </pic:nvPicPr>
                   <pic:blipFill>
-                    <a:blip r:embed="rId9" cstate="print"/>
+                    <a:blip r:embed="rId19" cstate="print"/>
                     <a:stretch>
                       <a:fillRect/>
                     </a:stretch>
@@ -5025,7 +7608,7 @@
                 <w:szCs w:val="24"/>
                 <w:lang w:val="en-US"/>
               </w:rPr>
-              <w:t>32</w:t>
+              <w:t>28</w:t>
             </w:r>
           </w:p>
         </w:tc>
@@ -5052,7 +7635,7 @@
                 <w:szCs w:val="24"/>
                 <w:lang w:val="en-US"/>
               </w:rPr>
-              <w:t>12</w:t>
+              <w:t>8</w:t>
             </w:r>
           </w:p>
         </w:tc>
@@ -5587,7 +8170,25 @@
         <w:jc w:val="both"/>
       </w:pPr>
       <w:r>
-        <w:t xml:space="preserve">De forma similar se ha especificado para el otro estándar un enlace T1 con 24 canales y 1,544 Mbps. Tanto para E1 como para T1 se han especificado niveles superiores de </w:t>
+        <w:t>De forma similar se ha especificado para el otro estándar un enlace T1 con 24 canales</w:t>
+      </w:r>
+      <w:r>
+        <w:t xml:space="preserve"> de 8 bits más un bit de delimitación</w:t>
+      </w:r>
+      <w:r>
+        <w:t xml:space="preserve"> y</w:t>
+      </w:r>
+      <w:r>
+        <w:t xml:space="preserve"> su velocidad de transmisión es</w:t>
+      </w:r>
+      <w:r>
+        <w:t xml:space="preserve"> 1,544 Mbps. </w:t>
+      </w:r>
+      <w:r>
+        <w:t xml:space="preserve">En este estándar se toma una muestra de 8 bits por canas: 7 bits de datos y 1 bit de control. </w:t>
+      </w:r>
+      <w:r>
+        <w:t xml:space="preserve">Tanto para E1 como para T1 se han especificado niveles superiores de </w:t>
       </w:r>
       <w:proofErr w:type="spellStart"/>
       <w:r>
@@ -5597,16 +8198,9 @@
       <w:r>
         <w:t>. Así, en el nivel 2, la portadora E2 agrupa 4 entradas E1 resultando una velocidad de 8.448Mbps, y así sucesivamente. En el otro estándar, y usando órdenes de multiplicidad distintos, a partir de T1 se han especificado enlaces T2, T3, etc.</w:t>
       </w:r>
-    </w:p>
-    <w:p>
-      <w:pPr>
-        <w:tabs>
-          <w:tab w:val="left" w:pos="994"/>
-        </w:tabs>
-        <w:spacing w:before="17"/>
-        <w:ind w:left="590"/>
-        <w:jc w:val="both"/>
-      </w:pPr>
+      <w:r>
+        <w:t xml:space="preserve"> </w:t>
+      </w:r>
     </w:p>
     <w:p>
       <w:pPr>
@@ -5637,7 +8231,7 @@
                     <pic:cNvPicPr/>
                   </pic:nvPicPr>
                   <pic:blipFill rotWithShape="1">
-                    <a:blip r:embed="rId10">
+                    <a:blip r:embed="rId20">
                       <a:extLst>
                         <a:ext uri="{28A0092B-C50C-407E-A947-70E740481C1C}">
                           <a14:useLocalDpi xmlns:a14="http://schemas.microsoft.com/office/drawing/2010/main" val="0"/>
@@ -5700,7 +8294,7 @@
                     <pic:cNvPicPr/>
                   </pic:nvPicPr>
                   <pic:blipFill>
-                    <a:blip r:embed="rId11"/>
+                    <a:blip r:embed="rId21"/>
                     <a:stretch>
                       <a:fillRect/>
                     </a:stretch>
@@ -6084,7 +8678,7 @@
                     <pic:cNvPicPr/>
                   </pic:nvPicPr>
                   <pic:blipFill>
-                    <a:blip r:embed="rId12"/>
+                    <a:blip r:embed="rId22"/>
                     <a:stretch>
                       <a:fillRect/>
                     </a:stretch>
@@ -6238,7 +8832,21 @@
         <w:rPr>
           <w:spacing w:val="-5"/>
         </w:rPr>
-        <w:t>La capacidad de STM-64 es 9,95328 Gbps mientras que la capacidad de E5 es  564,992 Mbps.</w:t>
+        <w:t xml:space="preserve">La capacidad de STM-64 es 9,95328 Gbps mientras que la capacidad de E5 </w:t>
+      </w:r>
+      <w:proofErr w:type="gramStart"/>
+      <w:r>
+        <w:rPr>
+          <w:spacing w:val="-5"/>
+        </w:rPr>
+        <w:t>es  564,992</w:t>
+      </w:r>
+      <w:proofErr w:type="gramEnd"/>
+      <w:r>
+        <w:rPr>
+          <w:spacing w:val="-5"/>
+        </w:rPr>
+        <w:t xml:space="preserve"> Mbps.</w:t>
       </w:r>
     </w:p>
     <w:p>
@@ -6333,6 +8941,7 @@
         </w:tabs>
         <w:ind w:left="589" w:hanging="389"/>
       </w:pPr>
+      <w:proofErr w:type="gramStart"/>
       <w:r>
         <w:t>WDM</w:t>
       </w:r>
@@ -6345,6 +8954,7 @@
       <w:r>
         <w:t>,</w:t>
       </w:r>
+      <w:proofErr w:type="gramEnd"/>
       <w:r>
         <w:rPr>
           <w:spacing w:val="-2"/>
@@ -6803,7 +9413,7 @@
       </w:pPr>
     </w:p>
     <w:sectPr>
-      <w:headerReference w:type="default" r:id="rId13"/>
+      <w:headerReference w:type="default" r:id="rId23"/>
       <w:pgSz w:w="11920" w:h="16840"/>
       <w:pgMar w:top="3280" w:right="1133" w:bottom="280" w:left="1275" w:header="1450" w:footer="0" w:gutter="0"/>
       <w:cols w:space="720"/>
@@ -7890,6 +10500,232 @@
 <file path=word/numbering.xml><?xml version="1.0" encoding="utf-8"?>
 <w:numbering xmlns:wpc="http://schemas.microsoft.com/office/word/2010/wordprocessingCanvas" xmlns:cx="http://schemas.microsoft.com/office/drawing/2014/chartex" xmlns:cx1="http://schemas.microsoft.com/office/drawing/2015/9/8/chartex" xmlns:cx2="http://schemas.microsoft.com/office/drawing/2015/10/21/chartex" xmlns:cx3="http://schemas.microsoft.com/office/drawing/2016/5/9/chartex" xmlns:cx4="http://schemas.microsoft.com/office/drawing/2016/5/10/chartex" xmlns:cx5="http://schemas.microsoft.com/office/drawing/2016/5/11/chartex" xmlns:cx6="http://schemas.microsoft.com/office/drawing/2016/5/12/chartex" xmlns:cx7="http://schemas.microsoft.com/office/drawing/2016/5/13/chartex" xmlns:cx8="http://schemas.microsoft.com/office/drawing/2016/5/14/chartex" xmlns:mc="http://schemas.openxmlformats.org/markup-compatibility/2006" xmlns:aink="http://schemas.microsoft.com/office/drawing/2016/ink" xmlns:am3d="http://schemas.microsoft.com/office/drawing/2017/model3d" xmlns:o="urn:schemas-microsoft-com:office:office" xmlns:r="http://schemas.openxmlformats.org/officeDocument/2006/relationships" xmlns:m="http://schemas.openxmlformats.org/officeDocument/2006/math" xmlns:v="urn:schemas-microsoft-com:vml" xmlns:wp14="http://schemas.microsoft.com/office/word/2010/wordprocessingDrawing" xmlns:wp="http://schemas.openxmlformats.org/drawingml/2006/wordprocessingDrawing" xmlns:w10="urn:schemas-microsoft-com:office:word" xmlns:w="http://schemas.openxmlformats.org/wordprocessingml/2006/main" xmlns:w14="http://schemas.microsoft.com/office/word/2010/wordml" xmlns:w15="http://schemas.microsoft.com/office/word/2012/wordml" xmlns:w16cex="http://schemas.microsoft.com/office/word/2018/wordml/cex" xmlns:w16cid="http://schemas.microsoft.com/office/word/2016/wordml/cid" xmlns:w16="http://schemas.microsoft.com/office/word/2018/wordml" xmlns:w16sdtdh="http://schemas.microsoft.com/office/word/2020/wordml/sdtdatahash" xmlns:w16se="http://schemas.microsoft.com/office/word/2015/wordml/symex" xmlns:wpg="http://schemas.microsoft.com/office/word/2010/wordprocessingGroup" xmlns:wpi="http://schemas.microsoft.com/office/word/2010/wordprocessingInk" xmlns:wne="http://schemas.microsoft.com/office/word/2006/wordml" xmlns:wps="http://schemas.microsoft.com/office/word/2010/wordprocessingShape" mc:Ignorable="w14 w15 w16se w16cid w16 w16cex w16sdtdh wp14">
   <w:abstractNum w:abstractNumId="0" w15:restartNumberingAfterBreak="0">
+    <w:nsid w:val="04B4223C"/>
+    <w:multiLevelType w:val="hybridMultilevel"/>
+    <w:tmpl w:val="3772821A"/>
+    <w:lvl w:ilvl="0" w:tplc="2C0A0001">
+      <w:start w:val="1"/>
+      <w:numFmt w:val="bullet"/>
+      <w:lvlText w:val=""/>
+      <w:lvlJc w:val="left"/>
+      <w:pPr>
+        <w:ind w:left="720" w:hanging="360"/>
+      </w:pPr>
+      <w:rPr>
+        <w:rFonts w:ascii="Symbol" w:hAnsi="Symbol" w:hint="default"/>
+      </w:rPr>
+    </w:lvl>
+    <w:lvl w:ilvl="1" w:tplc="2C0A0003" w:tentative="1">
+      <w:start w:val="1"/>
+      <w:numFmt w:val="bullet"/>
+      <w:lvlText w:val="o"/>
+      <w:lvlJc w:val="left"/>
+      <w:pPr>
+        <w:ind w:left="1440" w:hanging="360"/>
+      </w:pPr>
+      <w:rPr>
+        <w:rFonts w:ascii="Courier New" w:hAnsi="Courier New" w:cs="Courier New" w:hint="default"/>
+      </w:rPr>
+    </w:lvl>
+    <w:lvl w:ilvl="2" w:tplc="2C0A0005" w:tentative="1">
+      <w:start w:val="1"/>
+      <w:numFmt w:val="bullet"/>
+      <w:lvlText w:val=""/>
+      <w:lvlJc w:val="left"/>
+      <w:pPr>
+        <w:ind w:left="2160" w:hanging="360"/>
+      </w:pPr>
+      <w:rPr>
+        <w:rFonts w:ascii="Wingdings" w:hAnsi="Wingdings" w:hint="default"/>
+      </w:rPr>
+    </w:lvl>
+    <w:lvl w:ilvl="3" w:tplc="2C0A0001" w:tentative="1">
+      <w:start w:val="1"/>
+      <w:numFmt w:val="bullet"/>
+      <w:lvlText w:val=""/>
+      <w:lvlJc w:val="left"/>
+      <w:pPr>
+        <w:ind w:left="2880" w:hanging="360"/>
+      </w:pPr>
+      <w:rPr>
+        <w:rFonts w:ascii="Symbol" w:hAnsi="Symbol" w:hint="default"/>
+      </w:rPr>
+    </w:lvl>
+    <w:lvl w:ilvl="4" w:tplc="2C0A0003" w:tentative="1">
+      <w:start w:val="1"/>
+      <w:numFmt w:val="bullet"/>
+      <w:lvlText w:val="o"/>
+      <w:lvlJc w:val="left"/>
+      <w:pPr>
+        <w:ind w:left="3600" w:hanging="360"/>
+      </w:pPr>
+      <w:rPr>
+        <w:rFonts w:ascii="Courier New" w:hAnsi="Courier New" w:cs="Courier New" w:hint="default"/>
+      </w:rPr>
+    </w:lvl>
+    <w:lvl w:ilvl="5" w:tplc="2C0A0005" w:tentative="1">
+      <w:start w:val="1"/>
+      <w:numFmt w:val="bullet"/>
+      <w:lvlText w:val=""/>
+      <w:lvlJc w:val="left"/>
+      <w:pPr>
+        <w:ind w:left="4320" w:hanging="360"/>
+      </w:pPr>
+      <w:rPr>
+        <w:rFonts w:ascii="Wingdings" w:hAnsi="Wingdings" w:hint="default"/>
+      </w:rPr>
+    </w:lvl>
+    <w:lvl w:ilvl="6" w:tplc="2C0A0001" w:tentative="1">
+      <w:start w:val="1"/>
+      <w:numFmt w:val="bullet"/>
+      <w:lvlText w:val=""/>
+      <w:lvlJc w:val="left"/>
+      <w:pPr>
+        <w:ind w:left="5040" w:hanging="360"/>
+      </w:pPr>
+      <w:rPr>
+        <w:rFonts w:ascii="Symbol" w:hAnsi="Symbol" w:hint="default"/>
+      </w:rPr>
+    </w:lvl>
+    <w:lvl w:ilvl="7" w:tplc="2C0A0003" w:tentative="1">
+      <w:start w:val="1"/>
+      <w:numFmt w:val="bullet"/>
+      <w:lvlText w:val="o"/>
+      <w:lvlJc w:val="left"/>
+      <w:pPr>
+        <w:ind w:left="5760" w:hanging="360"/>
+      </w:pPr>
+      <w:rPr>
+        <w:rFonts w:ascii="Courier New" w:hAnsi="Courier New" w:cs="Courier New" w:hint="default"/>
+      </w:rPr>
+    </w:lvl>
+    <w:lvl w:ilvl="8" w:tplc="2C0A0005" w:tentative="1">
+      <w:start w:val="1"/>
+      <w:numFmt w:val="bullet"/>
+      <w:lvlText w:val=""/>
+      <w:lvlJc w:val="left"/>
+      <w:pPr>
+        <w:ind w:left="6480" w:hanging="360"/>
+      </w:pPr>
+      <w:rPr>
+        <w:rFonts w:ascii="Wingdings" w:hAnsi="Wingdings" w:hint="default"/>
+      </w:rPr>
+    </w:lvl>
+  </w:abstractNum>
+  <w:abstractNum w:abstractNumId="1" w15:restartNumberingAfterBreak="0">
+    <w:nsid w:val="05B22C24"/>
+    <w:multiLevelType w:val="hybridMultilevel"/>
+    <w:tmpl w:val="2040ADAC"/>
+    <w:lvl w:ilvl="0" w:tplc="2C0A0001">
+      <w:start w:val="1"/>
+      <w:numFmt w:val="bullet"/>
+      <w:lvlText w:val=""/>
+      <w:lvlJc w:val="left"/>
+      <w:pPr>
+        <w:ind w:left="720" w:hanging="360"/>
+      </w:pPr>
+      <w:rPr>
+        <w:rFonts w:ascii="Symbol" w:hAnsi="Symbol" w:hint="default"/>
+      </w:rPr>
+    </w:lvl>
+    <w:lvl w:ilvl="1" w:tplc="2C0A0003" w:tentative="1">
+      <w:start w:val="1"/>
+      <w:numFmt w:val="bullet"/>
+      <w:lvlText w:val="o"/>
+      <w:lvlJc w:val="left"/>
+      <w:pPr>
+        <w:ind w:left="1440" w:hanging="360"/>
+      </w:pPr>
+      <w:rPr>
+        <w:rFonts w:ascii="Courier New" w:hAnsi="Courier New" w:cs="Courier New" w:hint="default"/>
+      </w:rPr>
+    </w:lvl>
+    <w:lvl w:ilvl="2" w:tplc="2C0A0005" w:tentative="1">
+      <w:start w:val="1"/>
+      <w:numFmt w:val="bullet"/>
+      <w:lvlText w:val=""/>
+      <w:lvlJc w:val="left"/>
+      <w:pPr>
+        <w:ind w:left="2160" w:hanging="360"/>
+      </w:pPr>
+      <w:rPr>
+        <w:rFonts w:ascii="Wingdings" w:hAnsi="Wingdings" w:hint="default"/>
+      </w:rPr>
+    </w:lvl>
+    <w:lvl w:ilvl="3" w:tplc="2C0A0001" w:tentative="1">
+      <w:start w:val="1"/>
+      <w:numFmt w:val="bullet"/>
+      <w:lvlText w:val=""/>
+      <w:lvlJc w:val="left"/>
+      <w:pPr>
+        <w:ind w:left="2880" w:hanging="360"/>
+      </w:pPr>
+      <w:rPr>
+        <w:rFonts w:ascii="Symbol" w:hAnsi="Symbol" w:hint="default"/>
+      </w:rPr>
+    </w:lvl>
+    <w:lvl w:ilvl="4" w:tplc="2C0A0003" w:tentative="1">
+      <w:start w:val="1"/>
+      <w:numFmt w:val="bullet"/>
+      <w:lvlText w:val="o"/>
+      <w:lvlJc w:val="left"/>
+      <w:pPr>
+        <w:ind w:left="3600" w:hanging="360"/>
+      </w:pPr>
+      <w:rPr>
+        <w:rFonts w:ascii="Courier New" w:hAnsi="Courier New" w:cs="Courier New" w:hint="default"/>
+      </w:rPr>
+    </w:lvl>
+    <w:lvl w:ilvl="5" w:tplc="2C0A0005" w:tentative="1">
+      <w:start w:val="1"/>
+      <w:numFmt w:val="bullet"/>
+      <w:lvlText w:val=""/>
+      <w:lvlJc w:val="left"/>
+      <w:pPr>
+        <w:ind w:left="4320" w:hanging="360"/>
+      </w:pPr>
+      <w:rPr>
+        <w:rFonts w:ascii="Wingdings" w:hAnsi="Wingdings" w:hint="default"/>
+      </w:rPr>
+    </w:lvl>
+    <w:lvl w:ilvl="6" w:tplc="2C0A0001" w:tentative="1">
+      <w:start w:val="1"/>
+      <w:numFmt w:val="bullet"/>
+      <w:lvlText w:val=""/>
+      <w:lvlJc w:val="left"/>
+      <w:pPr>
+        <w:ind w:left="5040" w:hanging="360"/>
+      </w:pPr>
+      <w:rPr>
+        <w:rFonts w:ascii="Symbol" w:hAnsi="Symbol" w:hint="default"/>
+      </w:rPr>
+    </w:lvl>
+    <w:lvl w:ilvl="7" w:tplc="2C0A0003" w:tentative="1">
+      <w:start w:val="1"/>
+      <w:numFmt w:val="bullet"/>
+      <w:lvlText w:val="o"/>
+      <w:lvlJc w:val="left"/>
+      <w:pPr>
+        <w:ind w:left="5760" w:hanging="360"/>
+      </w:pPr>
+      <w:rPr>
+        <w:rFonts w:ascii="Courier New" w:hAnsi="Courier New" w:cs="Courier New" w:hint="default"/>
+      </w:rPr>
+    </w:lvl>
+    <w:lvl w:ilvl="8" w:tplc="2C0A0005" w:tentative="1">
+      <w:start w:val="1"/>
+      <w:numFmt w:val="bullet"/>
+      <w:lvlText w:val=""/>
+      <w:lvlJc w:val="left"/>
+      <w:pPr>
+        <w:ind w:left="6480" w:hanging="360"/>
+      </w:pPr>
+      <w:rPr>
+        <w:rFonts w:ascii="Wingdings" w:hAnsi="Wingdings" w:hint="default"/>
+      </w:rPr>
+    </w:lvl>
+  </w:abstractNum>
+  <w:abstractNum w:abstractNumId="2" w15:restartNumberingAfterBreak="0">
     <w:nsid w:val="0A131C49"/>
     <w:multiLevelType w:val="multilevel"/>
     <w:tmpl w:val="8310857A"/>
@@ -8038,7 +10874,206 @@
       </w:rPr>
     </w:lvl>
   </w:abstractNum>
-  <w:abstractNum w:abstractNumId="1" w15:restartNumberingAfterBreak="0">
+  <w:abstractNum w:abstractNumId="3" w15:restartNumberingAfterBreak="0">
+    <w:nsid w:val="1BB063D8"/>
+    <w:multiLevelType w:val="hybridMultilevel"/>
+    <w:tmpl w:val="52F87A50"/>
+    <w:lvl w:ilvl="0" w:tplc="2C0A000F">
+      <w:start w:val="1"/>
+      <w:numFmt w:val="decimal"/>
+      <w:lvlText w:val="%1."/>
+      <w:lvlJc w:val="left"/>
+      <w:pPr>
+        <w:ind w:left="720" w:hanging="360"/>
+      </w:pPr>
+    </w:lvl>
+    <w:lvl w:ilvl="1" w:tplc="0409000F">
+      <w:start w:val="1"/>
+      <w:numFmt w:val="decimal"/>
+      <w:lvlText w:val="%2."/>
+      <w:lvlJc w:val="left"/>
+      <w:pPr>
+        <w:ind w:left="1440" w:hanging="360"/>
+      </w:pPr>
+    </w:lvl>
+    <w:lvl w:ilvl="2" w:tplc="2C0A001B">
+      <w:start w:val="1"/>
+      <w:numFmt w:val="lowerRoman"/>
+      <w:lvlText w:val="%3."/>
+      <w:lvlJc w:val="right"/>
+      <w:pPr>
+        <w:ind w:left="2160" w:hanging="180"/>
+      </w:pPr>
+    </w:lvl>
+    <w:lvl w:ilvl="3" w:tplc="2C0A000F" w:tentative="1">
+      <w:start w:val="1"/>
+      <w:numFmt w:val="decimal"/>
+      <w:lvlText w:val="%4."/>
+      <w:lvlJc w:val="left"/>
+      <w:pPr>
+        <w:ind w:left="2880" w:hanging="360"/>
+      </w:pPr>
+    </w:lvl>
+    <w:lvl w:ilvl="4" w:tplc="2C0A0019" w:tentative="1">
+      <w:start w:val="1"/>
+      <w:numFmt w:val="lowerLetter"/>
+      <w:lvlText w:val="%5."/>
+      <w:lvlJc w:val="left"/>
+      <w:pPr>
+        <w:ind w:left="3600" w:hanging="360"/>
+      </w:pPr>
+    </w:lvl>
+    <w:lvl w:ilvl="5" w:tplc="2C0A001B" w:tentative="1">
+      <w:start w:val="1"/>
+      <w:numFmt w:val="lowerRoman"/>
+      <w:lvlText w:val="%6."/>
+      <w:lvlJc w:val="right"/>
+      <w:pPr>
+        <w:ind w:left="4320" w:hanging="180"/>
+      </w:pPr>
+    </w:lvl>
+    <w:lvl w:ilvl="6" w:tplc="2C0A000F" w:tentative="1">
+      <w:start w:val="1"/>
+      <w:numFmt w:val="decimal"/>
+      <w:lvlText w:val="%7."/>
+      <w:lvlJc w:val="left"/>
+      <w:pPr>
+        <w:ind w:left="5040" w:hanging="360"/>
+      </w:pPr>
+    </w:lvl>
+    <w:lvl w:ilvl="7" w:tplc="2C0A0019" w:tentative="1">
+      <w:start w:val="1"/>
+      <w:numFmt w:val="lowerLetter"/>
+      <w:lvlText w:val="%8."/>
+      <w:lvlJc w:val="left"/>
+      <w:pPr>
+        <w:ind w:left="5760" w:hanging="360"/>
+      </w:pPr>
+    </w:lvl>
+    <w:lvl w:ilvl="8" w:tplc="2C0A001B" w:tentative="1">
+      <w:start w:val="1"/>
+      <w:numFmt w:val="lowerRoman"/>
+      <w:lvlText w:val="%9."/>
+      <w:lvlJc w:val="right"/>
+      <w:pPr>
+        <w:ind w:left="6480" w:hanging="180"/>
+      </w:pPr>
+    </w:lvl>
+  </w:abstractNum>
+  <w:abstractNum w:abstractNumId="4" w15:restartNumberingAfterBreak="0">
+    <w:nsid w:val="1FDD0E66"/>
+    <w:multiLevelType w:val="hybridMultilevel"/>
+    <w:tmpl w:val="24369404"/>
+    <w:lvl w:ilvl="0" w:tplc="2C0A0003">
+      <w:start w:val="1"/>
+      <w:numFmt w:val="bullet"/>
+      <w:lvlText w:val="o"/>
+      <w:lvlJc w:val="left"/>
+      <w:pPr>
+        <w:ind w:left="720" w:hanging="360"/>
+      </w:pPr>
+      <w:rPr>
+        <w:rFonts w:ascii="Courier New" w:hAnsi="Courier New" w:cs="Courier New" w:hint="default"/>
+      </w:rPr>
+    </w:lvl>
+    <w:lvl w:ilvl="1" w:tplc="2C0A0003" w:tentative="1">
+      <w:start w:val="1"/>
+      <w:numFmt w:val="bullet"/>
+      <w:lvlText w:val="o"/>
+      <w:lvlJc w:val="left"/>
+      <w:pPr>
+        <w:ind w:left="1440" w:hanging="360"/>
+      </w:pPr>
+      <w:rPr>
+        <w:rFonts w:ascii="Courier New" w:hAnsi="Courier New" w:cs="Courier New" w:hint="default"/>
+      </w:rPr>
+    </w:lvl>
+    <w:lvl w:ilvl="2" w:tplc="2C0A0005" w:tentative="1">
+      <w:start w:val="1"/>
+      <w:numFmt w:val="bullet"/>
+      <w:lvlText w:val=""/>
+      <w:lvlJc w:val="left"/>
+      <w:pPr>
+        <w:ind w:left="2160" w:hanging="360"/>
+      </w:pPr>
+      <w:rPr>
+        <w:rFonts w:ascii="Wingdings" w:hAnsi="Wingdings" w:hint="default"/>
+      </w:rPr>
+    </w:lvl>
+    <w:lvl w:ilvl="3" w:tplc="2C0A0001" w:tentative="1">
+      <w:start w:val="1"/>
+      <w:numFmt w:val="bullet"/>
+      <w:lvlText w:val=""/>
+      <w:lvlJc w:val="left"/>
+      <w:pPr>
+        <w:ind w:left="2880" w:hanging="360"/>
+      </w:pPr>
+      <w:rPr>
+        <w:rFonts w:ascii="Symbol" w:hAnsi="Symbol" w:hint="default"/>
+      </w:rPr>
+    </w:lvl>
+    <w:lvl w:ilvl="4" w:tplc="2C0A0003" w:tentative="1">
+      <w:start w:val="1"/>
+      <w:numFmt w:val="bullet"/>
+      <w:lvlText w:val="o"/>
+      <w:lvlJc w:val="left"/>
+      <w:pPr>
+        <w:ind w:left="3600" w:hanging="360"/>
+      </w:pPr>
+      <w:rPr>
+        <w:rFonts w:ascii="Courier New" w:hAnsi="Courier New" w:cs="Courier New" w:hint="default"/>
+      </w:rPr>
+    </w:lvl>
+    <w:lvl w:ilvl="5" w:tplc="2C0A0005" w:tentative="1">
+      <w:start w:val="1"/>
+      <w:numFmt w:val="bullet"/>
+      <w:lvlText w:val=""/>
+      <w:lvlJc w:val="left"/>
+      <w:pPr>
+        <w:ind w:left="4320" w:hanging="360"/>
+      </w:pPr>
+      <w:rPr>
+        <w:rFonts w:ascii="Wingdings" w:hAnsi="Wingdings" w:hint="default"/>
+      </w:rPr>
+    </w:lvl>
+    <w:lvl w:ilvl="6" w:tplc="2C0A0001" w:tentative="1">
+      <w:start w:val="1"/>
+      <w:numFmt w:val="bullet"/>
+      <w:lvlText w:val=""/>
+      <w:lvlJc w:val="left"/>
+      <w:pPr>
+        <w:ind w:left="5040" w:hanging="360"/>
+      </w:pPr>
+      <w:rPr>
+        <w:rFonts w:ascii="Symbol" w:hAnsi="Symbol" w:hint="default"/>
+      </w:rPr>
+    </w:lvl>
+    <w:lvl w:ilvl="7" w:tplc="2C0A0003" w:tentative="1">
+      <w:start w:val="1"/>
+      <w:numFmt w:val="bullet"/>
+      <w:lvlText w:val="o"/>
+      <w:lvlJc w:val="left"/>
+      <w:pPr>
+        <w:ind w:left="5760" w:hanging="360"/>
+      </w:pPr>
+      <w:rPr>
+        <w:rFonts w:ascii="Courier New" w:hAnsi="Courier New" w:cs="Courier New" w:hint="default"/>
+      </w:rPr>
+    </w:lvl>
+    <w:lvl w:ilvl="8" w:tplc="2C0A0005" w:tentative="1">
+      <w:start w:val="1"/>
+      <w:numFmt w:val="bullet"/>
+      <w:lvlText w:val=""/>
+      <w:lvlJc w:val="left"/>
+      <w:pPr>
+        <w:ind w:left="6480" w:hanging="360"/>
+      </w:pPr>
+      <w:rPr>
+        <w:rFonts w:ascii="Wingdings" w:hAnsi="Wingdings" w:hint="default"/>
+      </w:rPr>
+    </w:lvl>
+  </w:abstractNum>
+  <w:abstractNum w:abstractNumId="5" w15:restartNumberingAfterBreak="0">
     <w:nsid w:val="318D1D34"/>
     <w:multiLevelType w:val="hybridMultilevel"/>
     <w:tmpl w:val="26004DEE"/>
@@ -8159,7 +11194,319 @@
       </w:rPr>
     </w:lvl>
   </w:abstractNum>
-  <w:abstractNum w:abstractNumId="2" w15:restartNumberingAfterBreak="0">
+  <w:abstractNum w:abstractNumId="6" w15:restartNumberingAfterBreak="0">
+    <w:nsid w:val="321B0305"/>
+    <w:multiLevelType w:val="hybridMultilevel"/>
+    <w:tmpl w:val="8228B96A"/>
+    <w:lvl w:ilvl="0" w:tplc="FFFFFFFF">
+      <w:start w:val="1"/>
+      <w:numFmt w:val="decimal"/>
+      <w:lvlText w:val="%1."/>
+      <w:lvlJc w:val="left"/>
+      <w:pPr>
+        <w:ind w:left="720" w:hanging="360"/>
+      </w:pPr>
+    </w:lvl>
+    <w:lvl w:ilvl="1" w:tplc="FFFFFFFF" w:tentative="1">
+      <w:start w:val="1"/>
+      <w:numFmt w:val="lowerLetter"/>
+      <w:lvlText w:val="%2."/>
+      <w:lvlJc w:val="left"/>
+      <w:pPr>
+        <w:ind w:left="1440" w:hanging="360"/>
+      </w:pPr>
+    </w:lvl>
+    <w:lvl w:ilvl="2" w:tplc="FFFFFFFF" w:tentative="1">
+      <w:start w:val="1"/>
+      <w:numFmt w:val="lowerRoman"/>
+      <w:lvlText w:val="%3."/>
+      <w:lvlJc w:val="right"/>
+      <w:pPr>
+        <w:ind w:left="2160" w:hanging="180"/>
+      </w:pPr>
+    </w:lvl>
+    <w:lvl w:ilvl="3" w:tplc="FFFFFFFF" w:tentative="1">
+      <w:start w:val="1"/>
+      <w:numFmt w:val="decimal"/>
+      <w:lvlText w:val="%4."/>
+      <w:lvlJc w:val="left"/>
+      <w:pPr>
+        <w:ind w:left="2880" w:hanging="360"/>
+      </w:pPr>
+    </w:lvl>
+    <w:lvl w:ilvl="4" w:tplc="FFFFFFFF" w:tentative="1">
+      <w:start w:val="1"/>
+      <w:numFmt w:val="lowerLetter"/>
+      <w:lvlText w:val="%5."/>
+      <w:lvlJc w:val="left"/>
+      <w:pPr>
+        <w:ind w:left="3600" w:hanging="360"/>
+      </w:pPr>
+    </w:lvl>
+    <w:lvl w:ilvl="5" w:tplc="FFFFFFFF" w:tentative="1">
+      <w:start w:val="1"/>
+      <w:numFmt w:val="lowerRoman"/>
+      <w:lvlText w:val="%6."/>
+      <w:lvlJc w:val="right"/>
+      <w:pPr>
+        <w:ind w:left="4320" w:hanging="180"/>
+      </w:pPr>
+    </w:lvl>
+    <w:lvl w:ilvl="6" w:tplc="FFFFFFFF" w:tentative="1">
+      <w:start w:val="1"/>
+      <w:numFmt w:val="decimal"/>
+      <w:lvlText w:val="%7."/>
+      <w:lvlJc w:val="left"/>
+      <w:pPr>
+        <w:ind w:left="5040" w:hanging="360"/>
+      </w:pPr>
+    </w:lvl>
+    <w:lvl w:ilvl="7" w:tplc="FFFFFFFF" w:tentative="1">
+      <w:start w:val="1"/>
+      <w:numFmt w:val="lowerLetter"/>
+      <w:lvlText w:val="%8."/>
+      <w:lvlJc w:val="left"/>
+      <w:pPr>
+        <w:ind w:left="5760" w:hanging="360"/>
+      </w:pPr>
+    </w:lvl>
+    <w:lvl w:ilvl="8" w:tplc="FFFFFFFF" w:tentative="1">
+      <w:start w:val="1"/>
+      <w:numFmt w:val="lowerRoman"/>
+      <w:lvlText w:val="%9."/>
+      <w:lvlJc w:val="right"/>
+      <w:pPr>
+        <w:ind w:left="6480" w:hanging="180"/>
+      </w:pPr>
+    </w:lvl>
+  </w:abstractNum>
+  <w:abstractNum w:abstractNumId="7" w15:restartNumberingAfterBreak="0">
+    <w:nsid w:val="3B0C03BF"/>
+    <w:multiLevelType w:val="hybridMultilevel"/>
+    <w:tmpl w:val="C3FE677E"/>
+    <w:lvl w:ilvl="0" w:tplc="2C0A0003">
+      <w:start w:val="1"/>
+      <w:numFmt w:val="bullet"/>
+      <w:lvlText w:val="o"/>
+      <w:lvlJc w:val="left"/>
+      <w:pPr>
+        <w:ind w:left="1440" w:hanging="360"/>
+      </w:pPr>
+      <w:rPr>
+        <w:rFonts w:ascii="Courier New" w:hAnsi="Courier New" w:cs="Courier New" w:hint="default"/>
+      </w:rPr>
+    </w:lvl>
+    <w:lvl w:ilvl="1" w:tplc="2C0A0003" w:tentative="1">
+      <w:start w:val="1"/>
+      <w:numFmt w:val="bullet"/>
+      <w:lvlText w:val="o"/>
+      <w:lvlJc w:val="left"/>
+      <w:pPr>
+        <w:ind w:left="2160" w:hanging="360"/>
+      </w:pPr>
+      <w:rPr>
+        <w:rFonts w:ascii="Courier New" w:hAnsi="Courier New" w:cs="Courier New" w:hint="default"/>
+      </w:rPr>
+    </w:lvl>
+    <w:lvl w:ilvl="2" w:tplc="2C0A0005" w:tentative="1">
+      <w:start w:val="1"/>
+      <w:numFmt w:val="bullet"/>
+      <w:lvlText w:val=""/>
+      <w:lvlJc w:val="left"/>
+      <w:pPr>
+        <w:ind w:left="2880" w:hanging="360"/>
+      </w:pPr>
+      <w:rPr>
+        <w:rFonts w:ascii="Wingdings" w:hAnsi="Wingdings" w:hint="default"/>
+      </w:rPr>
+    </w:lvl>
+    <w:lvl w:ilvl="3" w:tplc="2C0A0001" w:tentative="1">
+      <w:start w:val="1"/>
+      <w:numFmt w:val="bullet"/>
+      <w:lvlText w:val=""/>
+      <w:lvlJc w:val="left"/>
+      <w:pPr>
+        <w:ind w:left="3600" w:hanging="360"/>
+      </w:pPr>
+      <w:rPr>
+        <w:rFonts w:ascii="Symbol" w:hAnsi="Symbol" w:hint="default"/>
+      </w:rPr>
+    </w:lvl>
+    <w:lvl w:ilvl="4" w:tplc="2C0A0003" w:tentative="1">
+      <w:start w:val="1"/>
+      <w:numFmt w:val="bullet"/>
+      <w:lvlText w:val="o"/>
+      <w:lvlJc w:val="left"/>
+      <w:pPr>
+        <w:ind w:left="4320" w:hanging="360"/>
+      </w:pPr>
+      <w:rPr>
+        <w:rFonts w:ascii="Courier New" w:hAnsi="Courier New" w:cs="Courier New" w:hint="default"/>
+      </w:rPr>
+    </w:lvl>
+    <w:lvl w:ilvl="5" w:tplc="2C0A0005" w:tentative="1">
+      <w:start w:val="1"/>
+      <w:numFmt w:val="bullet"/>
+      <w:lvlText w:val=""/>
+      <w:lvlJc w:val="left"/>
+      <w:pPr>
+        <w:ind w:left="5040" w:hanging="360"/>
+      </w:pPr>
+      <w:rPr>
+        <w:rFonts w:ascii="Wingdings" w:hAnsi="Wingdings" w:hint="default"/>
+      </w:rPr>
+    </w:lvl>
+    <w:lvl w:ilvl="6" w:tplc="2C0A0001" w:tentative="1">
+      <w:start w:val="1"/>
+      <w:numFmt w:val="bullet"/>
+      <w:lvlText w:val=""/>
+      <w:lvlJc w:val="left"/>
+      <w:pPr>
+        <w:ind w:left="5760" w:hanging="360"/>
+      </w:pPr>
+      <w:rPr>
+        <w:rFonts w:ascii="Symbol" w:hAnsi="Symbol" w:hint="default"/>
+      </w:rPr>
+    </w:lvl>
+    <w:lvl w:ilvl="7" w:tplc="2C0A0003" w:tentative="1">
+      <w:start w:val="1"/>
+      <w:numFmt w:val="bullet"/>
+      <w:lvlText w:val="o"/>
+      <w:lvlJc w:val="left"/>
+      <w:pPr>
+        <w:ind w:left="6480" w:hanging="360"/>
+      </w:pPr>
+      <w:rPr>
+        <w:rFonts w:ascii="Courier New" w:hAnsi="Courier New" w:cs="Courier New" w:hint="default"/>
+      </w:rPr>
+    </w:lvl>
+    <w:lvl w:ilvl="8" w:tplc="2C0A0005" w:tentative="1">
+      <w:start w:val="1"/>
+      <w:numFmt w:val="bullet"/>
+      <w:lvlText w:val=""/>
+      <w:lvlJc w:val="left"/>
+      <w:pPr>
+        <w:ind w:left="7200" w:hanging="360"/>
+      </w:pPr>
+      <w:rPr>
+        <w:rFonts w:ascii="Wingdings" w:hAnsi="Wingdings" w:hint="default"/>
+      </w:rPr>
+    </w:lvl>
+  </w:abstractNum>
+  <w:abstractNum w:abstractNumId="8" w15:restartNumberingAfterBreak="0">
+    <w:nsid w:val="3CFD7185"/>
+    <w:multiLevelType w:val="hybridMultilevel"/>
+    <w:tmpl w:val="69E8432E"/>
+    <w:lvl w:ilvl="0" w:tplc="2C0A0001">
+      <w:start w:val="1"/>
+      <w:numFmt w:val="bullet"/>
+      <w:lvlText w:val=""/>
+      <w:lvlJc w:val="left"/>
+      <w:pPr>
+        <w:ind w:left="720" w:hanging="360"/>
+      </w:pPr>
+      <w:rPr>
+        <w:rFonts w:ascii="Symbol" w:hAnsi="Symbol" w:hint="default"/>
+      </w:rPr>
+    </w:lvl>
+    <w:lvl w:ilvl="1" w:tplc="2C0A0003">
+      <w:start w:val="1"/>
+      <w:numFmt w:val="bullet"/>
+      <w:lvlText w:val="o"/>
+      <w:lvlJc w:val="left"/>
+      <w:pPr>
+        <w:ind w:left="1440" w:hanging="360"/>
+      </w:pPr>
+      <w:rPr>
+        <w:rFonts w:ascii="Courier New" w:hAnsi="Courier New" w:cs="Courier New" w:hint="default"/>
+      </w:rPr>
+    </w:lvl>
+    <w:lvl w:ilvl="2" w:tplc="2C0A0005">
+      <w:start w:val="1"/>
+      <w:numFmt w:val="bullet"/>
+      <w:lvlText w:val=""/>
+      <w:lvlJc w:val="left"/>
+      <w:pPr>
+        <w:ind w:left="2160" w:hanging="360"/>
+      </w:pPr>
+      <w:rPr>
+        <w:rFonts w:ascii="Wingdings" w:hAnsi="Wingdings" w:hint="default"/>
+      </w:rPr>
+    </w:lvl>
+    <w:lvl w:ilvl="3" w:tplc="2C0A0001" w:tentative="1">
+      <w:start w:val="1"/>
+      <w:numFmt w:val="bullet"/>
+      <w:lvlText w:val=""/>
+      <w:lvlJc w:val="left"/>
+      <w:pPr>
+        <w:ind w:left="2880" w:hanging="360"/>
+      </w:pPr>
+      <w:rPr>
+        <w:rFonts w:ascii="Symbol" w:hAnsi="Symbol" w:hint="default"/>
+      </w:rPr>
+    </w:lvl>
+    <w:lvl w:ilvl="4" w:tplc="2C0A0003" w:tentative="1">
+      <w:start w:val="1"/>
+      <w:numFmt w:val="bullet"/>
+      <w:lvlText w:val="o"/>
+      <w:lvlJc w:val="left"/>
+      <w:pPr>
+        <w:ind w:left="3600" w:hanging="360"/>
+      </w:pPr>
+      <w:rPr>
+        <w:rFonts w:ascii="Courier New" w:hAnsi="Courier New" w:cs="Courier New" w:hint="default"/>
+      </w:rPr>
+    </w:lvl>
+    <w:lvl w:ilvl="5" w:tplc="2C0A0005" w:tentative="1">
+      <w:start w:val="1"/>
+      <w:numFmt w:val="bullet"/>
+      <w:lvlText w:val=""/>
+      <w:lvlJc w:val="left"/>
+      <w:pPr>
+        <w:ind w:left="4320" w:hanging="360"/>
+      </w:pPr>
+      <w:rPr>
+        <w:rFonts w:ascii="Wingdings" w:hAnsi="Wingdings" w:hint="default"/>
+      </w:rPr>
+    </w:lvl>
+    <w:lvl w:ilvl="6" w:tplc="2C0A0001" w:tentative="1">
+      <w:start w:val="1"/>
+      <w:numFmt w:val="bullet"/>
+      <w:lvlText w:val=""/>
+      <w:lvlJc w:val="left"/>
+      <w:pPr>
+        <w:ind w:left="5040" w:hanging="360"/>
+      </w:pPr>
+      <w:rPr>
+        <w:rFonts w:ascii="Symbol" w:hAnsi="Symbol" w:hint="default"/>
+      </w:rPr>
+    </w:lvl>
+    <w:lvl w:ilvl="7" w:tplc="2C0A0003" w:tentative="1">
+      <w:start w:val="1"/>
+      <w:numFmt w:val="bullet"/>
+      <w:lvlText w:val="o"/>
+      <w:lvlJc w:val="left"/>
+      <w:pPr>
+        <w:ind w:left="5760" w:hanging="360"/>
+      </w:pPr>
+      <w:rPr>
+        <w:rFonts w:ascii="Courier New" w:hAnsi="Courier New" w:cs="Courier New" w:hint="default"/>
+      </w:rPr>
+    </w:lvl>
+    <w:lvl w:ilvl="8" w:tplc="2C0A0005" w:tentative="1">
+      <w:start w:val="1"/>
+      <w:numFmt w:val="bullet"/>
+      <w:lvlText w:val=""/>
+      <w:lvlJc w:val="left"/>
+      <w:pPr>
+        <w:ind w:left="6480" w:hanging="360"/>
+      </w:pPr>
+      <w:rPr>
+        <w:rFonts w:ascii="Wingdings" w:hAnsi="Wingdings" w:hint="default"/>
+      </w:rPr>
+    </w:lvl>
+  </w:abstractNum>
+  <w:abstractNum w:abstractNumId="9" w15:restartNumberingAfterBreak="0">
     <w:nsid w:val="49BC0010"/>
     <w:multiLevelType w:val="multilevel"/>
     <w:tmpl w:val="06A8B1BA"/>
@@ -8308,7 +11655,93 @@
       </w:rPr>
     </w:lvl>
   </w:abstractNum>
-  <w:abstractNum w:abstractNumId="3" w15:restartNumberingAfterBreak="0">
+  <w:abstractNum w:abstractNumId="10" w15:restartNumberingAfterBreak="0">
+    <w:nsid w:val="4D323D19"/>
+    <w:multiLevelType w:val="hybridMultilevel"/>
+    <w:tmpl w:val="33CA2B98"/>
+    <w:lvl w:ilvl="0" w:tplc="FFFFFFFF">
+      <w:start w:val="1"/>
+      <w:numFmt w:val="decimal"/>
+      <w:lvlText w:val="%1."/>
+      <w:lvlJc w:val="left"/>
+      <w:pPr>
+        <w:ind w:left="720" w:hanging="360"/>
+      </w:pPr>
+    </w:lvl>
+    <w:lvl w:ilvl="1" w:tplc="FFFFFFFF" w:tentative="1">
+      <w:start w:val="1"/>
+      <w:numFmt w:val="lowerLetter"/>
+      <w:lvlText w:val="%2."/>
+      <w:lvlJc w:val="left"/>
+      <w:pPr>
+        <w:ind w:left="1440" w:hanging="360"/>
+      </w:pPr>
+    </w:lvl>
+    <w:lvl w:ilvl="2" w:tplc="FFFFFFFF" w:tentative="1">
+      <w:start w:val="1"/>
+      <w:numFmt w:val="lowerRoman"/>
+      <w:lvlText w:val="%3."/>
+      <w:lvlJc w:val="right"/>
+      <w:pPr>
+        <w:ind w:left="2160" w:hanging="180"/>
+      </w:pPr>
+    </w:lvl>
+    <w:lvl w:ilvl="3" w:tplc="FFFFFFFF" w:tentative="1">
+      <w:start w:val="1"/>
+      <w:numFmt w:val="decimal"/>
+      <w:lvlText w:val="%4."/>
+      <w:lvlJc w:val="left"/>
+      <w:pPr>
+        <w:ind w:left="2880" w:hanging="360"/>
+      </w:pPr>
+    </w:lvl>
+    <w:lvl w:ilvl="4" w:tplc="FFFFFFFF" w:tentative="1">
+      <w:start w:val="1"/>
+      <w:numFmt w:val="lowerLetter"/>
+      <w:lvlText w:val="%5."/>
+      <w:lvlJc w:val="left"/>
+      <w:pPr>
+        <w:ind w:left="3600" w:hanging="360"/>
+      </w:pPr>
+    </w:lvl>
+    <w:lvl w:ilvl="5" w:tplc="FFFFFFFF" w:tentative="1">
+      <w:start w:val="1"/>
+      <w:numFmt w:val="lowerRoman"/>
+      <w:lvlText w:val="%6."/>
+      <w:lvlJc w:val="right"/>
+      <w:pPr>
+        <w:ind w:left="4320" w:hanging="180"/>
+      </w:pPr>
+    </w:lvl>
+    <w:lvl w:ilvl="6" w:tplc="FFFFFFFF" w:tentative="1">
+      <w:start w:val="1"/>
+      <w:numFmt w:val="decimal"/>
+      <w:lvlText w:val="%7."/>
+      <w:lvlJc w:val="left"/>
+      <w:pPr>
+        <w:ind w:left="5040" w:hanging="360"/>
+      </w:pPr>
+    </w:lvl>
+    <w:lvl w:ilvl="7" w:tplc="FFFFFFFF" w:tentative="1">
+      <w:start w:val="1"/>
+      <w:numFmt w:val="lowerLetter"/>
+      <w:lvlText w:val="%8."/>
+      <w:lvlJc w:val="left"/>
+      <w:pPr>
+        <w:ind w:left="5760" w:hanging="360"/>
+      </w:pPr>
+    </w:lvl>
+    <w:lvl w:ilvl="8" w:tplc="FFFFFFFF" w:tentative="1">
+      <w:start w:val="1"/>
+      <w:numFmt w:val="lowerRoman"/>
+      <w:lvlText w:val="%9."/>
+      <w:lvlJc w:val="right"/>
+      <w:pPr>
+        <w:ind w:left="6480" w:hanging="180"/>
+      </w:pPr>
+    </w:lvl>
+  </w:abstractNum>
+  <w:abstractNum w:abstractNumId="11" w15:restartNumberingAfterBreak="0">
     <w:nsid w:val="50173750"/>
     <w:multiLevelType w:val="hybridMultilevel"/>
     <w:tmpl w:val="840C4908"/>
@@ -8441,7 +11874,120 @@
       </w:rPr>
     </w:lvl>
   </w:abstractNum>
-  <w:abstractNum w:abstractNumId="4" w15:restartNumberingAfterBreak="0">
+  <w:abstractNum w:abstractNumId="12" w15:restartNumberingAfterBreak="0">
+    <w:nsid w:val="52C461CF"/>
+    <w:multiLevelType w:val="hybridMultilevel"/>
+    <w:tmpl w:val="39583822"/>
+    <w:lvl w:ilvl="0" w:tplc="2C0A0001">
+      <w:start w:val="1"/>
+      <w:numFmt w:val="bullet"/>
+      <w:lvlText w:val=""/>
+      <w:lvlJc w:val="left"/>
+      <w:pPr>
+        <w:ind w:left="720" w:hanging="360"/>
+      </w:pPr>
+      <w:rPr>
+        <w:rFonts w:ascii="Symbol" w:hAnsi="Symbol" w:hint="default"/>
+      </w:rPr>
+    </w:lvl>
+    <w:lvl w:ilvl="1" w:tplc="2C0A0003" w:tentative="1">
+      <w:start w:val="1"/>
+      <w:numFmt w:val="bullet"/>
+      <w:lvlText w:val="o"/>
+      <w:lvlJc w:val="left"/>
+      <w:pPr>
+        <w:ind w:left="1440" w:hanging="360"/>
+      </w:pPr>
+      <w:rPr>
+        <w:rFonts w:ascii="Courier New" w:hAnsi="Courier New" w:cs="Courier New" w:hint="default"/>
+      </w:rPr>
+    </w:lvl>
+    <w:lvl w:ilvl="2" w:tplc="2C0A0005" w:tentative="1">
+      <w:start w:val="1"/>
+      <w:numFmt w:val="bullet"/>
+      <w:lvlText w:val=""/>
+      <w:lvlJc w:val="left"/>
+      <w:pPr>
+        <w:ind w:left="2160" w:hanging="360"/>
+      </w:pPr>
+      <w:rPr>
+        <w:rFonts w:ascii="Wingdings" w:hAnsi="Wingdings" w:hint="default"/>
+      </w:rPr>
+    </w:lvl>
+    <w:lvl w:ilvl="3" w:tplc="2C0A0001" w:tentative="1">
+      <w:start w:val="1"/>
+      <w:numFmt w:val="bullet"/>
+      <w:lvlText w:val=""/>
+      <w:lvlJc w:val="left"/>
+      <w:pPr>
+        <w:ind w:left="2880" w:hanging="360"/>
+      </w:pPr>
+      <w:rPr>
+        <w:rFonts w:ascii="Symbol" w:hAnsi="Symbol" w:hint="default"/>
+      </w:rPr>
+    </w:lvl>
+    <w:lvl w:ilvl="4" w:tplc="2C0A0003" w:tentative="1">
+      <w:start w:val="1"/>
+      <w:numFmt w:val="bullet"/>
+      <w:lvlText w:val="o"/>
+      <w:lvlJc w:val="left"/>
+      <w:pPr>
+        <w:ind w:left="3600" w:hanging="360"/>
+      </w:pPr>
+      <w:rPr>
+        <w:rFonts w:ascii="Courier New" w:hAnsi="Courier New" w:cs="Courier New" w:hint="default"/>
+      </w:rPr>
+    </w:lvl>
+    <w:lvl w:ilvl="5" w:tplc="2C0A0005" w:tentative="1">
+      <w:start w:val="1"/>
+      <w:numFmt w:val="bullet"/>
+      <w:lvlText w:val=""/>
+      <w:lvlJc w:val="left"/>
+      <w:pPr>
+        <w:ind w:left="4320" w:hanging="360"/>
+      </w:pPr>
+      <w:rPr>
+        <w:rFonts w:ascii="Wingdings" w:hAnsi="Wingdings" w:hint="default"/>
+      </w:rPr>
+    </w:lvl>
+    <w:lvl w:ilvl="6" w:tplc="2C0A0001" w:tentative="1">
+      <w:start w:val="1"/>
+      <w:numFmt w:val="bullet"/>
+      <w:lvlText w:val=""/>
+      <w:lvlJc w:val="left"/>
+      <w:pPr>
+        <w:ind w:left="5040" w:hanging="360"/>
+      </w:pPr>
+      <w:rPr>
+        <w:rFonts w:ascii="Symbol" w:hAnsi="Symbol" w:hint="default"/>
+      </w:rPr>
+    </w:lvl>
+    <w:lvl w:ilvl="7" w:tplc="2C0A0003" w:tentative="1">
+      <w:start w:val="1"/>
+      <w:numFmt w:val="bullet"/>
+      <w:lvlText w:val="o"/>
+      <w:lvlJc w:val="left"/>
+      <w:pPr>
+        <w:ind w:left="5760" w:hanging="360"/>
+      </w:pPr>
+      <w:rPr>
+        <w:rFonts w:ascii="Courier New" w:hAnsi="Courier New" w:cs="Courier New" w:hint="default"/>
+      </w:rPr>
+    </w:lvl>
+    <w:lvl w:ilvl="8" w:tplc="2C0A0005" w:tentative="1">
+      <w:start w:val="1"/>
+      <w:numFmt w:val="bullet"/>
+      <w:lvlText w:val=""/>
+      <w:lvlJc w:val="left"/>
+      <w:pPr>
+        <w:ind w:left="6480" w:hanging="360"/>
+      </w:pPr>
+      <w:rPr>
+        <w:rFonts w:ascii="Wingdings" w:hAnsi="Wingdings" w:hint="default"/>
+      </w:rPr>
+    </w:lvl>
+  </w:abstractNum>
+  <w:abstractNum w:abstractNumId="13" w15:restartNumberingAfterBreak="0">
     <w:nsid w:val="59F963D5"/>
     <w:multiLevelType w:val="multilevel"/>
     <w:tmpl w:val="3ABCCAB8"/>
@@ -8590,7 +12136,7 @@
       </w:rPr>
     </w:lvl>
   </w:abstractNum>
-  <w:abstractNum w:abstractNumId="5" w15:restartNumberingAfterBreak="0">
+  <w:abstractNum w:abstractNumId="14" w15:restartNumberingAfterBreak="0">
     <w:nsid w:val="624C5B3E"/>
     <w:multiLevelType w:val="multilevel"/>
     <w:tmpl w:val="46049858"/>
@@ -8739,7 +12285,7 @@
       </w:rPr>
     </w:lvl>
   </w:abstractNum>
-  <w:abstractNum w:abstractNumId="6" w15:restartNumberingAfterBreak="0">
+  <w:abstractNum w:abstractNumId="15" w15:restartNumberingAfterBreak="0">
     <w:nsid w:val="661A3CDB"/>
     <w:multiLevelType w:val="multilevel"/>
     <w:tmpl w:val="B93A5622"/>
@@ -8888,7 +12434,93 @@
       </w:rPr>
     </w:lvl>
   </w:abstractNum>
-  <w:abstractNum w:abstractNumId="7" w15:restartNumberingAfterBreak="0">
+  <w:abstractNum w:abstractNumId="16" w15:restartNumberingAfterBreak="0">
+    <w:nsid w:val="730C7504"/>
+    <w:multiLevelType w:val="hybridMultilevel"/>
+    <w:tmpl w:val="88824E56"/>
+    <w:lvl w:ilvl="0" w:tplc="FFFFFFFF">
+      <w:start w:val="1"/>
+      <w:numFmt w:val="decimal"/>
+      <w:lvlText w:val="%1."/>
+      <w:lvlJc w:val="left"/>
+      <w:pPr>
+        <w:ind w:left="720" w:hanging="360"/>
+      </w:pPr>
+    </w:lvl>
+    <w:lvl w:ilvl="1" w:tplc="FFFFFFFF" w:tentative="1">
+      <w:start w:val="1"/>
+      <w:numFmt w:val="lowerLetter"/>
+      <w:lvlText w:val="%2."/>
+      <w:lvlJc w:val="left"/>
+      <w:pPr>
+        <w:ind w:left="1440" w:hanging="360"/>
+      </w:pPr>
+    </w:lvl>
+    <w:lvl w:ilvl="2" w:tplc="FFFFFFFF" w:tentative="1">
+      <w:start w:val="1"/>
+      <w:numFmt w:val="lowerRoman"/>
+      <w:lvlText w:val="%3."/>
+      <w:lvlJc w:val="right"/>
+      <w:pPr>
+        <w:ind w:left="2160" w:hanging="180"/>
+      </w:pPr>
+    </w:lvl>
+    <w:lvl w:ilvl="3" w:tplc="FFFFFFFF" w:tentative="1">
+      <w:start w:val="1"/>
+      <w:numFmt w:val="decimal"/>
+      <w:lvlText w:val="%4."/>
+      <w:lvlJc w:val="left"/>
+      <w:pPr>
+        <w:ind w:left="2880" w:hanging="360"/>
+      </w:pPr>
+    </w:lvl>
+    <w:lvl w:ilvl="4" w:tplc="FFFFFFFF" w:tentative="1">
+      <w:start w:val="1"/>
+      <w:numFmt w:val="lowerLetter"/>
+      <w:lvlText w:val="%5."/>
+      <w:lvlJc w:val="left"/>
+      <w:pPr>
+        <w:ind w:left="3600" w:hanging="360"/>
+      </w:pPr>
+    </w:lvl>
+    <w:lvl w:ilvl="5" w:tplc="FFFFFFFF" w:tentative="1">
+      <w:start w:val="1"/>
+      <w:numFmt w:val="lowerRoman"/>
+      <w:lvlText w:val="%6."/>
+      <w:lvlJc w:val="right"/>
+      <w:pPr>
+        <w:ind w:left="4320" w:hanging="180"/>
+      </w:pPr>
+    </w:lvl>
+    <w:lvl w:ilvl="6" w:tplc="FFFFFFFF" w:tentative="1">
+      <w:start w:val="1"/>
+      <w:numFmt w:val="decimal"/>
+      <w:lvlText w:val="%7."/>
+      <w:lvlJc w:val="left"/>
+      <w:pPr>
+        <w:ind w:left="5040" w:hanging="360"/>
+      </w:pPr>
+    </w:lvl>
+    <w:lvl w:ilvl="7" w:tplc="FFFFFFFF" w:tentative="1">
+      <w:start w:val="1"/>
+      <w:numFmt w:val="lowerLetter"/>
+      <w:lvlText w:val="%8."/>
+      <w:lvlJc w:val="left"/>
+      <w:pPr>
+        <w:ind w:left="5760" w:hanging="360"/>
+      </w:pPr>
+    </w:lvl>
+    <w:lvl w:ilvl="8" w:tplc="FFFFFFFF" w:tentative="1">
+      <w:start w:val="1"/>
+      <w:numFmt w:val="lowerRoman"/>
+      <w:lvlText w:val="%9."/>
+      <w:lvlJc w:val="right"/>
+      <w:pPr>
+        <w:ind w:left="6480" w:hanging="180"/>
+      </w:pPr>
+    </w:lvl>
+  </w:abstractNum>
+  <w:abstractNum w:abstractNumId="17" w15:restartNumberingAfterBreak="0">
     <w:nsid w:val="7ADD42EC"/>
     <w:multiLevelType w:val="multilevel"/>
     <w:tmpl w:val="43462E54"/>
@@ -9037,7 +12669,156 @@
       </w:rPr>
     </w:lvl>
   </w:abstractNum>
-  <w:abstractNum w:abstractNumId="8" w15:restartNumberingAfterBreak="0">
+  <w:abstractNum w:abstractNumId="18" w15:restartNumberingAfterBreak="0">
+    <w:nsid w:val="7C5E7C8F"/>
+    <w:multiLevelType w:val="multilevel"/>
+    <w:tmpl w:val="BE6E2B80"/>
+    <w:lvl w:ilvl="0">
+      <w:start w:val="1"/>
+      <w:numFmt w:val="bullet"/>
+      <w:lvlText w:val=""/>
+      <w:lvlJc w:val="left"/>
+      <w:pPr>
+        <w:tabs>
+          <w:tab w:val="num" w:pos="720"/>
+        </w:tabs>
+        <w:ind w:left="720" w:hanging="360"/>
+      </w:pPr>
+      <w:rPr>
+        <w:rFonts w:ascii="Symbol" w:hAnsi="Symbol" w:hint="default"/>
+        <w:sz w:val="20"/>
+      </w:rPr>
+    </w:lvl>
+    <w:lvl w:ilvl="1" w:tentative="1">
+      <w:start w:val="1"/>
+      <w:numFmt w:val="bullet"/>
+      <w:lvlText w:val="o"/>
+      <w:lvlJc w:val="left"/>
+      <w:pPr>
+        <w:tabs>
+          <w:tab w:val="num" w:pos="1440"/>
+        </w:tabs>
+        <w:ind w:left="1440" w:hanging="360"/>
+      </w:pPr>
+      <w:rPr>
+        <w:rFonts w:ascii="Courier New" w:hAnsi="Courier New" w:hint="default"/>
+        <w:sz w:val="20"/>
+      </w:rPr>
+    </w:lvl>
+    <w:lvl w:ilvl="2" w:tentative="1">
+      <w:start w:val="1"/>
+      <w:numFmt w:val="bullet"/>
+      <w:lvlText w:val=""/>
+      <w:lvlJc w:val="left"/>
+      <w:pPr>
+        <w:tabs>
+          <w:tab w:val="num" w:pos="2160"/>
+        </w:tabs>
+        <w:ind w:left="2160" w:hanging="360"/>
+      </w:pPr>
+      <w:rPr>
+        <w:rFonts w:ascii="Wingdings" w:hAnsi="Wingdings" w:hint="default"/>
+        <w:sz w:val="20"/>
+      </w:rPr>
+    </w:lvl>
+    <w:lvl w:ilvl="3" w:tentative="1">
+      <w:start w:val="1"/>
+      <w:numFmt w:val="bullet"/>
+      <w:lvlText w:val=""/>
+      <w:lvlJc w:val="left"/>
+      <w:pPr>
+        <w:tabs>
+          <w:tab w:val="num" w:pos="2880"/>
+        </w:tabs>
+        <w:ind w:left="2880" w:hanging="360"/>
+      </w:pPr>
+      <w:rPr>
+        <w:rFonts w:ascii="Wingdings" w:hAnsi="Wingdings" w:hint="default"/>
+        <w:sz w:val="20"/>
+      </w:rPr>
+    </w:lvl>
+    <w:lvl w:ilvl="4" w:tentative="1">
+      <w:start w:val="1"/>
+      <w:numFmt w:val="bullet"/>
+      <w:lvlText w:val=""/>
+      <w:lvlJc w:val="left"/>
+      <w:pPr>
+        <w:tabs>
+          <w:tab w:val="num" w:pos="3600"/>
+        </w:tabs>
+        <w:ind w:left="3600" w:hanging="360"/>
+      </w:pPr>
+      <w:rPr>
+        <w:rFonts w:ascii="Wingdings" w:hAnsi="Wingdings" w:hint="default"/>
+        <w:sz w:val="20"/>
+      </w:rPr>
+    </w:lvl>
+    <w:lvl w:ilvl="5" w:tentative="1">
+      <w:start w:val="1"/>
+      <w:numFmt w:val="bullet"/>
+      <w:lvlText w:val=""/>
+      <w:lvlJc w:val="left"/>
+      <w:pPr>
+        <w:tabs>
+          <w:tab w:val="num" w:pos="4320"/>
+        </w:tabs>
+        <w:ind w:left="4320" w:hanging="360"/>
+      </w:pPr>
+      <w:rPr>
+        <w:rFonts w:ascii="Wingdings" w:hAnsi="Wingdings" w:hint="default"/>
+        <w:sz w:val="20"/>
+      </w:rPr>
+    </w:lvl>
+    <w:lvl w:ilvl="6" w:tentative="1">
+      <w:start w:val="1"/>
+      <w:numFmt w:val="bullet"/>
+      <w:lvlText w:val=""/>
+      <w:lvlJc w:val="left"/>
+      <w:pPr>
+        <w:tabs>
+          <w:tab w:val="num" w:pos="5040"/>
+        </w:tabs>
+        <w:ind w:left="5040" w:hanging="360"/>
+      </w:pPr>
+      <w:rPr>
+        <w:rFonts w:ascii="Wingdings" w:hAnsi="Wingdings" w:hint="default"/>
+        <w:sz w:val="20"/>
+      </w:rPr>
+    </w:lvl>
+    <w:lvl w:ilvl="7" w:tentative="1">
+      <w:start w:val="1"/>
+      <w:numFmt w:val="bullet"/>
+      <w:lvlText w:val=""/>
+      <w:lvlJc w:val="left"/>
+      <w:pPr>
+        <w:tabs>
+          <w:tab w:val="num" w:pos="5760"/>
+        </w:tabs>
+        <w:ind w:left="5760" w:hanging="360"/>
+      </w:pPr>
+      <w:rPr>
+        <w:rFonts w:ascii="Wingdings" w:hAnsi="Wingdings" w:hint="default"/>
+        <w:sz w:val="20"/>
+      </w:rPr>
+    </w:lvl>
+    <w:lvl w:ilvl="8" w:tentative="1">
+      <w:start w:val="1"/>
+      <w:numFmt w:val="bullet"/>
+      <w:lvlText w:val=""/>
+      <w:lvlJc w:val="left"/>
+      <w:pPr>
+        <w:tabs>
+          <w:tab w:val="num" w:pos="6480"/>
+        </w:tabs>
+        <w:ind w:left="6480" w:hanging="360"/>
+      </w:pPr>
+      <w:rPr>
+        <w:rFonts w:ascii="Wingdings" w:hAnsi="Wingdings" w:hint="default"/>
+        <w:sz w:val="20"/>
+      </w:rPr>
+    </w:lvl>
+  </w:abstractNum>
+  <w:abstractNum w:abstractNumId="19" w15:restartNumberingAfterBreak="0">
     <w:nsid w:val="7D3821AD"/>
     <w:multiLevelType w:val="multilevel"/>
     <w:tmpl w:val="60087A50"/>
@@ -9187,31 +12968,64 @@
     </w:lvl>
   </w:abstractNum>
   <w:num w:numId="1">
+    <w:abstractNumId w:val="5"/>
+  </w:num>
+  <w:num w:numId="2">
+    <w:abstractNumId w:val="11"/>
+  </w:num>
+  <w:num w:numId="3">
+    <w:abstractNumId w:val="19"/>
+  </w:num>
+  <w:num w:numId="4">
+    <w:abstractNumId w:val="17"/>
+  </w:num>
+  <w:num w:numId="5">
+    <w:abstractNumId w:val="9"/>
+  </w:num>
+  <w:num w:numId="6">
+    <w:abstractNumId w:val="14"/>
+  </w:num>
+  <w:num w:numId="7">
+    <w:abstractNumId w:val="2"/>
+  </w:num>
+  <w:num w:numId="8">
+    <w:abstractNumId w:val="15"/>
+  </w:num>
+  <w:num w:numId="9">
+    <w:abstractNumId w:val="13"/>
+  </w:num>
+  <w:num w:numId="10">
     <w:abstractNumId w:val="1"/>
   </w:num>
-  <w:num w:numId="2">
+  <w:num w:numId="11">
     <w:abstractNumId w:val="3"/>
   </w:num>
-  <w:num w:numId="3">
+  <w:num w:numId="12">
+    <w:abstractNumId w:val="12"/>
+  </w:num>
+  <w:num w:numId="13">
+    <w:abstractNumId w:val="10"/>
+  </w:num>
+  <w:num w:numId="14">
+    <w:abstractNumId w:val="16"/>
+  </w:num>
+  <w:num w:numId="15">
+    <w:abstractNumId w:val="0"/>
+  </w:num>
+  <w:num w:numId="16">
     <w:abstractNumId w:val="8"/>
   </w:num>
-  <w:num w:numId="4">
+  <w:num w:numId="17">
     <w:abstractNumId w:val="7"/>
   </w:num>
-  <w:num w:numId="5">
-    <w:abstractNumId w:val="2"/>
-  </w:num>
-  <w:num w:numId="6">
-    <w:abstractNumId w:val="5"/>
-  </w:num>
-  <w:num w:numId="7">
-    <w:abstractNumId w:val="0"/>
-  </w:num>
-  <w:num w:numId="8">
+  <w:num w:numId="18">
     <w:abstractNumId w:val="6"/>
   </w:num>
-  <w:num w:numId="9">
+  <w:num w:numId="19">
     <w:abstractNumId w:val="4"/>
+  </w:num>
+  <w:num w:numId="20">
+    <w:abstractNumId w:val="18"/>
   </w:num>
 </w:numbering>
 </file>
@@ -9621,6 +13435,35 @@
       <w:lang w:val="es-ES"/>
     </w:rPr>
   </w:style>
+  <w:style w:type="paragraph" w:styleId="Ttulo3">
+    <w:name w:val="heading 3"/>
+    <w:basedOn w:val="Normal"/>
+    <w:next w:val="Normal"/>
+    <w:link w:val="Ttulo3Car"/>
+    <w:uiPriority w:val="9"/>
+    <w:semiHidden/>
+    <w:unhideWhenUsed/>
+    <w:qFormat/>
+    <w:rsid w:val="00E1406E"/>
+    <w:pPr>
+      <w:keepNext/>
+      <w:keepLines/>
+      <w:widowControl/>
+      <w:autoSpaceDE/>
+      <w:autoSpaceDN/>
+      <w:spacing w:before="160" w:after="80" w:line="278" w:lineRule="auto"/>
+      <w:outlineLvl w:val="2"/>
+    </w:pPr>
+    <w:rPr>
+      <w:rFonts w:asciiTheme="minorHAnsi" w:eastAsiaTheme="majorEastAsia" w:hAnsiTheme="minorHAnsi" w:cstheme="majorBidi"/>
+      <w:color w:val="365F91" w:themeColor="accent1" w:themeShade="BF"/>
+      <w:kern w:val="2"/>
+      <w:sz w:val="28"/>
+      <w:szCs w:val="28"/>
+      <w:lang w:val="es-AR"/>
+      <w14:ligatures w14:val="standardContextual"/>
+    </w:rPr>
+  </w:style>
   <w:style w:type="character" w:default="1" w:styleId="Fuentedeprrafopredeter">
     <w:name w:val="Default Paragraph Font"/>
     <w:uiPriority w:val="1"/>
@@ -9673,7 +13516,7 @@
   <w:style w:type="paragraph" w:styleId="Prrafodelista">
     <w:name w:val="List Paragraph"/>
     <w:basedOn w:val="Normal"/>
-    <w:uiPriority w:val="1"/>
+    <w:uiPriority w:val="34"/>
     <w:qFormat/>
     <w:pPr>
       <w:ind w:left="994" w:hanging="404"/>
@@ -9760,6 +13603,209 @@
     <w:name w:val="mbin"/>
     <w:basedOn w:val="Fuentedeprrafopredeter"/>
     <w:rsid w:val="001F5985"/>
+  </w:style>
+  <w:style w:type="paragraph" w:styleId="Subttulo">
+    <w:name w:val="Subtitle"/>
+    <w:basedOn w:val="Normal"/>
+    <w:next w:val="Normal"/>
+    <w:link w:val="SubttuloCar"/>
+    <w:uiPriority w:val="11"/>
+    <w:qFormat/>
+    <w:rsid w:val="00E1406E"/>
+    <w:pPr>
+      <w:widowControl/>
+      <w:numPr>
+        <w:ilvl w:val="1"/>
+      </w:numPr>
+      <w:autoSpaceDE/>
+      <w:autoSpaceDN/>
+      <w:spacing w:after="160" w:line="278" w:lineRule="auto"/>
+    </w:pPr>
+    <w:rPr>
+      <w:rFonts w:asciiTheme="minorHAnsi" w:eastAsiaTheme="majorEastAsia" w:hAnsiTheme="minorHAnsi" w:cstheme="majorBidi"/>
+      <w:color w:val="595959" w:themeColor="text1" w:themeTint="A6"/>
+      <w:spacing w:val="15"/>
+      <w:kern w:val="2"/>
+      <w:sz w:val="28"/>
+      <w:szCs w:val="28"/>
+      <w:lang w:val="es-AR"/>
+      <w14:ligatures w14:val="standardContextual"/>
+    </w:rPr>
+  </w:style>
+  <w:style w:type="character" w:customStyle="1" w:styleId="SubttuloCar">
+    <w:name w:val="Subtítulo Car"/>
+    <w:basedOn w:val="Fuentedeprrafopredeter"/>
+    <w:link w:val="Subttulo"/>
+    <w:uiPriority w:val="11"/>
+    <w:rsid w:val="00E1406E"/>
+    <w:rPr>
+      <w:rFonts w:eastAsiaTheme="majorEastAsia" w:cstheme="majorBidi"/>
+      <w:color w:val="595959" w:themeColor="text1" w:themeTint="A6"/>
+      <w:spacing w:val="15"/>
+      <w:kern w:val="2"/>
+      <w:sz w:val="28"/>
+      <w:szCs w:val="28"/>
+      <w:lang w:val="es-AR"/>
+      <w14:ligatures w14:val="standardContextual"/>
+    </w:rPr>
+  </w:style>
+  <w:style w:type="table" w:styleId="Tablanormal5">
+    <w:name w:val="Plain Table 5"/>
+    <w:basedOn w:val="Tablanormal"/>
+    <w:uiPriority w:val="45"/>
+    <w:rsid w:val="00E1406E"/>
+    <w:pPr>
+      <w:widowControl/>
+      <w:autoSpaceDE/>
+      <w:autoSpaceDN/>
+    </w:pPr>
+    <w:rPr>
+      <w:kern w:val="2"/>
+      <w:sz w:val="24"/>
+      <w:szCs w:val="24"/>
+      <w:lang w:val="es-AR"/>
+      <w14:ligatures w14:val="standardContextual"/>
+    </w:rPr>
+    <w:tblPr>
+      <w:tblStyleRowBandSize w:val="1"/>
+      <w:tblStyleColBandSize w:val="1"/>
+    </w:tblPr>
+    <w:tblStylePr w:type="firstRow">
+      <w:rPr>
+        <w:rFonts w:asciiTheme="majorHAnsi" w:eastAsiaTheme="majorEastAsia" w:hAnsiTheme="majorHAnsi" w:cstheme="majorBidi"/>
+        <w:i/>
+        <w:iCs/>
+        <w:sz w:val="26"/>
+      </w:rPr>
+      <w:tblPr/>
+      <w:tcPr>
+        <w:tcBorders>
+          <w:bottom w:val="single" w:sz="4" w:space="0" w:color="7F7F7F" w:themeColor="text1" w:themeTint="80"/>
+        </w:tcBorders>
+        <w:shd w:val="clear" w:color="auto" w:fill="FFFFFF" w:themeFill="background1"/>
+      </w:tcPr>
+    </w:tblStylePr>
+    <w:tblStylePr w:type="lastRow">
+      <w:rPr>
+        <w:rFonts w:asciiTheme="majorHAnsi" w:eastAsiaTheme="majorEastAsia" w:hAnsiTheme="majorHAnsi" w:cstheme="majorBidi"/>
+        <w:i/>
+        <w:iCs/>
+        <w:sz w:val="26"/>
+      </w:rPr>
+      <w:tblPr/>
+      <w:tcPr>
+        <w:tcBorders>
+          <w:top w:val="single" w:sz="4" w:space="0" w:color="7F7F7F" w:themeColor="text1" w:themeTint="80"/>
+        </w:tcBorders>
+        <w:shd w:val="clear" w:color="auto" w:fill="FFFFFF" w:themeFill="background1"/>
+      </w:tcPr>
+    </w:tblStylePr>
+    <w:tblStylePr w:type="firstCol">
+      <w:pPr>
+        <w:jc w:val="right"/>
+      </w:pPr>
+      <w:rPr>
+        <w:rFonts w:asciiTheme="majorHAnsi" w:eastAsiaTheme="majorEastAsia" w:hAnsiTheme="majorHAnsi" w:cstheme="majorBidi"/>
+        <w:i/>
+        <w:iCs/>
+        <w:sz w:val="26"/>
+      </w:rPr>
+      <w:tblPr/>
+      <w:tcPr>
+        <w:tcBorders>
+          <w:right w:val="single" w:sz="4" w:space="0" w:color="7F7F7F" w:themeColor="text1" w:themeTint="80"/>
+        </w:tcBorders>
+        <w:shd w:val="clear" w:color="auto" w:fill="FFFFFF" w:themeFill="background1"/>
+      </w:tcPr>
+    </w:tblStylePr>
+    <w:tblStylePr w:type="lastCol">
+      <w:rPr>
+        <w:rFonts w:asciiTheme="majorHAnsi" w:eastAsiaTheme="majorEastAsia" w:hAnsiTheme="majorHAnsi" w:cstheme="majorBidi"/>
+        <w:i/>
+        <w:iCs/>
+        <w:sz w:val="26"/>
+      </w:rPr>
+      <w:tblPr/>
+      <w:tcPr>
+        <w:tcBorders>
+          <w:left w:val="single" w:sz="4" w:space="0" w:color="7F7F7F" w:themeColor="text1" w:themeTint="80"/>
+        </w:tcBorders>
+        <w:shd w:val="clear" w:color="auto" w:fill="FFFFFF" w:themeFill="background1"/>
+      </w:tcPr>
+    </w:tblStylePr>
+    <w:tblStylePr w:type="band1Vert">
+      <w:tblPr/>
+      <w:tcPr>
+        <w:shd w:val="clear" w:color="auto" w:fill="F2F2F2" w:themeFill="background1" w:themeFillShade="F2"/>
+      </w:tcPr>
+    </w:tblStylePr>
+    <w:tblStylePr w:type="band1Horz">
+      <w:tblPr/>
+      <w:tcPr>
+        <w:shd w:val="clear" w:color="auto" w:fill="F2F2F2" w:themeFill="background1" w:themeFillShade="F2"/>
+      </w:tcPr>
+    </w:tblStylePr>
+    <w:tblStylePr w:type="neCell">
+      <w:tblPr/>
+      <w:tcPr>
+        <w:tcBorders>
+          <w:left w:val="nil"/>
+        </w:tcBorders>
+      </w:tcPr>
+    </w:tblStylePr>
+    <w:tblStylePr w:type="nwCell">
+      <w:tblPr/>
+      <w:tcPr>
+        <w:tcBorders>
+          <w:right w:val="nil"/>
+        </w:tcBorders>
+      </w:tcPr>
+    </w:tblStylePr>
+    <w:tblStylePr w:type="seCell">
+      <w:tblPr/>
+      <w:tcPr>
+        <w:tcBorders>
+          <w:left w:val="nil"/>
+        </w:tcBorders>
+      </w:tcPr>
+    </w:tblStylePr>
+    <w:tblStylePr w:type="swCell">
+      <w:tblPr/>
+      <w:tcPr>
+        <w:tcBorders>
+          <w:right w:val="nil"/>
+        </w:tcBorders>
+      </w:tcPr>
+    </w:tblStylePr>
+  </w:style>
+  <w:style w:type="character" w:styleId="nfasissutil">
+    <w:name w:val="Subtle Emphasis"/>
+    <w:basedOn w:val="Fuentedeprrafopredeter"/>
+    <w:uiPriority w:val="19"/>
+    <w:qFormat/>
+    <w:rsid w:val="00E1406E"/>
+    <w:rPr>
+      <w:i/>
+      <w:iCs/>
+      <w:color w:val="404040" w:themeColor="text1" w:themeTint="BF"/>
+    </w:rPr>
+  </w:style>
+  <w:style w:type="character" w:customStyle="1" w:styleId="Ttulo3Car">
+    <w:name w:val="Título 3 Car"/>
+    <w:basedOn w:val="Fuentedeprrafopredeter"/>
+    <w:link w:val="Ttulo3"/>
+    <w:uiPriority w:val="9"/>
+    <w:semiHidden/>
+    <w:rsid w:val="00E1406E"/>
+    <w:rPr>
+      <w:rFonts w:eastAsiaTheme="majorEastAsia" w:cstheme="majorBidi"/>
+      <w:color w:val="365F91" w:themeColor="accent1" w:themeShade="BF"/>
+      <w:kern w:val="2"/>
+      <w:sz w:val="28"/>
+      <w:szCs w:val="28"/>
+      <w:lang w:val="es-AR"/>
+      <w14:ligatures w14:val="standardContextual"/>
+    </w:rPr>
   </w:style>
 </w:styles>
 </file>

--- a/4to Año/Comunicaciones II/TP3.docx
+++ b/4to Año/Comunicaciones II/TP3.docx
@@ -1765,7 +1765,7 @@
         <w:t>memoria temporal (buffer)</w:t>
       </w:r>
       <w:r>
-        <w:t xml:space="preserve"> donde se acopia la información que llega de esa fuente. El MUX lee esos buffers para componer la trama.</w:t>
+        <w:t xml:space="preserve"> donde se copia la información que llega de esa fuente. El MUX lee esos buffers para componer la trama.</w:t>
       </w:r>
     </w:p>
     <w:p>
@@ -2883,6 +2883,208 @@
     </w:p>
     <w:p>
       <w:pPr>
+        <w:widowControl/>
+        <w:autoSpaceDE/>
+        <w:autoSpaceDN/>
+        <w:spacing w:after="160" w:line="278" w:lineRule="auto"/>
+        <w:ind w:left="994"/>
+        <w:rPr>
+          <w:sz w:val="28"/>
+          <w:szCs w:val="28"/>
+          <w:u w:val="single"/>
+        </w:rPr>
+      </w:pPr>
+      <w:r>
+        <w:rPr>
+          <w:sz w:val="28"/>
+          <w:szCs w:val="28"/>
+          <w:u w:val="single"/>
+        </w:rPr>
+        <w:t>Uso de tecnología digital coherente para multiplicar la capa</w:t>
+      </w:r>
+      <w:r>
+        <w:rPr>
+          <w:sz w:val="28"/>
+          <w:szCs w:val="28"/>
+          <w:u w:val="single"/>
+        </w:rPr>
+        <w:t>cidad de DWDM</w:t>
+      </w:r>
+    </w:p>
+    <w:p>
+      <w:pPr>
+        <w:widowControl/>
+        <w:autoSpaceDE/>
+        <w:autoSpaceDN/>
+        <w:spacing w:after="160" w:line="278" w:lineRule="auto"/>
+        <w:ind w:left="994"/>
+        <w:jc w:val="both"/>
+        <w:rPr>
+          <w:u w:val="single"/>
+        </w:rPr>
+      </w:pPr>
+      <w:r>
+        <w:t xml:space="preserve">Además de la multiplexación por longitud de onda, que es la base de </w:t>
+      </w:r>
+      <w:r>
+        <w:rPr>
+          <w:rStyle w:val="Textoennegrita"/>
+        </w:rPr>
+        <w:t xml:space="preserve">DWDM (Dense </w:t>
+      </w:r>
+      <w:proofErr w:type="spellStart"/>
+      <w:r>
+        <w:rPr>
+          <w:rStyle w:val="Textoennegrita"/>
+        </w:rPr>
+        <w:t>Wavelength</w:t>
+      </w:r>
+      <w:proofErr w:type="spellEnd"/>
+      <w:r>
+        <w:rPr>
+          <w:rStyle w:val="Textoennegrita"/>
+        </w:rPr>
+        <w:t xml:space="preserve"> </w:t>
+      </w:r>
+      <w:proofErr w:type="spellStart"/>
+      <w:r>
+        <w:rPr>
+          <w:rStyle w:val="Textoennegrita"/>
+        </w:rPr>
+        <w:t>Division</w:t>
+      </w:r>
+      <w:proofErr w:type="spellEnd"/>
+      <w:r>
+        <w:rPr>
+          <w:rStyle w:val="Textoennegrita"/>
+        </w:rPr>
+        <w:t xml:space="preserve"> </w:t>
+      </w:r>
+      <w:proofErr w:type="spellStart"/>
+      <w:r>
+        <w:rPr>
+          <w:rStyle w:val="Textoennegrita"/>
+        </w:rPr>
+        <w:t>Multiplexing</w:t>
+      </w:r>
+      <w:proofErr w:type="spellEnd"/>
+      <w:r>
+        <w:rPr>
+          <w:rStyle w:val="Textoennegrita"/>
+        </w:rPr>
+        <w:t>)</w:t>
+      </w:r>
+      <w:r>
+        <w:t xml:space="preserve">, las redes ópticas modernas combinan otras formas de multiplexación y modulación para multiplicar la capacidad de transmisión en una misma fibra. Gracias a la tecnología coherente, cada canal óptico puede codificar información en la </w:t>
+      </w:r>
+      <w:r>
+        <w:rPr>
+          <w:rStyle w:val="Textoennegrita"/>
+        </w:rPr>
+        <w:t>amplitud y fase de la portadora</w:t>
+      </w:r>
+      <w:r>
+        <w:t xml:space="preserve"> mediante esquemas avanzados como QPSK o QAM, logrando transmitir varios bits por símbolo. A esto se suma la explotación de la </w:t>
+      </w:r>
+      <w:r>
+        <w:rPr>
+          <w:rStyle w:val="Textoennegrita"/>
+        </w:rPr>
+        <w:t>polarización</w:t>
+      </w:r>
+      <w:r>
+        <w:t>. A</w:t>
+      </w:r>
+      <w:r>
+        <w:t xml:space="preserve">provecha el hecho de que la luz puede propagarse en diferentes estados de polarización, como horizontal y </w:t>
+      </w:r>
+      <w:proofErr w:type="gramStart"/>
+      <w:r>
+        <w:t>vertical</w:t>
+      </w:r>
+      <w:r>
+        <w:t xml:space="preserve"> </w:t>
+      </w:r>
+      <w:r>
+        <w:t>,</w:t>
+      </w:r>
+      <w:r>
+        <w:t>enviando</w:t>
+      </w:r>
+      <w:proofErr w:type="gramEnd"/>
+      <w:r>
+        <w:t xml:space="preserve"> flujos independientes en polarizaciones ortogonales (X e Y), lo que duplica la capacidad por longitud de onda. En los desarrollos más recientes aparece también la </w:t>
+      </w:r>
+      <w:r>
+        <w:rPr>
+          <w:rStyle w:val="Textoennegrita"/>
+        </w:rPr>
+        <w:t>dimensión espacial</w:t>
+      </w:r>
+      <w:r>
+        <w:t xml:space="preserve">, que aprovecha múltiples núcleos en fibras multinúcleo o distintos modos en fibras multimodo, abriendo un nuevo eje de escalabilidad mediante el llamado </w:t>
+      </w:r>
+      <w:proofErr w:type="spellStart"/>
+      <w:r>
+        <w:rPr>
+          <w:rStyle w:val="Textoennegrita"/>
+        </w:rPr>
+        <w:t>Space</w:t>
+      </w:r>
+      <w:proofErr w:type="spellEnd"/>
+      <w:r>
+        <w:rPr>
+          <w:rStyle w:val="Textoennegrita"/>
+        </w:rPr>
+        <w:t xml:space="preserve"> </w:t>
+      </w:r>
+      <w:proofErr w:type="spellStart"/>
+      <w:r>
+        <w:rPr>
+          <w:rStyle w:val="Textoennegrita"/>
+        </w:rPr>
+        <w:t>Division</w:t>
+      </w:r>
+      <w:proofErr w:type="spellEnd"/>
+      <w:r>
+        <w:rPr>
+          <w:rStyle w:val="Textoennegrita"/>
+        </w:rPr>
+        <w:t xml:space="preserve"> </w:t>
+      </w:r>
+      <w:proofErr w:type="spellStart"/>
+      <w:r>
+        <w:rPr>
+          <w:rStyle w:val="Textoennegrita"/>
+        </w:rPr>
+        <w:t>Multiplexing</w:t>
+      </w:r>
+      <w:proofErr w:type="spellEnd"/>
+      <w:r>
+        <w:rPr>
+          <w:rStyle w:val="Textoennegrita"/>
+        </w:rPr>
+        <w:t xml:space="preserve"> (SDM)</w:t>
+      </w:r>
+      <w:r>
+        <w:t xml:space="preserve">. De esta manera, DWDM no solo divide el espectro óptico en diferentes longitudes de onda, sino que combina amplitud, fase, polarización y espacio como dimensiones adicionales para </w:t>
+      </w:r>
+      <w:r>
+        <w:lastRenderedPageBreak/>
+        <w:t xml:space="preserve">alcanzar enlaces de </w:t>
+      </w:r>
+      <w:r>
+        <w:rPr>
+          <w:rStyle w:val="Textoennegrita"/>
+        </w:rPr>
+        <w:t>cientos de gigabits o terabits por segundo</w:t>
+      </w:r>
+      <w:r>
+        <w:t>, maximizando el aprovechamiento físico de la fibra óptica.</w:t>
+      </w:r>
+    </w:p>
+    <w:p>
+      <w:pPr>
         <w:pStyle w:val="Prrafodelista"/>
         <w:tabs>
           <w:tab w:val="left" w:pos="994"/>
@@ -3177,7 +3379,6 @@
         <w:jc w:val="both"/>
       </w:pPr>
       <w:r>
-        <w:lastRenderedPageBreak/>
         <w:t xml:space="preserve">¿Qué tipo de </w:t>
       </w:r>
       <w:proofErr w:type="spellStart"/>
@@ -4118,6 +4319,7 @@
         <w:ind w:left="995" w:right="49" w:firstLine="0"/>
       </w:pPr>
       <w:r>
+        <w:lastRenderedPageBreak/>
         <w:t>La velocidad de datos de cada señal es entonces 20 kbps.</w:t>
       </w:r>
     </w:p>
@@ -4476,7 +4678,6 @@
         <w:ind w:left="1609" w:hanging="359"/>
       </w:pPr>
       <w:r>
-        <w:lastRenderedPageBreak/>
         <w:t>Tiempo</w:t>
       </w:r>
       <w:r>
@@ -4795,46 +4996,6 @@
     </w:p>
     <w:p>
       <w:pPr>
-        <w:pStyle w:val="Textoindependiente"/>
-        <w:spacing w:before="10"/>
-        <w:ind w:left="720"/>
-      </w:pPr>
-    </w:p>
-    <w:p>
-      <w:pPr>
-        <w:pStyle w:val="Textoindependiente"/>
-        <w:spacing w:before="10"/>
-        <w:ind w:left="720"/>
-      </w:pPr>
-      <w:proofErr w:type="spellStart"/>
-      <w:r>
-        <w:t>Belu</w:t>
-      </w:r>
-      <w:proofErr w:type="spellEnd"/>
-      <w:r>
-        <w:t xml:space="preserve"> </w:t>
-      </w:r>
-      <w:r>
-        <w:rPr>
-          <mc:AlternateContent>
-            <mc:Choice Requires="w16se"/>
-            <mc:Fallback>
-              <w:rFonts w:ascii="Segoe UI Emoji" w:eastAsia="Segoe UI Emoji" w:hAnsi="Segoe UI Emoji" w:cs="Segoe UI Emoji"/>
-            </mc:Fallback>
-          </mc:AlternateContent>
-        </w:rPr>
-        <mc:AlternateContent>
-          <mc:Choice Requires="w16se">
-            <w16se:symEx w16se:font="Segoe UI Emoji" w16se:char="1F60A"/>
-          </mc:Choice>
-          <mc:Fallback>
-            <w:t>😊</w:t>
-          </mc:Fallback>
-        </mc:AlternateContent>
-      </w:r>
-    </w:p>
-    <w:p>
-      <w:pPr>
         <w:pStyle w:val="Prrafodelista"/>
         <w:numPr>
           <w:ilvl w:val="0"/>
@@ -5203,6 +5364,7 @@
         <w:ind w:left="590"/>
       </w:pPr>
       <w:r>
+        <w:lastRenderedPageBreak/>
         <w:t xml:space="preserve"> </w:t>
       </w:r>
     </w:p>
@@ -5795,7 +5957,6 @@
         <w:jc w:val="both"/>
       </w:pPr>
       <w:r>
-        <w:lastRenderedPageBreak/>
         <w:t>Suponiendo</w:t>
       </w:r>
       <w:r>
@@ -6779,6 +6940,7 @@
         <w:rPr>
           <w:noProof/>
         </w:rPr>
+        <w:lastRenderedPageBreak/>
         <w:drawing>
           <wp:inline distT="0" distB="0" distL="0" distR="0" wp14:anchorId="72E70B0D" wp14:editId="6D19BED8">
             <wp:extent cx="5125720" cy="1320229"/>
@@ -6843,7 +7005,6 @@
         <w:rPr>
           <w:noProof/>
         </w:rPr>
-        <w:lastRenderedPageBreak/>
         <w:drawing>
           <wp:anchor distT="0" distB="0" distL="0" distR="0" simplePos="0" relativeHeight="487588352" behindDoc="1" locked="0" layoutInCell="1" allowOverlap="1" wp14:anchorId="0667C025" wp14:editId="55430AFB">
             <wp:simplePos x="0" y="0"/>
@@ -8196,7 +8357,11 @@
       </w:r>
       <w:proofErr w:type="spellEnd"/>
       <w:r>
-        <w:t>. Así, en el nivel 2, la portadora E2 agrupa 4 entradas E1 resultando una velocidad de 8.448Mbps, y así sucesivamente. En el otro estándar, y usando órdenes de multiplicidad distintos, a partir de T1 se han especificado enlaces T2, T3, etc.</w:t>
+        <w:t xml:space="preserve">. Así, en el nivel 2, la portadora E2 agrupa 4 entradas </w:t>
+      </w:r>
+      <w:r>
+        <w:lastRenderedPageBreak/>
+        <w:t>E1 resultando una velocidad de 8.448Mbps, y así sucesivamente. En el otro estándar, y usando órdenes de multiplicidad distintos, a partir de T1 se han especificado enlaces T2, T3, etc.</w:t>
       </w:r>
       <w:r>
         <w:t xml:space="preserve"> </w:t>
@@ -8277,7 +8442,6 @@
         <w:rPr>
           <w:noProof/>
         </w:rPr>
-        <w:lastRenderedPageBreak/>
         <w:drawing>
           <wp:inline distT="0" distB="0" distL="0" distR="0" wp14:anchorId="0A9AF09E" wp14:editId="4B7FEAB4">
             <wp:extent cx="6040120" cy="2263140"/>
@@ -9161,11 +9325,7 @@
         <w:jc w:val="both"/>
       </w:pPr>
       <w:r>
-        <w:t xml:space="preserve">No, no es necesario reemplazar la fibra óptica utilizada para SDH. La tecnología DWDM (Multiplexación por División de Longitud de Onda Densa) fue desarrollada para aumentar el </w:t>
-      </w:r>
-      <w:r>
-        <w:lastRenderedPageBreak/>
-        <w:t>ancho de banda en las redes de fibra óptica ya existentes. En lugar de reemplazar el cable, DWDM utiliza la misma fibra para transmitir múltiples señales simultáneamente, cada una en una longitud de onda de luz diferente.</w:t>
+        <w:t>No, no es necesario reemplazar la fibra óptica utilizada para SDH. La tecnología DWDM (Multiplexación por División de Longitud de Onda Densa) fue desarrollada para aumentar el ancho de banda en las redes de fibra óptica ya existentes. En lugar de reemplazar el cable, DWDM utiliza la misma fibra para transmitir múltiples señales simultáneamente, cada una en una longitud de onda de luz diferente.</w:t>
       </w:r>
     </w:p>
     <w:p>

--- a/4to Año/Comunicaciones II/TP3.docx
+++ b/4to Año/Comunicaciones II/TP3.docx
@@ -2883,12 +2883,61 @@
     </w:p>
     <w:p>
       <w:pPr>
+        <w:pStyle w:val="Prrafodelista"/>
+        <w:widowControl/>
+        <w:numPr>
+          <w:ilvl w:val="0"/>
+          <w:numId w:val="23"/>
+        </w:numPr>
+        <w:autoSpaceDE/>
+        <w:autoSpaceDN/>
+        <w:spacing w:after="160" w:line="278" w:lineRule="auto"/>
+        <w:rPr>
+          <w:b/>
+          <w:bCs/>
+          <w:sz w:val="28"/>
+          <w:szCs w:val="28"/>
+        </w:rPr>
+      </w:pPr>
+      <w:r>
+        <w:rPr>
+          <w:b/>
+          <w:bCs/>
+          <w:sz w:val="28"/>
+          <w:szCs w:val="28"/>
+        </w:rPr>
+        <w:t xml:space="preserve">Lo que sigue no me parecía tan </w:t>
+      </w:r>
+      <w:proofErr w:type="gramStart"/>
+      <w:r>
+        <w:rPr>
+          <w:b/>
+          <w:bCs/>
+          <w:sz w:val="28"/>
+          <w:szCs w:val="28"/>
+        </w:rPr>
+        <w:t>importante</w:t>
+      </w:r>
+      <w:proofErr w:type="gramEnd"/>
+      <w:r>
+        <w:rPr>
+          <w:b/>
+          <w:bCs/>
+          <w:sz w:val="28"/>
+          <w:szCs w:val="28"/>
+        </w:rPr>
+        <w:t xml:space="preserve"> pero lo vi en parciales. LEER</w:t>
+      </w:r>
+    </w:p>
+    <w:p>
+      <w:pPr>
         <w:widowControl/>
         <w:autoSpaceDE/>
         <w:autoSpaceDN/>
         <w:spacing w:after="160" w:line="278" w:lineRule="auto"/>
         <w:ind w:left="994"/>
         <w:rPr>
+          <w:color w:val="FF0000"/>
           <w:sz w:val="28"/>
           <w:szCs w:val="28"/>
           <w:u w:val="single"/>
@@ -2896,6 +2945,7 @@
       </w:pPr>
       <w:r>
         <w:rPr>
+          <w:color w:val="FF0000"/>
           <w:sz w:val="28"/>
           <w:szCs w:val="28"/>
           <w:u w:val="single"/>
@@ -2904,6 +2954,7 @@
       </w:r>
       <w:r>
         <w:rPr>
+          <w:color w:val="FF0000"/>
           <w:sz w:val="28"/>
           <w:szCs w:val="28"/>
           <w:u w:val="single"/>
@@ -2920,168 +2971,973 @@
         <w:ind w:left="994"/>
         <w:jc w:val="both"/>
         <w:rPr>
+          <w:color w:val="FF0000"/>
+        </w:rPr>
+      </w:pPr>
+      <w:r>
+        <w:rPr>
+          <w:color w:val="FF0000"/>
+        </w:rPr>
+        <w:t xml:space="preserve">Además de la multiplexación por longitud de onda, que es la base de </w:t>
+      </w:r>
+      <w:r>
+        <w:rPr>
+          <w:rStyle w:val="Textoennegrita"/>
+          <w:color w:val="FF0000"/>
+        </w:rPr>
+        <w:t xml:space="preserve">DWDM (Dense </w:t>
+      </w:r>
+      <w:proofErr w:type="spellStart"/>
+      <w:r>
+        <w:rPr>
+          <w:rStyle w:val="Textoennegrita"/>
+          <w:color w:val="FF0000"/>
+        </w:rPr>
+        <w:t>Wavelength</w:t>
+      </w:r>
+      <w:proofErr w:type="spellEnd"/>
+      <w:r>
+        <w:rPr>
+          <w:rStyle w:val="Textoennegrita"/>
+          <w:color w:val="FF0000"/>
+        </w:rPr>
+        <w:t xml:space="preserve"> </w:t>
+      </w:r>
+      <w:proofErr w:type="spellStart"/>
+      <w:r>
+        <w:rPr>
+          <w:rStyle w:val="Textoennegrita"/>
+          <w:color w:val="FF0000"/>
+        </w:rPr>
+        <w:t>Division</w:t>
+      </w:r>
+      <w:proofErr w:type="spellEnd"/>
+      <w:r>
+        <w:rPr>
+          <w:rStyle w:val="Textoennegrita"/>
+          <w:color w:val="FF0000"/>
+        </w:rPr>
+        <w:t xml:space="preserve"> </w:t>
+      </w:r>
+      <w:proofErr w:type="spellStart"/>
+      <w:r>
+        <w:rPr>
+          <w:rStyle w:val="Textoennegrita"/>
+          <w:color w:val="FF0000"/>
+        </w:rPr>
+        <w:t>Multiplexing</w:t>
+      </w:r>
+      <w:proofErr w:type="spellEnd"/>
+      <w:r>
+        <w:rPr>
+          <w:rStyle w:val="Textoennegrita"/>
+          <w:color w:val="FF0000"/>
+        </w:rPr>
+        <w:t>)</w:t>
+      </w:r>
+      <w:r>
+        <w:rPr>
+          <w:color w:val="FF0000"/>
+        </w:rPr>
+        <w:t xml:space="preserve">, las redes ópticas modernas combinan otras formas de multiplexación y modulación para multiplicar la capacidad de transmisión en una misma fibra. Gracias a la tecnología coherente, cada canal óptico puede codificar información en la </w:t>
+      </w:r>
+      <w:r>
+        <w:rPr>
+          <w:rStyle w:val="Textoennegrita"/>
+          <w:color w:val="FF0000"/>
+        </w:rPr>
+        <w:t>amplitud y fase de la portadora</w:t>
+      </w:r>
+      <w:r>
+        <w:rPr>
+          <w:color w:val="FF0000"/>
+        </w:rPr>
+        <w:t xml:space="preserve"> mediante esquemas avanzados como QPSK o QAM, logrando transmitir varios bits por símbolo. A esto se suma la explotación de la </w:t>
+      </w:r>
+      <w:r>
+        <w:rPr>
+          <w:rStyle w:val="Textoennegrita"/>
+          <w:color w:val="FF0000"/>
+        </w:rPr>
+        <w:t>polarización</w:t>
+      </w:r>
+      <w:r>
+        <w:rPr>
+          <w:color w:val="FF0000"/>
+        </w:rPr>
+        <w:t>. A</w:t>
+      </w:r>
+      <w:r>
+        <w:rPr>
+          <w:color w:val="FF0000"/>
+        </w:rPr>
+        <w:t xml:space="preserve">provecha el hecho de que la luz puede propagarse en diferentes estados de polarización, como horizontal y </w:t>
+      </w:r>
+      <w:proofErr w:type="gramStart"/>
+      <w:r>
+        <w:rPr>
+          <w:color w:val="FF0000"/>
+        </w:rPr>
+        <w:t xml:space="preserve">vertical </w:t>
+      </w:r>
+      <w:r>
+        <w:rPr>
+          <w:color w:val="FF0000"/>
+        </w:rPr>
+        <w:t>,</w:t>
+      </w:r>
+      <w:r>
+        <w:rPr>
+          <w:color w:val="FF0000"/>
+        </w:rPr>
+        <w:t>enviando</w:t>
+      </w:r>
+      <w:proofErr w:type="gramEnd"/>
+      <w:r>
+        <w:rPr>
+          <w:color w:val="FF0000"/>
+        </w:rPr>
+        <w:t xml:space="preserve"> flujos independientes en polarizaciones ortogonales (X e Y), lo que duplica la capacidad por longitud de onda. En los desarrollos más recientes aparece también la </w:t>
+      </w:r>
+      <w:r>
+        <w:rPr>
+          <w:rStyle w:val="Textoennegrita"/>
+          <w:color w:val="FF0000"/>
+        </w:rPr>
+        <w:t>dimensión espacial</w:t>
+      </w:r>
+      <w:r>
+        <w:rPr>
+          <w:color w:val="FF0000"/>
+        </w:rPr>
+        <w:t xml:space="preserve">, que aprovecha múltiples núcleos en fibras multinúcleo o distintos modos en fibras multimodo, </w:t>
+      </w:r>
+      <w:r>
+        <w:rPr>
+          <w:color w:val="FF0000"/>
+        </w:rPr>
+        <w:lastRenderedPageBreak/>
+        <w:t xml:space="preserve">abriendo un nuevo eje de escalabilidad mediante el llamado </w:t>
+      </w:r>
+      <w:proofErr w:type="spellStart"/>
+      <w:r>
+        <w:rPr>
+          <w:rStyle w:val="Textoennegrita"/>
+          <w:color w:val="FF0000"/>
+        </w:rPr>
+        <w:t>Space</w:t>
+      </w:r>
+      <w:proofErr w:type="spellEnd"/>
+      <w:r>
+        <w:rPr>
+          <w:rStyle w:val="Textoennegrita"/>
+          <w:color w:val="FF0000"/>
+        </w:rPr>
+        <w:t xml:space="preserve"> </w:t>
+      </w:r>
+      <w:proofErr w:type="spellStart"/>
+      <w:r>
+        <w:rPr>
+          <w:rStyle w:val="Textoennegrita"/>
+          <w:color w:val="FF0000"/>
+        </w:rPr>
+        <w:t>Division</w:t>
+      </w:r>
+      <w:proofErr w:type="spellEnd"/>
+      <w:r>
+        <w:rPr>
+          <w:rStyle w:val="Textoennegrita"/>
+          <w:color w:val="FF0000"/>
+        </w:rPr>
+        <w:t xml:space="preserve"> </w:t>
+      </w:r>
+      <w:proofErr w:type="spellStart"/>
+      <w:r>
+        <w:rPr>
+          <w:rStyle w:val="Textoennegrita"/>
+          <w:color w:val="FF0000"/>
+        </w:rPr>
+        <w:t>Multiplexing</w:t>
+      </w:r>
+      <w:proofErr w:type="spellEnd"/>
+      <w:r>
+        <w:rPr>
+          <w:rStyle w:val="Textoennegrita"/>
+          <w:color w:val="FF0000"/>
+        </w:rPr>
+        <w:t xml:space="preserve"> (SDM)</w:t>
+      </w:r>
+      <w:r>
+        <w:rPr>
+          <w:color w:val="FF0000"/>
+        </w:rPr>
+        <w:t xml:space="preserve">. De esta manera, DWDM no solo divide el espectro óptico en diferentes longitudes de onda, sino que combina amplitud, fase, polarización y espacio como dimensiones adicionales para alcanzar enlaces de </w:t>
+      </w:r>
+      <w:r>
+        <w:rPr>
+          <w:rStyle w:val="Textoennegrita"/>
+          <w:color w:val="FF0000"/>
+        </w:rPr>
+        <w:t>cientos de gigabits o terabits por segundo</w:t>
+      </w:r>
+      <w:r>
+        <w:rPr>
+          <w:color w:val="FF0000"/>
+        </w:rPr>
+        <w:t>, maximizando el aprovechamiento físico de la fibra óptica.</w:t>
+      </w:r>
+    </w:p>
+    <w:p>
+      <w:pPr>
+        <w:pStyle w:val="Ttulo2"/>
+        <w:ind w:left="994"/>
+        <w:rPr>
+          <w:color w:val="FF0000"/>
+          <w:lang w:val="es-AR"/>
+        </w:rPr>
+      </w:pPr>
+      <w:r>
+        <w:rPr>
+          <w:color w:val="FF0000"/>
+        </w:rPr>
+        <w:t>OADM (Multiplexor Óptico de Adición/Extracción)</w:t>
+      </w:r>
+    </w:p>
+    <w:p>
+      <w:pPr>
+        <w:pStyle w:val="NormalWeb"/>
+        <w:ind w:left="994"/>
+        <w:rPr>
+          <w:color w:val="FF0000"/>
+          <w:lang w:val="es-AR"/>
+        </w:rPr>
+      </w:pPr>
+      <w:r>
+        <w:rPr>
+          <w:color w:val="FF0000"/>
+          <w:lang w:val="es-AR"/>
+        </w:rPr>
+        <w:t xml:space="preserve">Un </w:t>
+      </w:r>
+      <w:r>
+        <w:rPr>
+          <w:b/>
+          <w:bCs/>
+          <w:color w:val="FF0000"/>
+          <w:lang w:val="es-AR"/>
+        </w:rPr>
+        <w:t>OADM (</w:t>
+      </w:r>
+      <w:proofErr w:type="spellStart"/>
+      <w:r>
+        <w:rPr>
+          <w:b/>
+          <w:bCs/>
+          <w:color w:val="FF0000"/>
+          <w:lang w:val="es-AR"/>
+        </w:rPr>
+        <w:t>Optical</w:t>
+      </w:r>
+      <w:proofErr w:type="spellEnd"/>
+      <w:r>
+        <w:rPr>
+          <w:b/>
+          <w:bCs/>
+          <w:color w:val="FF0000"/>
+          <w:lang w:val="es-AR"/>
+        </w:rPr>
+        <w:t xml:space="preserve"> </w:t>
+      </w:r>
+      <w:proofErr w:type="spellStart"/>
+      <w:r>
+        <w:rPr>
+          <w:b/>
+          <w:bCs/>
+          <w:color w:val="FF0000"/>
+          <w:lang w:val="es-AR"/>
+        </w:rPr>
+        <w:t>Add</w:t>
+      </w:r>
+      <w:proofErr w:type="spellEnd"/>
+      <w:r>
+        <w:rPr>
+          <w:b/>
+          <w:bCs/>
+          <w:color w:val="FF0000"/>
+          <w:lang w:val="es-AR"/>
+        </w:rPr>
+        <w:t>/</w:t>
+      </w:r>
+      <w:proofErr w:type="spellStart"/>
+      <w:r>
+        <w:rPr>
+          <w:b/>
+          <w:bCs/>
+          <w:color w:val="FF0000"/>
+          <w:lang w:val="es-AR"/>
+        </w:rPr>
+        <w:t>Drop</w:t>
+      </w:r>
+      <w:proofErr w:type="spellEnd"/>
+      <w:r>
+        <w:rPr>
+          <w:b/>
+          <w:bCs/>
+          <w:color w:val="FF0000"/>
+          <w:lang w:val="es-AR"/>
+        </w:rPr>
+        <w:t xml:space="preserve"> </w:t>
+      </w:r>
+      <w:proofErr w:type="spellStart"/>
+      <w:r>
+        <w:rPr>
+          <w:b/>
+          <w:bCs/>
+          <w:color w:val="FF0000"/>
+          <w:lang w:val="es-AR"/>
+        </w:rPr>
+        <w:t>Multiplexer</w:t>
+      </w:r>
+      <w:proofErr w:type="spellEnd"/>
+      <w:r>
+        <w:rPr>
+          <w:b/>
+          <w:bCs/>
+          <w:color w:val="FF0000"/>
+          <w:lang w:val="es-AR"/>
+        </w:rPr>
+        <w:t>)</w:t>
+      </w:r>
+      <w:r>
+        <w:rPr>
+          <w:color w:val="FF0000"/>
+          <w:lang w:val="es-AR"/>
+        </w:rPr>
+        <w:t xml:space="preserve"> es un dispositivo de red óptica que permite la </w:t>
+      </w:r>
+      <w:r>
+        <w:rPr>
+          <w:b/>
+          <w:bCs/>
+          <w:color w:val="FF0000"/>
+          <w:lang w:val="es-AR"/>
+        </w:rPr>
+        <w:t>adición (</w:t>
+      </w:r>
+      <w:proofErr w:type="spellStart"/>
+      <w:r>
+        <w:rPr>
+          <w:b/>
+          <w:bCs/>
+          <w:color w:val="FF0000"/>
+          <w:lang w:val="es-AR"/>
+        </w:rPr>
+        <w:t>Add</w:t>
+      </w:r>
+      <w:proofErr w:type="spellEnd"/>
+      <w:r>
+        <w:rPr>
+          <w:b/>
+          <w:bCs/>
+          <w:color w:val="FF0000"/>
+          <w:lang w:val="es-AR"/>
+        </w:rPr>
+        <w:t>)</w:t>
+      </w:r>
+      <w:r>
+        <w:rPr>
+          <w:color w:val="FF0000"/>
+          <w:lang w:val="es-AR"/>
+        </w:rPr>
+        <w:t xml:space="preserve"> o la </w:t>
+      </w:r>
+      <w:r>
+        <w:rPr>
+          <w:b/>
+          <w:bCs/>
+          <w:color w:val="FF0000"/>
+          <w:lang w:val="es-AR"/>
+        </w:rPr>
+        <w:t>extracción (</w:t>
+      </w:r>
+      <w:proofErr w:type="spellStart"/>
+      <w:r>
+        <w:rPr>
+          <w:b/>
+          <w:bCs/>
+          <w:color w:val="FF0000"/>
+          <w:lang w:val="es-AR"/>
+        </w:rPr>
+        <w:t>Drop</w:t>
+      </w:r>
+      <w:proofErr w:type="spellEnd"/>
+      <w:r>
+        <w:rPr>
+          <w:b/>
+          <w:bCs/>
+          <w:color w:val="FF0000"/>
+          <w:lang w:val="es-AR"/>
+        </w:rPr>
+        <w:t>)</w:t>
+      </w:r>
+      <w:r>
+        <w:rPr>
+          <w:color w:val="FF0000"/>
+          <w:lang w:val="es-AR"/>
+        </w:rPr>
+        <w:t xml:space="preserve"> de una o varias longitudes de onda (canales de datos) de una fibra óptica de alta capacidad.</w:t>
+      </w:r>
+    </w:p>
+    <w:p>
+      <w:pPr>
+        <w:pStyle w:val="NormalWeb"/>
+        <w:numPr>
+          <w:ilvl w:val="0"/>
+          <w:numId w:val="21"/>
+        </w:numPr>
+        <w:tabs>
+          <w:tab w:val="clear" w:pos="720"/>
+          <w:tab w:val="num" w:pos="1714"/>
+        </w:tabs>
+        <w:ind w:left="1714"/>
+        <w:rPr>
+          <w:color w:val="FF0000"/>
+          <w:lang w:val="es-AR"/>
+        </w:rPr>
+      </w:pPr>
+      <w:r>
+        <w:rPr>
+          <w:b/>
+          <w:bCs/>
+          <w:color w:val="FF0000"/>
+          <w:lang w:val="es-AR"/>
+        </w:rPr>
+        <w:t>Función de Extracción (</w:t>
+      </w:r>
+      <w:proofErr w:type="spellStart"/>
+      <w:r>
+        <w:rPr>
+          <w:b/>
+          <w:bCs/>
+          <w:color w:val="FF0000"/>
+          <w:lang w:val="es-AR"/>
+        </w:rPr>
+        <w:t>Drop</w:t>
+      </w:r>
+      <w:proofErr w:type="spellEnd"/>
+      <w:r>
+        <w:rPr>
+          <w:b/>
+          <w:bCs/>
+          <w:color w:val="FF0000"/>
+          <w:lang w:val="es-AR"/>
+        </w:rPr>
+        <w:t>):</w:t>
+      </w:r>
+      <w:r>
+        <w:rPr>
+          <w:color w:val="FF0000"/>
+          <w:lang w:val="es-AR"/>
+        </w:rPr>
+        <w:t xml:space="preserve"> El OADM desvía una o varias longitudes de onda seleccionadas del flujo de tráfico principal y las dirige a equipos terminales en un nodo intermedio (una ciudad o una oficina, por ejemplo). El resto de las longitudes de onda siguen su camino por la fibra troncal sin ser afectadas.</w:t>
+      </w:r>
+    </w:p>
+    <w:p>
+      <w:pPr>
+        <w:pStyle w:val="NormalWeb"/>
+        <w:numPr>
+          <w:ilvl w:val="0"/>
+          <w:numId w:val="21"/>
+        </w:numPr>
+        <w:tabs>
+          <w:tab w:val="clear" w:pos="720"/>
+          <w:tab w:val="num" w:pos="1714"/>
+        </w:tabs>
+        <w:ind w:left="1714"/>
+        <w:rPr>
+          <w:color w:val="FF0000"/>
+          <w:lang w:val="es-AR"/>
+        </w:rPr>
+      </w:pPr>
+      <w:r>
+        <w:rPr>
+          <w:b/>
+          <w:bCs/>
+          <w:color w:val="FF0000"/>
+          <w:lang w:val="es-AR"/>
+        </w:rPr>
+        <w:t>Función de Adición (</w:t>
+      </w:r>
+      <w:proofErr w:type="spellStart"/>
+      <w:r>
+        <w:rPr>
+          <w:b/>
+          <w:bCs/>
+          <w:color w:val="FF0000"/>
+          <w:lang w:val="es-AR"/>
+        </w:rPr>
+        <w:t>Add</w:t>
+      </w:r>
+      <w:proofErr w:type="spellEnd"/>
+      <w:r>
+        <w:rPr>
+          <w:b/>
+          <w:bCs/>
+          <w:color w:val="FF0000"/>
+          <w:lang w:val="es-AR"/>
+        </w:rPr>
+        <w:t>):</w:t>
+      </w:r>
+      <w:r>
+        <w:rPr>
+          <w:color w:val="FF0000"/>
+          <w:lang w:val="es-AR"/>
+        </w:rPr>
+        <w:t xml:space="preserve"> Permite que una nueva señal de datos generada en ese nodo intermedio sea multiplexada en la fibra troncal junto con las longitudes de onda de paso, utilizando una longitud de onda previamente extraída o una disponible.</w:t>
+      </w:r>
+    </w:p>
+    <w:p>
+      <w:pPr>
+        <w:pStyle w:val="Ttulo3"/>
+        <w:ind w:left="994"/>
+        <w:rPr>
+          <w:color w:val="FF0000"/>
+        </w:rPr>
+      </w:pPr>
+      <w:r>
+        <w:rPr>
+          <w:color w:val="FF0000"/>
+        </w:rPr>
+        <w:t>Tipos de OADM</w:t>
+      </w:r>
+    </w:p>
+    <w:p>
+      <w:pPr>
+        <w:pStyle w:val="NormalWeb"/>
+        <w:ind w:left="994"/>
+        <w:rPr>
+          <w:color w:val="FF0000"/>
+          <w:lang w:val="es-AR"/>
+        </w:rPr>
+      </w:pPr>
+      <w:r>
+        <w:rPr>
+          <w:color w:val="FF0000"/>
+          <w:lang w:val="es-AR"/>
+        </w:rPr>
+        <w:t>El OADM se clasifica principalmente en dos tipos según su capacidad de modificación:</w:t>
+      </w:r>
+    </w:p>
+    <w:p>
+      <w:pPr>
+        <w:pStyle w:val="NormalWeb"/>
+        <w:numPr>
+          <w:ilvl w:val="0"/>
+          <w:numId w:val="22"/>
+        </w:numPr>
+        <w:tabs>
+          <w:tab w:val="clear" w:pos="720"/>
+          <w:tab w:val="num" w:pos="1714"/>
+        </w:tabs>
+        <w:ind w:left="1714"/>
+        <w:jc w:val="both"/>
+        <w:rPr>
+          <w:color w:val="FF0000"/>
+        </w:rPr>
+      </w:pPr>
+      <w:r>
+        <w:rPr>
+          <w:b/>
+          <w:bCs/>
+          <w:color w:val="FF0000"/>
+        </w:rPr>
+        <w:t xml:space="preserve">OADM </w:t>
+      </w:r>
+      <w:proofErr w:type="spellStart"/>
+      <w:r>
+        <w:rPr>
+          <w:b/>
+          <w:bCs/>
+          <w:color w:val="FF0000"/>
+        </w:rPr>
+        <w:t>Fijo</w:t>
+      </w:r>
+      <w:proofErr w:type="spellEnd"/>
+      <w:r>
+        <w:rPr>
+          <w:b/>
+          <w:bCs/>
+          <w:color w:val="FF0000"/>
+        </w:rPr>
+        <w:t xml:space="preserve"> (FOADM - Fixed OADM):</w:t>
+      </w:r>
+    </w:p>
+    <w:p>
+      <w:pPr>
+        <w:pStyle w:val="NormalWeb"/>
+        <w:numPr>
+          <w:ilvl w:val="1"/>
+          <w:numId w:val="22"/>
+        </w:numPr>
+        <w:tabs>
+          <w:tab w:val="clear" w:pos="1440"/>
+          <w:tab w:val="num" w:pos="2434"/>
+        </w:tabs>
+        <w:ind w:left="2434"/>
+        <w:jc w:val="both"/>
+        <w:rPr>
+          <w:color w:val="FF0000"/>
+          <w:lang w:val="es-AR"/>
+        </w:rPr>
+      </w:pPr>
+      <w:r>
+        <w:rPr>
+          <w:b/>
+          <w:bCs/>
+          <w:color w:val="FF0000"/>
+          <w:lang w:val="es-AR"/>
+        </w:rPr>
+        <w:t>Definición:</w:t>
+      </w:r>
+      <w:r>
+        <w:rPr>
+          <w:color w:val="FF0000"/>
+          <w:lang w:val="es-AR"/>
+        </w:rPr>
+        <w:t xml:space="preserve"> La longitud de onda o el conjunto de longitudes de onda que se agregan y extraen está </w:t>
+      </w:r>
+      <w:r>
+        <w:rPr>
+          <w:b/>
+          <w:bCs/>
+          <w:color w:val="FF0000"/>
+          <w:lang w:val="es-AR"/>
+        </w:rPr>
+        <w:t>predefinida y fijada físicamente</w:t>
+      </w:r>
+      <w:r>
+        <w:rPr>
+          <w:color w:val="FF0000"/>
+          <w:lang w:val="es-AR"/>
+        </w:rPr>
+        <w:t xml:space="preserve"> en el momento de la instalación.</w:t>
+      </w:r>
+    </w:p>
+    <w:p>
+      <w:pPr>
+        <w:pStyle w:val="NormalWeb"/>
+        <w:numPr>
+          <w:ilvl w:val="0"/>
+          <w:numId w:val="22"/>
+        </w:numPr>
+        <w:tabs>
+          <w:tab w:val="clear" w:pos="720"/>
+          <w:tab w:val="num" w:pos="1714"/>
+        </w:tabs>
+        <w:ind w:left="1714"/>
+        <w:jc w:val="both"/>
+        <w:rPr>
+          <w:color w:val="FF0000"/>
+        </w:rPr>
+      </w:pPr>
+      <w:r>
+        <w:rPr>
+          <w:b/>
+          <w:bCs/>
+          <w:color w:val="FF0000"/>
+        </w:rPr>
+        <w:t>OADM Reconfigurable (ROADM):</w:t>
+      </w:r>
+    </w:p>
+    <w:p>
+      <w:pPr>
+        <w:pStyle w:val="NormalWeb"/>
+        <w:numPr>
+          <w:ilvl w:val="1"/>
+          <w:numId w:val="22"/>
+        </w:numPr>
+        <w:tabs>
+          <w:tab w:val="clear" w:pos="1440"/>
+          <w:tab w:val="num" w:pos="2434"/>
+        </w:tabs>
+        <w:ind w:left="2434"/>
+        <w:jc w:val="both"/>
+        <w:rPr>
+          <w:color w:val="FF0000"/>
+          <w:lang w:val="es-AR"/>
+        </w:rPr>
+      </w:pPr>
+      <w:r>
+        <w:rPr>
+          <w:b/>
+          <w:bCs/>
+          <w:color w:val="FF0000"/>
+          <w:lang w:val="es-AR"/>
+        </w:rPr>
+        <w:t>Definición:</w:t>
+      </w:r>
+      <w:r>
+        <w:rPr>
+          <w:color w:val="FF0000"/>
+          <w:lang w:val="es-AR"/>
+        </w:rPr>
+        <w:t xml:space="preserve"> Es la evolución del OADM fijo. Es capaz de cambiar dinámicamente qué longitudes de onda se agregan, extraen o pasan sin requerir intervención manual.</w:t>
+      </w:r>
+    </w:p>
+    <w:p>
+      <w:pPr>
+        <w:ind w:left="994"/>
+        <w:rPr>
+          <w:color w:val="FF0000"/>
+        </w:rPr>
+      </w:pPr>
+      <w:r>
+        <w:rPr>
+          <w:color w:val="FF0000"/>
+        </w:rPr>
+        <w:pict w14:anchorId="609370C8">
+          <v:rect id="_x0000_i1025" style="width:0;height:1.5pt" o:hralign="center" o:hrstd="t" o:hr="t" fillcolor="#a0a0a0" stroked="f"/>
+        </w:pict>
+      </w:r>
+    </w:p>
+    <w:p>
+      <w:pPr>
+        <w:pStyle w:val="Ttulo2"/>
+        <w:ind w:left="994"/>
+        <w:rPr>
+          <w:color w:val="FF0000"/>
+        </w:rPr>
+      </w:pPr>
+      <w:r>
+        <w:rPr>
+          <w:color w:val="FF0000"/>
+        </w:rPr>
+        <w:t>ROADM (Multiplexor Óptico de Adición/Extracción Reconfigurable)</w:t>
+      </w:r>
+    </w:p>
+    <w:p>
+      <w:pPr>
+        <w:pStyle w:val="NormalWeb"/>
+        <w:ind w:left="994"/>
+        <w:rPr>
+          <w:color w:val="FF0000"/>
+          <w:lang w:val="es-AR"/>
+        </w:rPr>
+      </w:pPr>
+      <w:r>
+        <w:rPr>
+          <w:color w:val="FF0000"/>
+          <w:lang w:val="es-AR"/>
+        </w:rPr>
+        <w:t xml:space="preserve">Un </w:t>
+      </w:r>
+      <w:r>
+        <w:rPr>
+          <w:b/>
+          <w:bCs/>
+          <w:color w:val="FF0000"/>
+          <w:lang w:val="es-AR"/>
+        </w:rPr>
+        <w:t xml:space="preserve">ROADM (Reconfigurable </w:t>
+      </w:r>
+      <w:proofErr w:type="spellStart"/>
+      <w:r>
+        <w:rPr>
+          <w:b/>
+          <w:bCs/>
+          <w:color w:val="FF0000"/>
+          <w:lang w:val="es-AR"/>
+        </w:rPr>
+        <w:t>Optical</w:t>
+      </w:r>
+      <w:proofErr w:type="spellEnd"/>
+      <w:r>
+        <w:rPr>
+          <w:b/>
+          <w:bCs/>
+          <w:color w:val="FF0000"/>
+          <w:lang w:val="es-AR"/>
+        </w:rPr>
+        <w:t xml:space="preserve"> </w:t>
+      </w:r>
+      <w:proofErr w:type="spellStart"/>
+      <w:r>
+        <w:rPr>
+          <w:b/>
+          <w:bCs/>
+          <w:color w:val="FF0000"/>
+          <w:lang w:val="es-AR"/>
+        </w:rPr>
+        <w:t>Add</w:t>
+      </w:r>
+      <w:proofErr w:type="spellEnd"/>
+      <w:r>
+        <w:rPr>
+          <w:b/>
+          <w:bCs/>
+          <w:color w:val="FF0000"/>
+          <w:lang w:val="es-AR"/>
+        </w:rPr>
+        <w:t>/</w:t>
+      </w:r>
+      <w:proofErr w:type="spellStart"/>
+      <w:r>
+        <w:rPr>
+          <w:b/>
+          <w:bCs/>
+          <w:color w:val="FF0000"/>
+          <w:lang w:val="es-AR"/>
+        </w:rPr>
+        <w:t>Drop</w:t>
+      </w:r>
+      <w:proofErr w:type="spellEnd"/>
+      <w:r>
+        <w:rPr>
+          <w:b/>
+          <w:bCs/>
+          <w:color w:val="FF0000"/>
+          <w:lang w:val="es-AR"/>
+        </w:rPr>
+        <w:t xml:space="preserve"> </w:t>
+      </w:r>
+      <w:proofErr w:type="spellStart"/>
+      <w:r>
+        <w:rPr>
+          <w:b/>
+          <w:bCs/>
+          <w:color w:val="FF0000"/>
+          <w:lang w:val="es-AR"/>
+        </w:rPr>
+        <w:t>Multiplexer</w:t>
+      </w:r>
+      <w:proofErr w:type="spellEnd"/>
+      <w:r>
+        <w:rPr>
+          <w:b/>
+          <w:bCs/>
+          <w:color w:val="FF0000"/>
+          <w:lang w:val="es-AR"/>
+        </w:rPr>
+        <w:t>)</w:t>
+      </w:r>
+      <w:r>
+        <w:rPr>
+          <w:color w:val="FF0000"/>
+          <w:lang w:val="es-AR"/>
+        </w:rPr>
+        <w:t xml:space="preserve"> es una versión avanzada del OADM que le otorga a la red óptica la </w:t>
+      </w:r>
+      <w:r>
+        <w:rPr>
+          <w:b/>
+          <w:bCs/>
+          <w:color w:val="FF0000"/>
+          <w:lang w:val="es-AR"/>
+        </w:rPr>
+        <w:t>capacidad de reconfiguración remota y dinámica</w:t>
+      </w:r>
+      <w:r>
+        <w:rPr>
+          <w:color w:val="FF0000"/>
+          <w:lang w:val="es-AR"/>
+        </w:rPr>
+        <w:t>.</w:t>
+      </w:r>
+    </w:p>
+    <w:p>
+      <w:pPr>
+        <w:pStyle w:val="NormalWeb"/>
+        <w:ind w:left="994"/>
+        <w:rPr>
+          <w:color w:val="FF0000"/>
+          <w:lang w:val="es-AR"/>
+        </w:rPr>
+      </w:pPr>
+      <w:r>
+        <w:rPr>
+          <w:color w:val="FF0000"/>
+          <w:lang w:val="es-AR"/>
+        </w:rPr>
+        <w:t xml:space="preserve">La clave de un ROADM es su capacidad de </w:t>
+      </w:r>
+      <w:r>
+        <w:rPr>
+          <w:b/>
+          <w:bCs/>
+          <w:color w:val="FF0000"/>
+          <w:lang w:val="es-AR"/>
+        </w:rPr>
+        <w:t>seleccionar de forma activa</w:t>
+      </w:r>
+      <w:r>
+        <w:rPr>
+          <w:color w:val="FF0000"/>
+          <w:lang w:val="es-AR"/>
+        </w:rPr>
+        <w:t xml:space="preserve"> cualquier longitud de onda de un flujo DWDM de alta capacidad y dirigirla a cualquier puerto de salida (</w:t>
+      </w:r>
+      <w:proofErr w:type="spellStart"/>
+      <w:r>
+        <w:rPr>
+          <w:color w:val="FF0000"/>
+          <w:lang w:val="es-AR"/>
+        </w:rPr>
+        <w:t>Add</w:t>
+      </w:r>
+      <w:proofErr w:type="spellEnd"/>
+      <w:r>
+        <w:rPr>
+          <w:color w:val="FF0000"/>
+          <w:lang w:val="es-AR"/>
+        </w:rPr>
+        <w:t xml:space="preserve">, </w:t>
+      </w:r>
+      <w:proofErr w:type="spellStart"/>
+      <w:r>
+        <w:rPr>
+          <w:color w:val="FF0000"/>
+          <w:lang w:val="es-AR"/>
+        </w:rPr>
+        <w:t>Drop</w:t>
+      </w:r>
+      <w:proofErr w:type="spellEnd"/>
+      <w:r>
+        <w:rPr>
+          <w:color w:val="FF0000"/>
+          <w:lang w:val="es-AR"/>
+        </w:rPr>
+        <w:t xml:space="preserve"> o Pass-</w:t>
+      </w:r>
+      <w:proofErr w:type="spellStart"/>
+      <w:r>
+        <w:rPr>
+          <w:color w:val="FF0000"/>
+          <w:lang w:val="es-AR"/>
+        </w:rPr>
+        <w:t>Through</w:t>
+      </w:r>
+      <w:proofErr w:type="spellEnd"/>
+      <w:r>
+        <w:rPr>
+          <w:color w:val="FF0000"/>
+          <w:lang w:val="es-AR"/>
+        </w:rPr>
+        <w:t>).</w:t>
+      </w:r>
+    </w:p>
+    <w:p>
+      <w:pPr>
+        <w:widowControl/>
+        <w:autoSpaceDE/>
+        <w:autoSpaceDN/>
+        <w:spacing w:after="160" w:line="278" w:lineRule="auto"/>
+        <w:ind w:left="994"/>
+        <w:jc w:val="both"/>
+        <w:rPr>
+          <w:color w:val="FF0000"/>
           <w:u w:val="single"/>
         </w:rPr>
       </w:pPr>
-      <w:r>
-        <w:t xml:space="preserve">Además de la multiplexación por longitud de onda, que es la base de </w:t>
-      </w:r>
-      <w:r>
-        <w:rPr>
-          <w:rStyle w:val="Textoennegrita"/>
-        </w:rPr>
-        <w:t xml:space="preserve">DWDM (Dense </w:t>
-      </w:r>
-      <w:proofErr w:type="spellStart"/>
-      <w:r>
-        <w:rPr>
-          <w:rStyle w:val="Textoennegrita"/>
-        </w:rPr>
-        <w:t>Wavelength</w:t>
-      </w:r>
-      <w:proofErr w:type="spellEnd"/>
-      <w:r>
-        <w:rPr>
-          <w:rStyle w:val="Textoennegrita"/>
-        </w:rPr>
-        <w:t xml:space="preserve"> </w:t>
-      </w:r>
-      <w:proofErr w:type="spellStart"/>
-      <w:r>
-        <w:rPr>
-          <w:rStyle w:val="Textoennegrita"/>
-        </w:rPr>
-        <w:t>Division</w:t>
-      </w:r>
-      <w:proofErr w:type="spellEnd"/>
-      <w:r>
-        <w:rPr>
-          <w:rStyle w:val="Textoennegrita"/>
-        </w:rPr>
-        <w:t xml:space="preserve"> </w:t>
-      </w:r>
-      <w:proofErr w:type="spellStart"/>
-      <w:r>
-        <w:rPr>
-          <w:rStyle w:val="Textoennegrita"/>
-        </w:rPr>
-        <w:t>Multiplexing</w:t>
-      </w:r>
-      <w:proofErr w:type="spellEnd"/>
-      <w:r>
-        <w:rPr>
-          <w:rStyle w:val="Textoennegrita"/>
-        </w:rPr>
-        <w:t>)</w:t>
-      </w:r>
-      <w:r>
-        <w:t xml:space="preserve">, las redes ópticas modernas combinan otras formas de multiplexación y modulación para multiplicar la capacidad de transmisión en una misma fibra. Gracias a la tecnología coherente, cada canal óptico puede codificar información en la </w:t>
-      </w:r>
-      <w:r>
-        <w:rPr>
-          <w:rStyle w:val="Textoennegrita"/>
-        </w:rPr>
-        <w:t>amplitud y fase de la portadora</w:t>
-      </w:r>
-      <w:r>
-        <w:t xml:space="preserve"> mediante esquemas avanzados como QPSK o QAM, logrando transmitir varios bits por símbolo. A esto se suma la explotación de la </w:t>
-      </w:r>
-      <w:r>
-        <w:rPr>
-          <w:rStyle w:val="Textoennegrita"/>
-        </w:rPr>
-        <w:t>polarización</w:t>
-      </w:r>
-      <w:r>
-        <w:t>. A</w:t>
-      </w:r>
-      <w:r>
-        <w:t xml:space="preserve">provecha el hecho de que la luz puede propagarse en diferentes estados de polarización, como horizontal y </w:t>
-      </w:r>
-      <w:proofErr w:type="gramStart"/>
-      <w:r>
-        <w:t>vertical</w:t>
-      </w:r>
-      <w:r>
-        <w:t xml:space="preserve"> </w:t>
-      </w:r>
-      <w:r>
-        <w:t>,</w:t>
-      </w:r>
-      <w:r>
-        <w:t>enviando</w:t>
-      </w:r>
-      <w:proofErr w:type="gramEnd"/>
-      <w:r>
-        <w:t xml:space="preserve"> flujos independientes en polarizaciones ortogonales (X e Y), lo que duplica la capacidad por longitud de onda. En los desarrollos más recientes aparece también la </w:t>
-      </w:r>
-      <w:r>
-        <w:rPr>
-          <w:rStyle w:val="Textoennegrita"/>
-        </w:rPr>
-        <w:t>dimensión espacial</w:t>
-      </w:r>
-      <w:r>
-        <w:t xml:space="preserve">, que aprovecha múltiples núcleos en fibras multinúcleo o distintos modos en fibras multimodo, abriendo un nuevo eje de escalabilidad mediante el llamado </w:t>
-      </w:r>
-      <w:proofErr w:type="spellStart"/>
-      <w:r>
-        <w:rPr>
-          <w:rStyle w:val="Textoennegrita"/>
-        </w:rPr>
-        <w:t>Space</w:t>
-      </w:r>
-      <w:proofErr w:type="spellEnd"/>
-      <w:r>
-        <w:rPr>
-          <w:rStyle w:val="Textoennegrita"/>
-        </w:rPr>
-        <w:t xml:space="preserve"> </w:t>
-      </w:r>
-      <w:proofErr w:type="spellStart"/>
-      <w:r>
-        <w:rPr>
-          <w:rStyle w:val="Textoennegrita"/>
-        </w:rPr>
-        <w:t>Division</w:t>
-      </w:r>
-      <w:proofErr w:type="spellEnd"/>
-      <w:r>
-        <w:rPr>
-          <w:rStyle w:val="Textoennegrita"/>
-        </w:rPr>
-        <w:t xml:space="preserve"> </w:t>
-      </w:r>
-      <w:proofErr w:type="spellStart"/>
-      <w:r>
-        <w:rPr>
-          <w:rStyle w:val="Textoennegrita"/>
-        </w:rPr>
-        <w:t>Multiplexing</w:t>
-      </w:r>
-      <w:proofErr w:type="spellEnd"/>
-      <w:r>
-        <w:rPr>
-          <w:rStyle w:val="Textoennegrita"/>
-        </w:rPr>
-        <w:t xml:space="preserve"> (SDM)</w:t>
-      </w:r>
-      <w:r>
-        <w:t xml:space="preserve">. De esta manera, DWDM no solo divide el espectro óptico en diferentes longitudes de onda, sino que combina amplitud, fase, polarización y espacio como dimensiones adicionales para </w:t>
-      </w:r>
-      <w:r>
-        <w:lastRenderedPageBreak/>
-        <w:t xml:space="preserve">alcanzar enlaces de </w:t>
-      </w:r>
-      <w:r>
-        <w:rPr>
-          <w:rStyle w:val="Textoennegrita"/>
-        </w:rPr>
-        <w:t>cientos de gigabits o terabits por segundo</w:t>
-      </w:r>
-      <w:r>
-        <w:t>, maximizando el aprovechamiento físico de la fibra óptica.</w:t>
-      </w:r>
     </w:p>
     <w:p>
       <w:pPr>
@@ -4319,7 +5175,6 @@
         <w:ind w:left="995" w:right="49" w:firstLine="0"/>
       </w:pPr>
       <w:r>
-        <w:lastRenderedPageBreak/>
         <w:t>La velocidad de datos de cada señal es entonces 20 kbps.</w:t>
       </w:r>
     </w:p>
@@ -4335,7 +5190,11 @@
         <w:jc w:val="both"/>
       </w:pPr>
       <w:r>
-        <w:t>Para TDM, la velocidad de transmisión alcanzada por el medio debe ser al menos igual a la suma de las velocidades de cada una de las señales. Por lo tanto, como tenemos 50 señales con una velocidad de datos de 20 kbps</w:t>
+        <w:t xml:space="preserve">Para TDM, la velocidad de transmisión alcanzada por el medio debe ser al menos igual a la suma de las velocidades de cada una de las señales. Por lo tanto, como tenemos 50 señales con una </w:t>
+      </w:r>
+      <w:r>
+        <w:lastRenderedPageBreak/>
+        <w:t>velocidad de datos de 20 kbps</w:t>
       </w:r>
       <w:r>
         <w:t>, el medio deberá tener una velocidad de 1 Mbps. Como codificamos con NRZ, el ancho de banda necesario es la mitad de la velocidad de datos de la señal. Entonces el ancho de banda necesarios es 500 kHz.</w:t>
@@ -5364,7 +6223,6 @@
         <w:ind w:left="590"/>
       </w:pPr>
       <w:r>
-        <w:lastRenderedPageBreak/>
         <w:t xml:space="preserve"> </w:t>
       </w:r>
     </w:p>
@@ -5516,7 +6374,11 @@
         <w:t xml:space="preserve"> </w:t>
       </w:r>
       <w:r>
-        <w:t>5 kbps. Defina: tamaño de la trama. Número de ranuras temporales asignadas a cada origen.</w:t>
+        <w:t xml:space="preserve">5 </w:t>
+      </w:r>
+      <w:r>
+        <w:lastRenderedPageBreak/>
+        <w:t>kbps. Defina: tamaño de la trama. Número de ranuras temporales asignadas a cada origen.</w:t>
       </w:r>
       <w:r>
         <w:rPr>
@@ -6940,7 +7802,6 @@
         <w:rPr>
           <w:noProof/>
         </w:rPr>
-        <w:lastRenderedPageBreak/>
         <w:drawing>
           <wp:inline distT="0" distB="0" distL="0" distR="0" wp14:anchorId="72E70B0D" wp14:editId="6D19BED8">
             <wp:extent cx="5125720" cy="1320229"/>
@@ -6989,7 +7850,11 @@
       </w:pPr>
       <w:r>
         <w:tab/>
-        <w:t>Una trama E1 consta de 32 ranuras temporales correspondiente a los 32 canales digitalizados. Cada una de las ranuras está compuesta por 8 bits. Se destinan 30 canales para transmitir datos y dos canales (0 y 16) para enviar datos de señalización. El Canal 0 se utiliza principalmente para sincronización de trama, bits de control y supervisión del enlace. Permite que el receptor identifique el inicio de cada trama y mantenga la sincronización del flujo de bits. El Canal 16 se utiliza para señalización, especialmente en servicios como ISDN o para transporte de información de control (alarmas, mensajes de supervisión).</w:t>
+        <w:t xml:space="preserve">Una trama E1 consta de 32 ranuras temporales correspondiente a los 32 canales digitalizados. </w:t>
+      </w:r>
+      <w:r>
+        <w:lastRenderedPageBreak/>
+        <w:t>Cada una de las ranuras está compuesta por 8 bits. Se destinan 30 canales para transmitir datos y dos canales (0 y 16) para enviar datos de señalización. El Canal 0 se utiliza principalmente para sincronización de trama, bits de control y supervisión del enlace. Permite que el receptor identifique el inicio de cada trama y mantenga la sincronización del flujo de bits. El Canal 16 se utiliza para señalización, especialmente en servicios como ISDN o para transporte de información de control (alarmas, mensajes de supervisión).</w:t>
       </w:r>
     </w:p>
     <w:p>
@@ -8357,11 +9222,7 @@
       </w:r>
       <w:proofErr w:type="spellEnd"/>
       <w:r>
-        <w:t xml:space="preserve">. Así, en el nivel 2, la portadora E2 agrupa 4 entradas </w:t>
-      </w:r>
-      <w:r>
-        <w:lastRenderedPageBreak/>
-        <w:t>E1 resultando una velocidad de 8.448Mbps, y así sucesivamente. En el otro estándar, y usando órdenes de multiplicidad distintos, a partir de T1 se han especificado enlaces T2, T3, etc.</w:t>
+        <w:t>. Así, en el nivel 2, la portadora E2 agrupa 4 entradas E1 resultando una velocidad de 8.448Mbps, y así sucesivamente. En el otro estándar, y usando órdenes de multiplicidad distintos, a partir de T1 se han especificado enlaces T2, T3, etc.</w:t>
       </w:r>
       <w:r>
         <w:t xml:space="preserve"> </w:t>
@@ -8380,6 +9241,7 @@
         <w:rPr>
           <w:noProof/>
         </w:rPr>
+        <w:lastRenderedPageBreak/>
         <w:drawing>
           <wp:inline distT="0" distB="0" distL="0" distR="0" wp14:anchorId="5D08EF83" wp14:editId="1959082E">
             <wp:extent cx="6040120" cy="1310640"/>
@@ -9056,6 +9918,7 @@
         </w:rPr>
       </w:pPr>
       <w:r>
+        <w:lastRenderedPageBreak/>
         <w:tab/>
         <w:t xml:space="preserve">V = capacidad STM-64/capacidad E5 = </w:t>
       </w:r>
@@ -11234,6 +12097,118 @@
     </w:lvl>
   </w:abstractNum>
   <w:abstractNum w:abstractNumId="5" w15:restartNumberingAfterBreak="0">
+    <w:nsid w:val="2BB74926"/>
+    <w:multiLevelType w:val="hybridMultilevel"/>
+    <w:tmpl w:val="60CE25CE"/>
+    <w:lvl w:ilvl="0" w:tplc="CEB0DABE">
+      <w:numFmt w:val="bullet"/>
+      <w:lvlText w:val=""/>
+      <w:lvlJc w:val="left"/>
+      <w:pPr>
+        <w:ind w:left="1354" w:hanging="360"/>
+      </w:pPr>
+      <w:rPr>
+        <w:rFonts w:ascii="Wingdings" w:eastAsia="Times New Roman" w:hAnsi="Wingdings" w:cs="Times New Roman" w:hint="default"/>
+      </w:rPr>
+    </w:lvl>
+    <w:lvl w:ilvl="1" w:tplc="04090003" w:tentative="1">
+      <w:start w:val="1"/>
+      <w:numFmt w:val="bullet"/>
+      <w:lvlText w:val="o"/>
+      <w:lvlJc w:val="left"/>
+      <w:pPr>
+        <w:ind w:left="2074" w:hanging="360"/>
+      </w:pPr>
+      <w:rPr>
+        <w:rFonts w:ascii="Courier New" w:hAnsi="Courier New" w:cs="Courier New" w:hint="default"/>
+      </w:rPr>
+    </w:lvl>
+    <w:lvl w:ilvl="2" w:tplc="04090005" w:tentative="1">
+      <w:start w:val="1"/>
+      <w:numFmt w:val="bullet"/>
+      <w:lvlText w:val=""/>
+      <w:lvlJc w:val="left"/>
+      <w:pPr>
+        <w:ind w:left="2794" w:hanging="360"/>
+      </w:pPr>
+      <w:rPr>
+        <w:rFonts w:ascii="Wingdings" w:hAnsi="Wingdings" w:hint="default"/>
+      </w:rPr>
+    </w:lvl>
+    <w:lvl w:ilvl="3" w:tplc="04090001" w:tentative="1">
+      <w:start w:val="1"/>
+      <w:numFmt w:val="bullet"/>
+      <w:lvlText w:val=""/>
+      <w:lvlJc w:val="left"/>
+      <w:pPr>
+        <w:ind w:left="3514" w:hanging="360"/>
+      </w:pPr>
+      <w:rPr>
+        <w:rFonts w:ascii="Symbol" w:hAnsi="Symbol" w:hint="default"/>
+      </w:rPr>
+    </w:lvl>
+    <w:lvl w:ilvl="4" w:tplc="04090003" w:tentative="1">
+      <w:start w:val="1"/>
+      <w:numFmt w:val="bullet"/>
+      <w:lvlText w:val="o"/>
+      <w:lvlJc w:val="left"/>
+      <w:pPr>
+        <w:ind w:left="4234" w:hanging="360"/>
+      </w:pPr>
+      <w:rPr>
+        <w:rFonts w:ascii="Courier New" w:hAnsi="Courier New" w:cs="Courier New" w:hint="default"/>
+      </w:rPr>
+    </w:lvl>
+    <w:lvl w:ilvl="5" w:tplc="04090005" w:tentative="1">
+      <w:start w:val="1"/>
+      <w:numFmt w:val="bullet"/>
+      <w:lvlText w:val=""/>
+      <w:lvlJc w:val="left"/>
+      <w:pPr>
+        <w:ind w:left="4954" w:hanging="360"/>
+      </w:pPr>
+      <w:rPr>
+        <w:rFonts w:ascii="Wingdings" w:hAnsi="Wingdings" w:hint="default"/>
+      </w:rPr>
+    </w:lvl>
+    <w:lvl w:ilvl="6" w:tplc="04090001" w:tentative="1">
+      <w:start w:val="1"/>
+      <w:numFmt w:val="bullet"/>
+      <w:lvlText w:val=""/>
+      <w:lvlJc w:val="left"/>
+      <w:pPr>
+        <w:ind w:left="5674" w:hanging="360"/>
+      </w:pPr>
+      <w:rPr>
+        <w:rFonts w:ascii="Symbol" w:hAnsi="Symbol" w:hint="default"/>
+      </w:rPr>
+    </w:lvl>
+    <w:lvl w:ilvl="7" w:tplc="04090003" w:tentative="1">
+      <w:start w:val="1"/>
+      <w:numFmt w:val="bullet"/>
+      <w:lvlText w:val="o"/>
+      <w:lvlJc w:val="left"/>
+      <w:pPr>
+        <w:ind w:left="6394" w:hanging="360"/>
+      </w:pPr>
+      <w:rPr>
+        <w:rFonts w:ascii="Courier New" w:hAnsi="Courier New" w:cs="Courier New" w:hint="default"/>
+      </w:rPr>
+    </w:lvl>
+    <w:lvl w:ilvl="8" w:tplc="04090005" w:tentative="1">
+      <w:start w:val="1"/>
+      <w:numFmt w:val="bullet"/>
+      <w:lvlText w:val=""/>
+      <w:lvlJc w:val="left"/>
+      <w:pPr>
+        <w:ind w:left="7114" w:hanging="360"/>
+      </w:pPr>
+      <w:rPr>
+        <w:rFonts w:ascii="Wingdings" w:hAnsi="Wingdings" w:hint="default"/>
+      </w:rPr>
+    </w:lvl>
+  </w:abstractNum>
+  <w:abstractNum w:abstractNumId="6" w15:restartNumberingAfterBreak="0">
     <w:nsid w:val="318D1D34"/>
     <w:multiLevelType w:val="hybridMultilevel"/>
     <w:tmpl w:val="26004DEE"/>
@@ -11354,7 +12329,7 @@
       </w:rPr>
     </w:lvl>
   </w:abstractNum>
-  <w:abstractNum w:abstractNumId="6" w15:restartNumberingAfterBreak="0">
+  <w:abstractNum w:abstractNumId="7" w15:restartNumberingAfterBreak="0">
     <w:nsid w:val="321B0305"/>
     <w:multiLevelType w:val="hybridMultilevel"/>
     <w:tmpl w:val="8228B96A"/>
@@ -11440,7 +12415,7 @@
       </w:pPr>
     </w:lvl>
   </w:abstractNum>
-  <w:abstractNum w:abstractNumId="7" w15:restartNumberingAfterBreak="0">
+  <w:abstractNum w:abstractNumId="8" w15:restartNumberingAfterBreak="0">
     <w:nsid w:val="3B0C03BF"/>
     <w:multiLevelType w:val="hybridMultilevel"/>
     <w:tmpl w:val="C3FE677E"/>
@@ -11553,7 +12528,7 @@
       </w:rPr>
     </w:lvl>
   </w:abstractNum>
-  <w:abstractNum w:abstractNumId="8" w15:restartNumberingAfterBreak="0">
+  <w:abstractNum w:abstractNumId="9" w15:restartNumberingAfterBreak="0">
     <w:nsid w:val="3CFD7185"/>
     <w:multiLevelType w:val="hybridMultilevel"/>
     <w:tmpl w:val="69E8432E"/>
@@ -11666,7 +12641,7 @@
       </w:rPr>
     </w:lvl>
   </w:abstractNum>
-  <w:abstractNum w:abstractNumId="9" w15:restartNumberingAfterBreak="0">
+  <w:abstractNum w:abstractNumId="10" w15:restartNumberingAfterBreak="0">
     <w:nsid w:val="49BC0010"/>
     <w:multiLevelType w:val="multilevel"/>
     <w:tmpl w:val="06A8B1BA"/>
@@ -11815,7 +12790,7 @@
       </w:rPr>
     </w:lvl>
   </w:abstractNum>
-  <w:abstractNum w:abstractNumId="10" w15:restartNumberingAfterBreak="0">
+  <w:abstractNum w:abstractNumId="11" w15:restartNumberingAfterBreak="0">
     <w:nsid w:val="4D323D19"/>
     <w:multiLevelType w:val="hybridMultilevel"/>
     <w:tmpl w:val="33CA2B98"/>
@@ -11901,7 +12876,7 @@
       </w:pPr>
     </w:lvl>
   </w:abstractNum>
-  <w:abstractNum w:abstractNumId="11" w15:restartNumberingAfterBreak="0">
+  <w:abstractNum w:abstractNumId="12" w15:restartNumberingAfterBreak="0">
     <w:nsid w:val="50173750"/>
     <w:multiLevelType w:val="hybridMultilevel"/>
     <w:tmpl w:val="840C4908"/>
@@ -12034,7 +13009,7 @@
       </w:rPr>
     </w:lvl>
   </w:abstractNum>
-  <w:abstractNum w:abstractNumId="12" w15:restartNumberingAfterBreak="0">
+  <w:abstractNum w:abstractNumId="13" w15:restartNumberingAfterBreak="0">
     <w:nsid w:val="52C461CF"/>
     <w:multiLevelType w:val="hybridMultilevel"/>
     <w:tmpl w:val="39583822"/>
@@ -12147,7 +13122,7 @@
       </w:rPr>
     </w:lvl>
   </w:abstractNum>
-  <w:abstractNum w:abstractNumId="13" w15:restartNumberingAfterBreak="0">
+  <w:abstractNum w:abstractNumId="14" w15:restartNumberingAfterBreak="0">
     <w:nsid w:val="59F963D5"/>
     <w:multiLevelType w:val="multilevel"/>
     <w:tmpl w:val="3ABCCAB8"/>
@@ -12296,7 +13271,124 @@
       </w:rPr>
     </w:lvl>
   </w:abstractNum>
-  <w:abstractNum w:abstractNumId="14" w15:restartNumberingAfterBreak="0">
+  <w:abstractNum w:abstractNumId="15" w15:restartNumberingAfterBreak="0">
+    <w:nsid w:val="5E356E90"/>
+    <w:multiLevelType w:val="multilevel"/>
+    <w:tmpl w:val="AA7E1D5E"/>
+    <w:lvl w:ilvl="0">
+      <w:start w:val="1"/>
+      <w:numFmt w:val="decimal"/>
+      <w:lvlText w:val="%1."/>
+      <w:lvlJc w:val="left"/>
+      <w:pPr>
+        <w:tabs>
+          <w:tab w:val="num" w:pos="720"/>
+        </w:tabs>
+        <w:ind w:left="720" w:hanging="360"/>
+      </w:pPr>
+    </w:lvl>
+    <w:lvl w:ilvl="1">
+      <w:start w:val="1"/>
+      <w:numFmt w:val="bullet"/>
+      <w:lvlText w:val="o"/>
+      <w:lvlJc w:val="left"/>
+      <w:pPr>
+        <w:tabs>
+          <w:tab w:val="num" w:pos="1440"/>
+        </w:tabs>
+        <w:ind w:left="1440" w:hanging="360"/>
+      </w:pPr>
+      <w:rPr>
+        <w:rFonts w:ascii="Courier New" w:hAnsi="Courier New" w:hint="default"/>
+        <w:sz w:val="20"/>
+      </w:rPr>
+    </w:lvl>
+    <w:lvl w:ilvl="2" w:tentative="1">
+      <w:start w:val="1"/>
+      <w:numFmt w:val="decimal"/>
+      <w:lvlText w:val="%3."/>
+      <w:lvlJc w:val="left"/>
+      <w:pPr>
+        <w:tabs>
+          <w:tab w:val="num" w:pos="2160"/>
+        </w:tabs>
+        <w:ind w:left="2160" w:hanging="360"/>
+      </w:pPr>
+    </w:lvl>
+    <w:lvl w:ilvl="3" w:tentative="1">
+      <w:start w:val="1"/>
+      <w:numFmt w:val="decimal"/>
+      <w:lvlText w:val="%4."/>
+      <w:lvlJc w:val="left"/>
+      <w:pPr>
+        <w:tabs>
+          <w:tab w:val="num" w:pos="2880"/>
+        </w:tabs>
+        <w:ind w:left="2880" w:hanging="360"/>
+      </w:pPr>
+    </w:lvl>
+    <w:lvl w:ilvl="4" w:tentative="1">
+      <w:start w:val="1"/>
+      <w:numFmt w:val="decimal"/>
+      <w:lvlText w:val="%5."/>
+      <w:lvlJc w:val="left"/>
+      <w:pPr>
+        <w:tabs>
+          <w:tab w:val="num" w:pos="3600"/>
+        </w:tabs>
+        <w:ind w:left="3600" w:hanging="360"/>
+      </w:pPr>
+    </w:lvl>
+    <w:lvl w:ilvl="5" w:tentative="1">
+      <w:start w:val="1"/>
+      <w:numFmt w:val="decimal"/>
+      <w:lvlText w:val="%6."/>
+      <w:lvlJc w:val="left"/>
+      <w:pPr>
+        <w:tabs>
+          <w:tab w:val="num" w:pos="4320"/>
+        </w:tabs>
+        <w:ind w:left="4320" w:hanging="360"/>
+      </w:pPr>
+    </w:lvl>
+    <w:lvl w:ilvl="6" w:tentative="1">
+      <w:start w:val="1"/>
+      <w:numFmt w:val="decimal"/>
+      <w:lvlText w:val="%7."/>
+      <w:lvlJc w:val="left"/>
+      <w:pPr>
+        <w:tabs>
+          <w:tab w:val="num" w:pos="5040"/>
+        </w:tabs>
+        <w:ind w:left="5040" w:hanging="360"/>
+      </w:pPr>
+    </w:lvl>
+    <w:lvl w:ilvl="7" w:tentative="1">
+      <w:start w:val="1"/>
+      <w:numFmt w:val="decimal"/>
+      <w:lvlText w:val="%8."/>
+      <w:lvlJc w:val="left"/>
+      <w:pPr>
+        <w:tabs>
+          <w:tab w:val="num" w:pos="5760"/>
+        </w:tabs>
+        <w:ind w:left="5760" w:hanging="360"/>
+      </w:pPr>
+    </w:lvl>
+    <w:lvl w:ilvl="8" w:tentative="1">
+      <w:start w:val="1"/>
+      <w:numFmt w:val="decimal"/>
+      <w:lvlText w:val="%9."/>
+      <w:lvlJc w:val="left"/>
+      <w:pPr>
+        <w:tabs>
+          <w:tab w:val="num" w:pos="6480"/>
+        </w:tabs>
+        <w:ind w:left="6480" w:hanging="360"/>
+      </w:pPr>
+    </w:lvl>
+  </w:abstractNum>
+  <w:abstractNum w:abstractNumId="16" w15:restartNumberingAfterBreak="0">
     <w:nsid w:val="624C5B3E"/>
     <w:multiLevelType w:val="multilevel"/>
     <w:tmpl w:val="46049858"/>
@@ -12445,7 +13537,7 @@
       </w:rPr>
     </w:lvl>
   </w:abstractNum>
-  <w:abstractNum w:abstractNumId="15" w15:restartNumberingAfterBreak="0">
+  <w:abstractNum w:abstractNumId="17" w15:restartNumberingAfterBreak="0">
     <w:nsid w:val="661A3CDB"/>
     <w:multiLevelType w:val="multilevel"/>
     <w:tmpl w:val="B93A5622"/>
@@ -12594,7 +13686,7 @@
       </w:rPr>
     </w:lvl>
   </w:abstractNum>
-  <w:abstractNum w:abstractNumId="16" w15:restartNumberingAfterBreak="0">
+  <w:abstractNum w:abstractNumId="18" w15:restartNumberingAfterBreak="0">
     <w:nsid w:val="730C7504"/>
     <w:multiLevelType w:val="hybridMultilevel"/>
     <w:tmpl w:val="88824E56"/>
@@ -12680,7 +13772,156 @@
       </w:pPr>
     </w:lvl>
   </w:abstractNum>
-  <w:abstractNum w:abstractNumId="17" w15:restartNumberingAfterBreak="0">
+  <w:abstractNum w:abstractNumId="19" w15:restartNumberingAfterBreak="0">
+    <w:nsid w:val="75EC245F"/>
+    <w:multiLevelType w:val="multilevel"/>
+    <w:tmpl w:val="2782162A"/>
+    <w:lvl w:ilvl="0">
+      <w:start w:val="1"/>
+      <w:numFmt w:val="bullet"/>
+      <w:lvlText w:val=""/>
+      <w:lvlJc w:val="left"/>
+      <w:pPr>
+        <w:tabs>
+          <w:tab w:val="num" w:pos="720"/>
+        </w:tabs>
+        <w:ind w:left="720" w:hanging="360"/>
+      </w:pPr>
+      <w:rPr>
+        <w:rFonts w:ascii="Symbol" w:hAnsi="Symbol" w:hint="default"/>
+        <w:sz w:val="20"/>
+      </w:rPr>
+    </w:lvl>
+    <w:lvl w:ilvl="1" w:tentative="1">
+      <w:start w:val="1"/>
+      <w:numFmt w:val="bullet"/>
+      <w:lvlText w:val="o"/>
+      <w:lvlJc w:val="left"/>
+      <w:pPr>
+        <w:tabs>
+          <w:tab w:val="num" w:pos="1440"/>
+        </w:tabs>
+        <w:ind w:left="1440" w:hanging="360"/>
+      </w:pPr>
+      <w:rPr>
+        <w:rFonts w:ascii="Courier New" w:hAnsi="Courier New" w:hint="default"/>
+        <w:sz w:val="20"/>
+      </w:rPr>
+    </w:lvl>
+    <w:lvl w:ilvl="2" w:tentative="1">
+      <w:start w:val="1"/>
+      <w:numFmt w:val="bullet"/>
+      <w:lvlText w:val=""/>
+      <w:lvlJc w:val="left"/>
+      <w:pPr>
+        <w:tabs>
+          <w:tab w:val="num" w:pos="2160"/>
+        </w:tabs>
+        <w:ind w:left="2160" w:hanging="360"/>
+      </w:pPr>
+      <w:rPr>
+        <w:rFonts w:ascii="Wingdings" w:hAnsi="Wingdings" w:hint="default"/>
+        <w:sz w:val="20"/>
+      </w:rPr>
+    </w:lvl>
+    <w:lvl w:ilvl="3" w:tentative="1">
+      <w:start w:val="1"/>
+      <w:numFmt w:val="bullet"/>
+      <w:lvlText w:val=""/>
+      <w:lvlJc w:val="left"/>
+      <w:pPr>
+        <w:tabs>
+          <w:tab w:val="num" w:pos="2880"/>
+        </w:tabs>
+        <w:ind w:left="2880" w:hanging="360"/>
+      </w:pPr>
+      <w:rPr>
+        <w:rFonts w:ascii="Wingdings" w:hAnsi="Wingdings" w:hint="default"/>
+        <w:sz w:val="20"/>
+      </w:rPr>
+    </w:lvl>
+    <w:lvl w:ilvl="4" w:tentative="1">
+      <w:start w:val="1"/>
+      <w:numFmt w:val="bullet"/>
+      <w:lvlText w:val=""/>
+      <w:lvlJc w:val="left"/>
+      <w:pPr>
+        <w:tabs>
+          <w:tab w:val="num" w:pos="3600"/>
+        </w:tabs>
+        <w:ind w:left="3600" w:hanging="360"/>
+      </w:pPr>
+      <w:rPr>
+        <w:rFonts w:ascii="Wingdings" w:hAnsi="Wingdings" w:hint="default"/>
+        <w:sz w:val="20"/>
+      </w:rPr>
+    </w:lvl>
+    <w:lvl w:ilvl="5" w:tentative="1">
+      <w:start w:val="1"/>
+      <w:numFmt w:val="bullet"/>
+      <w:lvlText w:val=""/>
+      <w:lvlJc w:val="left"/>
+      <w:pPr>
+        <w:tabs>
+          <w:tab w:val="num" w:pos="4320"/>
+        </w:tabs>
+        <w:ind w:left="4320" w:hanging="360"/>
+      </w:pPr>
+      <w:rPr>
+        <w:rFonts w:ascii="Wingdings" w:hAnsi="Wingdings" w:hint="default"/>
+        <w:sz w:val="20"/>
+      </w:rPr>
+    </w:lvl>
+    <w:lvl w:ilvl="6" w:tentative="1">
+      <w:start w:val="1"/>
+      <w:numFmt w:val="bullet"/>
+      <w:lvlText w:val=""/>
+      <w:lvlJc w:val="left"/>
+      <w:pPr>
+        <w:tabs>
+          <w:tab w:val="num" w:pos="5040"/>
+        </w:tabs>
+        <w:ind w:left="5040" w:hanging="360"/>
+      </w:pPr>
+      <w:rPr>
+        <w:rFonts w:ascii="Wingdings" w:hAnsi="Wingdings" w:hint="default"/>
+        <w:sz w:val="20"/>
+      </w:rPr>
+    </w:lvl>
+    <w:lvl w:ilvl="7" w:tentative="1">
+      <w:start w:val="1"/>
+      <w:numFmt w:val="bullet"/>
+      <w:lvlText w:val=""/>
+      <w:lvlJc w:val="left"/>
+      <w:pPr>
+        <w:tabs>
+          <w:tab w:val="num" w:pos="5760"/>
+        </w:tabs>
+        <w:ind w:left="5760" w:hanging="360"/>
+      </w:pPr>
+      <w:rPr>
+        <w:rFonts w:ascii="Wingdings" w:hAnsi="Wingdings" w:hint="default"/>
+        <w:sz w:val="20"/>
+      </w:rPr>
+    </w:lvl>
+    <w:lvl w:ilvl="8" w:tentative="1">
+      <w:start w:val="1"/>
+      <w:numFmt w:val="bullet"/>
+      <w:lvlText w:val=""/>
+      <w:lvlJc w:val="left"/>
+      <w:pPr>
+        <w:tabs>
+          <w:tab w:val="num" w:pos="6480"/>
+        </w:tabs>
+        <w:ind w:left="6480" w:hanging="360"/>
+      </w:pPr>
+      <w:rPr>
+        <w:rFonts w:ascii="Wingdings" w:hAnsi="Wingdings" w:hint="default"/>
+        <w:sz w:val="20"/>
+      </w:rPr>
+    </w:lvl>
+  </w:abstractNum>
+  <w:abstractNum w:abstractNumId="20" w15:restartNumberingAfterBreak="0">
     <w:nsid w:val="7ADD42EC"/>
     <w:multiLevelType w:val="multilevel"/>
     <w:tmpl w:val="43462E54"/>
@@ -12829,7 +14070,7 @@
       </w:rPr>
     </w:lvl>
   </w:abstractNum>
-  <w:abstractNum w:abstractNumId="18" w15:restartNumberingAfterBreak="0">
+  <w:abstractNum w:abstractNumId="21" w15:restartNumberingAfterBreak="0">
     <w:nsid w:val="7C5E7C8F"/>
     <w:multiLevelType w:val="multilevel"/>
     <w:tmpl w:val="BE6E2B80"/>
@@ -12978,7 +14219,7 @@
       </w:rPr>
     </w:lvl>
   </w:abstractNum>
-  <w:abstractNum w:abstractNumId="19" w15:restartNumberingAfterBreak="0">
+  <w:abstractNum w:abstractNumId="22" w15:restartNumberingAfterBreak="0">
     <w:nsid w:val="7D3821AD"/>
     <w:multiLevelType w:val="multilevel"/>
     <w:tmpl w:val="60087A50"/>
@@ -13128,31 +14369,31 @@
     </w:lvl>
   </w:abstractNum>
   <w:num w:numId="1">
-    <w:abstractNumId w:val="5"/>
+    <w:abstractNumId w:val="6"/>
   </w:num>
   <w:num w:numId="2">
-    <w:abstractNumId w:val="11"/>
+    <w:abstractNumId w:val="12"/>
   </w:num>
   <w:num w:numId="3">
-    <w:abstractNumId w:val="19"/>
+    <w:abstractNumId w:val="22"/>
   </w:num>
   <w:num w:numId="4">
-    <w:abstractNumId w:val="17"/>
+    <w:abstractNumId w:val="20"/>
   </w:num>
   <w:num w:numId="5">
-    <w:abstractNumId w:val="9"/>
+    <w:abstractNumId w:val="10"/>
   </w:num>
   <w:num w:numId="6">
-    <w:abstractNumId w:val="14"/>
+    <w:abstractNumId w:val="16"/>
   </w:num>
   <w:num w:numId="7">
     <w:abstractNumId w:val="2"/>
   </w:num>
   <w:num w:numId="8">
-    <w:abstractNumId w:val="15"/>
+    <w:abstractNumId w:val="17"/>
   </w:num>
   <w:num w:numId="9">
-    <w:abstractNumId w:val="13"/>
+    <w:abstractNumId w:val="14"/>
   </w:num>
   <w:num w:numId="10">
     <w:abstractNumId w:val="1"/>
@@ -13161,31 +14402,40 @@
     <w:abstractNumId w:val="3"/>
   </w:num>
   <w:num w:numId="12">
-    <w:abstractNumId w:val="12"/>
+    <w:abstractNumId w:val="13"/>
   </w:num>
   <w:num w:numId="13">
-    <w:abstractNumId w:val="10"/>
+    <w:abstractNumId w:val="11"/>
   </w:num>
   <w:num w:numId="14">
-    <w:abstractNumId w:val="16"/>
+    <w:abstractNumId w:val="18"/>
   </w:num>
   <w:num w:numId="15">
     <w:abstractNumId w:val="0"/>
   </w:num>
   <w:num w:numId="16">
+    <w:abstractNumId w:val="9"/>
+  </w:num>
+  <w:num w:numId="17">
     <w:abstractNumId w:val="8"/>
   </w:num>
-  <w:num w:numId="17">
+  <w:num w:numId="18">
     <w:abstractNumId w:val="7"/>
-  </w:num>
-  <w:num w:numId="18">
-    <w:abstractNumId w:val="6"/>
   </w:num>
   <w:num w:numId="19">
     <w:abstractNumId w:val="4"/>
   </w:num>
   <w:num w:numId="20">
-    <w:abstractNumId w:val="18"/>
+    <w:abstractNumId w:val="21"/>
+  </w:num>
+  <w:num w:numId="21">
+    <w:abstractNumId w:val="19"/>
+  </w:num>
+  <w:num w:numId="22">
+    <w:abstractNumId w:val="15"/>
+  </w:num>
+  <w:num w:numId="23">
+    <w:abstractNumId w:val="5"/>
   </w:num>
 </w:numbering>
 </file>
@@ -13595,6 +14845,29 @@
       <w:lang w:val="es-ES"/>
     </w:rPr>
   </w:style>
+  <w:style w:type="paragraph" w:styleId="Ttulo2">
+    <w:name w:val="heading 2"/>
+    <w:basedOn w:val="Normal"/>
+    <w:next w:val="Normal"/>
+    <w:link w:val="Ttulo2Car"/>
+    <w:uiPriority w:val="9"/>
+    <w:semiHidden/>
+    <w:unhideWhenUsed/>
+    <w:qFormat/>
+    <w:rsid w:val="00913FF3"/>
+    <w:pPr>
+      <w:keepNext/>
+      <w:keepLines/>
+      <w:spacing w:before="40"/>
+      <w:outlineLvl w:val="1"/>
+    </w:pPr>
+    <w:rPr>
+      <w:rFonts w:asciiTheme="majorHAnsi" w:eastAsiaTheme="majorEastAsia" w:hAnsiTheme="majorHAnsi" w:cstheme="majorBidi"/>
+      <w:color w:val="365F91" w:themeColor="accent1" w:themeShade="BF"/>
+      <w:sz w:val="26"/>
+      <w:szCs w:val="26"/>
+    </w:rPr>
+  </w:style>
   <w:style w:type="paragraph" w:styleId="Ttulo3">
     <w:name w:val="heading 3"/>
     <w:basedOn w:val="Normal"/>
@@ -13965,6 +15238,21 @@
       <w:szCs w:val="28"/>
       <w:lang w:val="es-AR"/>
       <w14:ligatures w14:val="standardContextual"/>
+    </w:rPr>
+  </w:style>
+  <w:style w:type="character" w:customStyle="1" w:styleId="Ttulo2Car">
+    <w:name w:val="Título 2 Car"/>
+    <w:basedOn w:val="Fuentedeprrafopredeter"/>
+    <w:link w:val="Ttulo2"/>
+    <w:uiPriority w:val="9"/>
+    <w:semiHidden/>
+    <w:rsid w:val="00913FF3"/>
+    <w:rPr>
+      <w:rFonts w:asciiTheme="majorHAnsi" w:eastAsiaTheme="majorEastAsia" w:hAnsiTheme="majorHAnsi" w:cstheme="majorBidi"/>
+      <w:color w:val="365F91" w:themeColor="accent1" w:themeShade="BF"/>
+      <w:sz w:val="26"/>
+      <w:szCs w:val="26"/>
+      <w:lang w:val="es-ES"/>
     </w:rPr>
   </w:style>
 </w:styles>

--- a/4to Año/Comunicaciones II/TP3.docx
+++ b/4to Año/Comunicaciones II/TP3.docx
@@ -2778,45 +2778,70 @@
     <w:p>
       <w:pPr>
         <w:ind w:left="1354"/>
-      </w:pPr>
-      <w:r>
-        <w:t xml:space="preserve">Una </w:t>
-      </w:r>
-      <w:r>
-        <w:rPr>
-          <w:b/>
-          <w:bCs/>
+        <w:jc w:val="both"/>
+      </w:pPr>
+      <w:r>
+        <w:t xml:space="preserve">El </w:t>
+      </w:r>
+      <w:r>
+        <w:rPr>
+          <w:rStyle w:val="Textoennegrita"/>
         </w:rPr>
         <w:t>OTN</w:t>
       </w:r>
       <w:r>
-        <w:t xml:space="preserve"> es una infraestructura diseñada para </w:t>
-      </w:r>
-      <w:r>
-        <w:rPr>
-          <w:b/>
-          <w:bCs/>
-        </w:rPr>
-        <w:t>transportar datos digitales a través de redes de fibra óptica</w:t>
-      </w:r>
-      <w:r>
-        <w:t xml:space="preserve">, estandarizada por la </w:t>
-      </w:r>
-      <w:r>
-        <w:rPr>
-          <w:b/>
-          <w:bCs/>
-        </w:rPr>
-        <w:t>ITU-T (G.709)</w:t>
+        <w:t xml:space="preserve"> es una arquitectura de transporte óptico estandarizada por la UIT-T (series </w:t>
+      </w:r>
+      <w:r>
+        <w:rPr>
+          <w:rStyle w:val="Textoennegrita"/>
+        </w:rPr>
+        <w:t>G.709/G.872</w:t>
+      </w:r>
+      <w:r>
+        <w:t xml:space="preserve">) que define cómo encapsular, multiplexar y gestionar distintos tipos de tráfico digital (Ethernet, SDH/SONET, </w:t>
+      </w:r>
+      <w:proofErr w:type="spellStart"/>
+      <w:r>
+        <w:t>Fibre</w:t>
+      </w:r>
+      <w:proofErr w:type="spellEnd"/>
+      <w:r>
+        <w:t xml:space="preserve"> </w:t>
+      </w:r>
+      <w:proofErr w:type="spellStart"/>
+      <w:r>
+        <w:t>Channel</w:t>
+      </w:r>
+      <w:proofErr w:type="spellEnd"/>
+      <w:r>
+        <w:t xml:space="preserve">, etc.) sobre redes ópticas de gran capacidad, típicamente basadas en </w:t>
+      </w:r>
+      <w:r>
+        <w:rPr>
+          <w:rStyle w:val="Textoennegrita"/>
+        </w:rPr>
+        <w:t>DWDM</w:t>
       </w:r>
       <w:r>
         <w:t>.</w:t>
       </w:r>
-    </w:p>
-    <w:p>
-      <w:pPr>
-        <w:ind w:left="1354"/>
-      </w:pPr>
+      <w:r>
+        <w:br/>
+        <w:t xml:space="preserve">Se lo suele llamar el </w:t>
+      </w:r>
+      <w:r>
+        <w:rPr>
+          <w:rStyle w:val="Textoennegrita"/>
+        </w:rPr>
+        <w:t>“SDH del mundo óptico”</w:t>
+      </w:r>
+      <w:r>
+        <w:t>, porque cumple un rol equivalente: llevar múltiples servicios de forma unificada y gestionable, pero a velocidades mucho mayores.</w:t>
+      </w:r>
+      <w:r>
+        <w:t xml:space="preserve"> </w:t>
+      </w:r>
       <w:r>
         <w:t>Se considera una evolución de SONET/SDH, pero optimizada para:</w:t>
       </w:r>
@@ -3097,7 +3122,14 @@
         <w:rPr>
           <w:color w:val="FF0000"/>
         </w:rPr>
-        <w:t xml:space="preserve"> flujos independientes en polarizaciones ortogonales (X e Y), lo que duplica la capacidad por longitud de onda. En los desarrollos más recientes aparece también la </w:t>
+        <w:t xml:space="preserve"> </w:t>
+      </w:r>
+      <w:r>
+        <w:rPr>
+          <w:color w:val="FF0000"/>
+        </w:rPr>
+        <w:lastRenderedPageBreak/>
+        <w:t xml:space="preserve">flujos independientes en polarizaciones ortogonales (X e Y), lo que duplica la capacidad por longitud de onda. En los desarrollos más recientes aparece también la </w:t>
       </w:r>
       <w:r>
         <w:rPr>
@@ -3110,14 +3142,7 @@
         <w:rPr>
           <w:color w:val="FF0000"/>
         </w:rPr>
-        <w:t xml:space="preserve">, que aprovecha múltiples núcleos en fibras multinúcleo o distintos modos en fibras multimodo, </w:t>
-      </w:r>
-      <w:r>
-        <w:rPr>
-          <w:color w:val="FF0000"/>
-        </w:rPr>
-        <w:lastRenderedPageBreak/>
-        <w:t xml:space="preserve">abriendo un nuevo eje de escalabilidad mediante el llamado </w:t>
+        <w:t xml:space="preserve">, que aprovecha múltiples núcleos en fibras multinúcleo o distintos modos en fibras multimodo, abriendo un nuevo eje de escalabilidad mediante el llamado </w:t>
       </w:r>
       <w:proofErr w:type="spellStart"/>
       <w:r>
@@ -5190,11 +5215,8 @@
         <w:jc w:val="both"/>
       </w:pPr>
       <w:r>
-        <w:t xml:space="preserve">Para TDM, la velocidad de transmisión alcanzada por el medio debe ser al menos igual a la suma de las velocidades de cada una de las señales. Por lo tanto, como tenemos 50 señales con una </w:t>
-      </w:r>
-      <w:r>
         <w:lastRenderedPageBreak/>
-        <w:t>velocidad de datos de 20 kbps</w:t>
+        <w:t>Para TDM, la velocidad de transmisión alcanzada por el medio debe ser al menos igual a la suma de las velocidades de cada una de las señales. Por lo tanto, como tenemos 50 señales con una velocidad de datos de 20 kbps</w:t>
       </w:r>
       <w:r>
         <w:t>, el medio deberá tener una velocidad de 1 Mbps. Como codificamos con NRZ, el ancho de banda necesario es la mitad de la velocidad de datos de la señal. Entonces el ancho de banda necesarios es 500 kHz.</w:t>
@@ -6232,6 +6254,7 @@
         <w:spacing w:before="35"/>
       </w:pPr>
       <w:r>
+        <w:lastRenderedPageBreak/>
         <w:tab/>
       </w:r>
     </w:p>
@@ -6374,11 +6397,7 @@
         <w:t xml:space="preserve"> </w:t>
       </w:r>
       <w:r>
-        <w:t xml:space="preserve">5 </w:t>
-      </w:r>
-      <w:r>
-        <w:lastRenderedPageBreak/>
-        <w:t>kbps. Defina: tamaño de la trama. Número de ranuras temporales asignadas a cada origen.</w:t>
+        <w:t>5 kbps. Defina: tamaño de la trama. Número de ranuras temporales asignadas a cada origen.</w:t>
       </w:r>
       <w:r>
         <w:rPr>
@@ -7802,6 +7821,7 @@
         <w:rPr>
           <w:noProof/>
         </w:rPr>
+        <w:lastRenderedPageBreak/>
         <w:drawing>
           <wp:inline distT="0" distB="0" distL="0" distR="0" wp14:anchorId="72E70B0D" wp14:editId="6D19BED8">
             <wp:extent cx="5125720" cy="1320229"/>
@@ -7850,11 +7870,7 @@
       </w:pPr>
       <w:r>
         <w:tab/>
-        <w:t xml:space="preserve">Una trama E1 consta de 32 ranuras temporales correspondiente a los 32 canales digitalizados. </w:t>
-      </w:r>
-      <w:r>
-        <w:lastRenderedPageBreak/>
-        <w:t>Cada una de las ranuras está compuesta por 8 bits. Se destinan 30 canales para transmitir datos y dos canales (0 y 16) para enviar datos de señalización. El Canal 0 se utiliza principalmente para sincronización de trama, bits de control y supervisión del enlace. Permite que el receptor identifique el inicio de cada trama y mantenga la sincronización del flujo de bits. El Canal 16 se utiliza para señalización, especialmente en servicios como ISDN o para transporte de información de control (alarmas, mensajes de supervisión).</w:t>
+        <w:t>Una trama E1 consta de 32 ranuras temporales correspondiente a los 32 canales digitalizados. Cada una de las ranuras está compuesta por 8 bits. Se destinan 30 canales para transmitir datos y dos canales (0 y 16) para enviar datos de señalización. El Canal 0 se utiliza principalmente para sincronización de trama, bits de control y supervisión del enlace. Permite que el receptor identifique el inicio de cada trama y mantenga la sincronización del flujo de bits. El Canal 16 se utiliza para señalización, especialmente en servicios como ISDN o para transporte de información de control (alarmas, mensajes de supervisión).</w:t>
       </w:r>
     </w:p>
     <w:p>
@@ -9222,7 +9238,11 @@
       </w:r>
       <w:proofErr w:type="spellEnd"/>
       <w:r>
-        <w:t>. Así, en el nivel 2, la portadora E2 agrupa 4 entradas E1 resultando una velocidad de 8.448Mbps, y así sucesivamente. En el otro estándar, y usando órdenes de multiplicidad distintos, a partir de T1 se han especificado enlaces T2, T3, etc.</w:t>
+        <w:t xml:space="preserve">. Así, en el nivel 2, la portadora E2 agrupa 4 entradas </w:t>
+      </w:r>
+      <w:r>
+        <w:lastRenderedPageBreak/>
+        <w:t>E1 resultando una velocidad de 8.448Mbps, y así sucesivamente. En el otro estándar, y usando órdenes de multiplicidad distintos, a partir de T1 se han especificado enlaces T2, T3, etc.</w:t>
       </w:r>
       <w:r>
         <w:t xml:space="preserve"> </w:t>
@@ -9241,7 +9261,6 @@
         <w:rPr>
           <w:noProof/>
         </w:rPr>
-        <w:lastRenderedPageBreak/>
         <w:drawing>
           <wp:inline distT="0" distB="0" distL="0" distR="0" wp14:anchorId="5D08EF83" wp14:editId="1959082E">
             <wp:extent cx="6040120" cy="1310640"/>
@@ -9918,7 +9937,6 @@
         </w:rPr>
       </w:pPr>
       <w:r>
-        <w:lastRenderedPageBreak/>
         <w:tab/>
         <w:t xml:space="preserve">V = capacidad STM-64/capacidad E5 = </w:t>
       </w:r>

--- a/4to Año/Comunicaciones II/TP3.docx
+++ b/4to Año/Comunicaciones II/TP3.docx
@@ -2803,7 +2803,10 @@
       </w:r>
       <w:proofErr w:type="spellStart"/>
       <w:r>
-        <w:t>Fibre</w:t>
+        <w:t>Fibe</w:t>
+      </w:r>
+      <w:r>
+        <w:t>r</w:t>
       </w:r>
       <w:proofErr w:type="spellEnd"/>
       <w:r>
@@ -6215,7 +6218,13 @@
         <w:ind w:left="590"/>
       </w:pPr>
       <w:r>
-        <w:t xml:space="preserve">Utilizaré modulación AM con banda lateral única. </w:t>
+        <w:t>Utilizaré modulación AM con banda lateral única</w:t>
+      </w:r>
+      <w:r>
+        <w:t xml:space="preserve"> ya que AM nos permite optimizar el uso del ancho de banda</w:t>
+      </w:r>
+      <w:r>
+        <w:t xml:space="preserve">. </w:t>
       </w:r>
     </w:p>
     <w:p>
@@ -6245,6 +6254,7 @@
         <w:ind w:left="590"/>
       </w:pPr>
       <w:r>
+        <w:lastRenderedPageBreak/>
         <w:t xml:space="preserve"> </w:t>
       </w:r>
     </w:p>
@@ -6254,7 +6264,6 @@
         <w:spacing w:before="35"/>
       </w:pPr>
       <w:r>
-        <w:lastRenderedPageBreak/>
         <w:tab/>
       </w:r>
     </w:p>
@@ -7094,20 +7103,9 @@
         <w:ind w:left="1894" w:hanging="389"/>
         <w:jc w:val="both"/>
       </w:pPr>
-      <w:proofErr w:type="gramStart"/>
-      <w:r>
-        <w:t>¿</w:t>
-      </w:r>
-      <w:r>
-        <w:rPr>
-          <w:spacing w:val="-7"/>
-        </w:rPr>
-        <w:t xml:space="preserve"> </w:t>
-      </w:r>
-      <w:r>
-        <w:t>Esto</w:t>
-      </w:r>
-      <w:proofErr w:type="gramEnd"/>
+      <w:r>
+        <w:t>¿Esto</w:t>
+      </w:r>
       <w:r>
         <w:rPr>
           <w:spacing w:val="-4"/>
@@ -7651,6 +7649,24 @@
           <w:spacing w:val="-2"/>
         </w:rPr>
         <w:t>.</w:t>
+      </w:r>
+      <w:r>
+        <w:rPr>
+          <w:spacing w:val="-2"/>
+        </w:rPr>
+        <w:t xml:space="preserve"> </w:t>
+      </w:r>
+      <w:r>
+        <w:t xml:space="preserve">El objetivo de la </w:t>
+      </w:r>
+      <w:r>
+        <w:rPr>
+          <w:rStyle w:val="mord"/>
+        </w:rPr>
+        <w:t>PDH</w:t>
+      </w:r>
+      <w:r>
+        <w:t xml:space="preserve"> es combinar múltiples flujos de datos de baja velocidad en un único flujo de alta velocidad (multiplexación TDM).</w:t>
       </w:r>
     </w:p>
     <w:p>
